--- a/certificates/year - Temp - Ar - D - SBS - حسن نور حسين نور - DEFAULT.docx
+++ b/certificates/year - Temp - Ar - D - SBS - حسن نور حسين نور - DEFAULT.docx
@@ -29,13 +29,13 @@
         <mc:AlternateContent>
           <mc:Choice Requires="wps">
             <w:drawing>
-              <wp:anchor distT="0" distB="0" distL="114300" distR="114300" simplePos="0" relativeHeight="251659264" behindDoc="0" locked="0" layoutInCell="1" allowOverlap="1" wp14:anchorId="6AB004C9" wp14:editId="33DB7651">
+              <wp:anchor distT="0" distB="0" distL="114300" distR="114300" simplePos="0" relativeHeight="251659264" behindDoc="0" locked="0" layoutInCell="1" allowOverlap="1" wp14:anchorId="5F0150BB" wp14:editId="5082F9BD">
                 <wp:simplePos x="0" y="0"/>
                 <wp:positionH relativeFrom="column">
-                  <wp:posOffset>5228392</wp:posOffset>
+                  <wp:posOffset>665480</wp:posOffset>
                 </wp:positionH>
                 <wp:positionV relativeFrom="paragraph">
-                  <wp:posOffset>-850867</wp:posOffset>
+                  <wp:posOffset>-812165</wp:posOffset>
                 </wp:positionV>
                 <wp:extent cx="1076325" cy="1228725"/>
                 <wp:effectExtent l="0" t="0" r="28575" b="28575"/>
@@ -91,9 +91,9 @@
               </wp:anchor>
             </w:drawing>
           </mc:Choice>
-          <mc:Fallback xmlns:w16cei="http://schemas.microsoft.com/office/word/2026/wordml/cei">
+          <mc:Fallback>
             <w:pict>
-              <v:rect w14:anchorId="074BCC88" id="Rectangle 1" o:spid="_x0000_s1026" style="position:absolute;margin-left:411.7pt;margin-top:-67pt;width:84.75pt;height:96.75pt;z-index:251659264;visibility:visible;mso-wrap-style:square;mso-wrap-distance-left:9pt;mso-wrap-distance-top:0;mso-wrap-distance-right:9pt;mso-wrap-distance-bottom:0;mso-position-horizontal:absolute;mso-position-horizontal-relative:text;mso-position-vertical:absolute;mso-position-vertical-relative:text;v-text-anchor:middle" o:gfxdata="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" filled="f" strokecolor="black [3200]">
+              <v:rect w14:anchorId="37D15114" id="Rectangle 1" o:spid="_x0000_s1026" style="position:absolute;margin-left:52.4pt;margin-top:-63.95pt;width:84.75pt;height:96.75pt;z-index:251659264;visibility:visible;mso-wrap-style:square;mso-wrap-distance-left:9pt;mso-wrap-distance-top:0;mso-wrap-distance-right:9pt;mso-wrap-distance-bottom:0;mso-position-horizontal:absolute;mso-position-horizontal-relative:text;mso-position-vertical:absolute;mso-position-vertical-relative:text;v-text-anchor:middle" o:gfxdata="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" filled="f" strokecolor="black [3200]">
                 <v:stroke joinstyle="round"/>
               </v:rect>
             </w:pict>
@@ -155,6 +155,7 @@
           <w:bCs/>
           <w:sz w:val="24"/>
           <w:szCs w:val="24"/>
+          <w:u w:val="single"/>
           <w:rtl/>
           <w:lang w:bidi="ar-IQ"/>
         </w:rPr>
@@ -165,7 +166,7 @@
       <w:tblPr>
         <w:tblStyle w:val="TableGrid"/>
         <w:bidiVisual/>
-        <w:tblW w:w="0" w:type="auto"/>
+        <w:tblW w:w="10466" w:type="dxa"/>
         <w:tblBorders>
           <w:top w:val="none" w:sz="0" w:space="0" w:color="auto"/>
           <w:left w:val="none" w:sz="0" w:space="0" w:color="auto"/>
@@ -178,15 +179,16 @@
         <w:tblLook w:val="04A0" w:firstRow="1" w:lastRow="0" w:firstColumn="1" w:lastColumn="0" w:noHBand="0" w:noVBand="1"/>
       </w:tblPr>
       <w:tblGrid>
-        <w:gridCol w:w="3240"/>
-        <w:gridCol w:w="2997"/>
-        <w:gridCol w:w="2369"/>
+        <w:gridCol w:w="4265"/>
+        <w:gridCol w:w="1890"/>
+        <w:gridCol w:w="7"/>
+        <w:gridCol w:w="2444"/>
         <w:gridCol w:w="1860"/>
       </w:tblGrid>
       <w:tr>
         <w:tc>
           <w:tcPr>
-            <w:tcW w:w="6237" w:type="dxa"/>
+            <w:tcW w:w="6155" w:type="dxa"/>
             <w:gridSpan w:val="2"/>
           </w:tcPr>
           <w:p>
@@ -209,6 +211,7 @@
               </w:rPr>
               <w:t xml:space="preserve">الاسم الكامل: </w:t>
             </w:r>
+            <w:bookmarkStart w:id="0" w:name="StudentNameBK"/>
             <w:r>
               <w:rPr>
                 <w:rFonts w:asciiTheme="minorBidi" w:hAnsiTheme="minorBidi" w:cstheme="minorBidi"/>
@@ -219,11 +222,13 @@
               </w:rPr>
               <w:t xml:space="preserve">حسن نور حسين نور</w:t>
             </w:r>
-          </w:p>
-        </w:tc>
-        <w:tc>
-          <w:tcPr>
-            <w:tcW w:w="2369" w:type="dxa"/>
+            <w:bookmarkEnd w:id="0"/>
+          </w:p>
+        </w:tc>
+        <w:tc>
+          <w:tcPr>
+            <w:tcW w:w="2451" w:type="dxa"/>
+            <w:gridSpan w:val="2"/>
           </w:tcPr>
           <w:p>
             <w:pPr>
@@ -259,7 +264,7 @@
       <w:tr>
         <w:tc>
           <w:tcPr>
-            <w:tcW w:w="6237" w:type="dxa"/>
+            <w:tcW w:w="6155" w:type="dxa"/>
             <w:gridSpan w:val="2"/>
           </w:tcPr>
           <w:p>
@@ -289,14 +294,14 @@
                 <w:szCs w:val="24"/>
                 <w:lang w:bidi="ar-IQ"/>
               </w:rPr>
-              <w:t xml:space="preserve">٠١-٠١-٢٠٠٣ -البصرة</w:t>
-            </w:r>
-          </w:p>
-        </w:tc>
-        <w:tc>
-          <w:tcPr>
-            <w:tcW w:w="4229" w:type="dxa"/>
-            <w:gridSpan w:val="2"/>
+              <w:t xml:space="preserve">‎٢٠٠٣/٠١/٠١‎ -البصرة</w:t>
+            </w:r>
+          </w:p>
+        </w:tc>
+        <w:tc>
+          <w:tcPr>
+            <w:tcW w:w="4311" w:type="dxa"/>
+            <w:gridSpan w:val="3"/>
           </w:tcPr>
           <w:p>
             <w:pPr>
@@ -311,12 +316,21 @@
             </w:pPr>
             <w:r>
               <w:rPr>
+                <w:rFonts w:asciiTheme="minorBidi" w:hAnsiTheme="minorBidi" w:cstheme="minorBidi" w:hint="cs"/>
+                <w:sz w:val="24"/>
+                <w:szCs w:val="24"/>
+                <w:rtl/>
+              </w:rPr>
+              <w:t>الجنسية</w:t>
+            </w:r>
+            <w:r>
+              <w:rPr>
                 <w:rFonts w:asciiTheme="minorBidi" w:hAnsiTheme="minorBidi" w:cstheme="minorBidi"/>
                 <w:sz w:val="24"/>
                 <w:szCs w:val="24"/>
                 <w:rtl/>
               </w:rPr>
-              <w:t xml:space="preserve">الهوية: </w:t>
+              <w:t xml:space="preserve">: </w:t>
             </w:r>
             <w:r>
               <w:rPr>
@@ -334,7 +348,84 @@
       <w:tr>
         <w:tc>
           <w:tcPr>
-            <w:tcW w:w="3240" w:type="dxa"/>
+            <w:tcW w:w="6162" w:type="dxa"/>
+            <w:gridSpan w:val="3"/>
+          </w:tcPr>
+          <w:p>
+            <w:pPr>
+              <w:keepNext/>
+              <w:spacing w:after="0" w:line="240" w:lineRule="auto"/>
+              <w:rPr>
+                <w:rFonts w:asciiTheme="minorBidi" w:hAnsiTheme="minorBidi" w:cstheme="minorBidi"/>
+                <w:sz w:val="24"/>
+                <w:szCs w:val="24"/>
+                <w:lang w:bidi="ar-IQ"/>
+              </w:rPr>
+            </w:pPr>
+            <w:r>
+              <w:rPr>
+                <w:rFonts w:asciiTheme="minorBidi" w:hAnsiTheme="minorBidi" w:cstheme="minorBidi"/>
+                <w:sz w:val="24"/>
+                <w:szCs w:val="24"/>
+                <w:rtl/>
+              </w:rPr>
+              <w:t xml:space="preserve">سنة القبول: </w:t>
+            </w:r>
+            <w:r>
+              <w:rPr>
+                <w:rFonts w:asciiTheme="minorBidi" w:hAnsiTheme="minorBidi" w:cstheme="minorBidi"/>
+                <w:sz w:val="24"/>
+                <w:szCs w:val="24"/>
+                <w:rtl/>
+                <w:lang w:bidi="ar-IQ"/>
+              </w:rPr>
+              <w:t xml:space="preserve">‎٢٠٢١/٢٠/٠٢‎</w:t>
+            </w:r>
+          </w:p>
+        </w:tc>
+        <w:tc>
+          <w:tcPr>
+            <w:tcW w:w="4304" w:type="dxa"/>
+            <w:gridSpan w:val="2"/>
+          </w:tcPr>
+          <w:p>
+            <w:pPr>
+              <w:keepNext/>
+              <w:spacing w:after="0" w:line="240" w:lineRule="auto"/>
+              <w:rPr>
+                <w:rFonts w:asciiTheme="minorBidi" w:hAnsiTheme="minorBidi" w:cstheme="minorBidi"/>
+                <w:sz w:val="24"/>
+                <w:szCs w:val="24"/>
+                <w:lang w:bidi="ar-IQ"/>
+              </w:rPr>
+            </w:pPr>
+            <w:r>
+              <w:rPr>
+                <w:rFonts w:asciiTheme="minorBidi" w:hAnsiTheme="minorBidi" w:cstheme="minorBidi"/>
+                <w:sz w:val="24"/>
+                <w:szCs w:val="24"/>
+                <w:rtl/>
+              </w:rPr>
+              <w:t xml:space="preserve">القسم: </w:t>
+            </w:r>
+            <w:r>
+              <w:rPr>
+                <w:rFonts w:asciiTheme="minorBidi" w:hAnsiTheme="minorBidi" w:cstheme="minorBidi"/>
+                <w:sz w:val="24"/>
+                <w:szCs w:val="24"/>
+                <w:rtl/>
+                <w:lang w:bidi="ar-IQ"/>
+              </w:rPr>
+              <w:t xml:space="preserve">علوم الحاسوب</w:t>
+            </w:r>
+          </w:p>
+        </w:tc>
+      </w:tr>
+      <w:tr>
+        <w:tc>
+          <w:tcPr>
+            <w:tcW w:w="6155" w:type="dxa"/>
+            <w:gridSpan w:val="2"/>
           </w:tcPr>
           <w:p>
             <w:pPr>
@@ -351,85 +442,66 @@
             </w:pPr>
             <w:r>
               <w:rPr>
+                <w:rFonts w:asciiTheme="minorBidi" w:hAnsiTheme="minorBidi" w:cstheme="minorBidi" w:hint="cs"/>
+                <w:sz w:val="24"/>
+                <w:szCs w:val="24"/>
+                <w:rtl/>
+              </w:rPr>
+              <w:t>الشهادة</w:t>
+            </w:r>
+            <w:r>
+              <w:rPr>
                 <w:rFonts w:asciiTheme="minorBidi" w:hAnsiTheme="minorBidi" w:cstheme="minorBidi"/>
                 <w:sz w:val="24"/>
                 <w:szCs w:val="24"/>
                 <w:rtl/>
               </w:rPr>
-              <w:t xml:space="preserve">سنة القبول: </w:t>
-            </w:r>
-            <w:r>
+              <w:t xml:space="preserve">: البكلوريوس في العلوم وتكنولوجيا المعلومات</w:t>
+            </w:r>
+          </w:p>
+        </w:tc>
+        <w:tc>
+          <w:tcPr>
+            <w:tcW w:w="4311" w:type="dxa"/>
+            <w:gridSpan w:val="3"/>
+          </w:tcPr>
+          <w:p>
+            <w:pPr>
+              <w:keepNext/>
+              <w:spacing w:after="0" w:line="240" w:lineRule="auto"/>
               <w:rPr>
                 <w:rFonts w:asciiTheme="minorBidi" w:hAnsiTheme="minorBidi" w:cstheme="minorBidi"/>
                 <w:sz w:val="24"/>
                 <w:szCs w:val="24"/>
-                <w:rtl/>
-                <w:lang w:bidi="ar-IQ"/>
-              </w:rPr>
-              <w:t xml:space="preserve">٢٠٢١-٢٠-٢</w:t>
-            </w:r>
-          </w:p>
-        </w:tc>
-        <w:tc>
-          <w:tcPr>
-            <w:tcW w:w="5366" w:type="dxa"/>
-            <w:gridSpan w:val="2"/>
-          </w:tcPr>
-          <w:p>
-            <w:pPr>
-              <w:keepNext/>
-              <w:spacing w:after="0" w:line="240" w:lineRule="auto"/>
+                <w:lang w:bidi="ar-IQ"/>
+              </w:rPr>
+            </w:pPr>
+            <w:r>
               <w:rPr>
                 <w:rFonts w:asciiTheme="minorBidi" w:hAnsiTheme="minorBidi" w:cstheme="minorBidi"/>
                 <w:sz w:val="24"/>
                 <w:szCs w:val="24"/>
-                <w:lang w:bidi="ar-IQ"/>
-              </w:rPr>
-            </w:pPr>
+                <w:rtl/>
+              </w:rPr>
+              <w:t xml:space="preserve">الدراسة: </w:t>
+            </w:r>
             <w:r>
               <w:rPr>
                 <w:rFonts w:asciiTheme="minorBidi" w:hAnsiTheme="minorBidi" w:cstheme="minorBidi"/>
                 <w:sz w:val="24"/>
                 <w:szCs w:val="24"/>
                 <w:rtl/>
-              </w:rPr>
-              <w:t xml:space="preserve">القسم: </w:t>
-            </w:r>
-            <w:r>
-              <w:rPr>
-                <w:rFonts w:asciiTheme="minorBidi" w:hAnsiTheme="minorBidi" w:cstheme="minorBidi"/>
-                <w:sz w:val="24"/>
-                <w:szCs w:val="24"/>
-                <w:rtl/>
-                <w:lang w:bidi="ar-IQ"/>
-              </w:rPr>
-              <w:t xml:space="preserve">علوم الحاسوب</w:t>
-            </w:r>
-          </w:p>
-        </w:tc>
-        <w:tc>
-          <w:tcPr>
-            <w:tcW w:w="1860" w:type="dxa"/>
-          </w:tcPr>
-          <w:p>
-            <w:pPr>
-              <w:keepNext/>
-              <w:spacing w:after="0" w:line="240" w:lineRule="auto"/>
-              <w:rPr>
-                <w:rFonts w:asciiTheme="minorBidi" w:hAnsiTheme="minorBidi" w:cstheme="minorBidi"/>
-                <w:sz w:val="24"/>
-                <w:szCs w:val="24"/>
-                <w:lang w:bidi="ar-IQ"/>
-              </w:rPr>
-            </w:pPr>
+                <w:lang w:bidi="ar-IQ"/>
+              </w:rPr>
+              <w:t xml:space="preserve"> الصباحية</w:t>
+            </w:r>
           </w:p>
         </w:tc>
       </w:tr>
       <w:tr>
         <w:tc>
           <w:tcPr>
-            <w:tcW w:w="6237" w:type="dxa"/>
-            <w:gridSpan w:val="2"/>
+            <w:tcW w:w="4265" w:type="dxa"/>
           </w:tcPr>
           <w:p>
             <w:pPr>
@@ -451,52 +523,23 @@
                 <w:szCs w:val="24"/>
                 <w:rtl/>
               </w:rPr>
-              <w:t xml:space="preserve">الدرجة: البكلوريوس في العلوم وتكنولوجيا المعلومات</w:t>
-            </w:r>
-          </w:p>
-        </w:tc>
-        <w:tc>
-          <w:tcPr>
-            <w:tcW w:w="4229" w:type="dxa"/>
-            <w:gridSpan w:val="2"/>
-          </w:tcPr>
-          <w:p>
-            <w:pPr>
-              <w:keepNext/>
-              <w:spacing w:after="0" w:line="240" w:lineRule="auto"/>
+              <w:t xml:space="preserve">تاريخ التخرج:</w:t>
+            </w:r>
+            <w:r>
               <w:rPr>
                 <w:rFonts w:asciiTheme="minorBidi" w:hAnsiTheme="minorBidi" w:cstheme="minorBidi"/>
                 <w:sz w:val="24"/>
                 <w:szCs w:val="24"/>
-                <w:lang w:bidi="ar-IQ"/>
-              </w:rPr>
-            </w:pPr>
-            <w:r>
-              <w:rPr>
-                <w:rFonts w:asciiTheme="minorBidi" w:hAnsiTheme="minorBidi" w:cstheme="minorBidi"/>
-                <w:sz w:val="24"/>
-                <w:szCs w:val="24"/>
-                <w:rtl/>
-              </w:rPr>
-              <w:t xml:space="preserve">الدراسة: </w:t>
-            </w:r>
-            <w:r>
-              <w:rPr>
-                <w:rFonts w:asciiTheme="minorBidi" w:hAnsiTheme="minorBidi" w:cstheme="minorBidi"/>
-                <w:sz w:val="24"/>
-                <w:szCs w:val="24"/>
-                <w:rtl/>
-                <w:lang w:bidi="ar-IQ"/>
-              </w:rPr>
-              <w:t xml:space="preserve"> الصباحية</w:t>
-            </w:r>
-          </w:p>
-        </w:tc>
-      </w:tr>
-      <w:tr>
-        <w:tc>
-          <w:tcPr>
-            <w:tcW w:w="3240" w:type="dxa"/>
+                <w:rtl/>
+                <w:lang w:bidi="ar-IQ"/>
+              </w:rPr>
+              <w:t xml:space="preserve"> ‎٢٠٢٥/١٠/١٣‎</w:t>
+            </w:r>
+          </w:p>
+        </w:tc>
+        <w:tc>
+          <w:tcPr>
+            <w:tcW w:w="1890" w:type="dxa"/>
           </w:tcPr>
           <w:p>
             <w:pPr>
@@ -513,12 +556,21 @@
             </w:pPr>
             <w:r>
               <w:rPr>
+                <w:rFonts w:asciiTheme="minorBidi" w:hAnsiTheme="minorBidi" w:cstheme="minorBidi" w:hint="cs"/>
+                <w:sz w:val="24"/>
+                <w:szCs w:val="24"/>
+                <w:rtl/>
+              </w:rPr>
+              <w:t>الدور/</w:t>
+            </w:r>
+            <w:r>
+              <w:rPr>
                 <w:rFonts w:asciiTheme="minorBidi" w:hAnsiTheme="minorBidi" w:cstheme="minorBidi"/>
                 <w:sz w:val="24"/>
                 <w:szCs w:val="24"/>
                 <w:rtl/>
               </w:rPr>
-              <w:t xml:space="preserve">تاريخ التخرج:</w:t>
+              <w:t xml:space="preserve">الفصل: </w:t>
             </w:r>
             <w:r>
               <w:rPr>
@@ -528,13 +580,14 @@
                 <w:rtl/>
                 <w:lang w:bidi="ar-IQ"/>
               </w:rPr>
-              <w:t xml:space="preserve"> ١٣-١٠-٢٠٢٥</w:t>
-            </w:r>
-          </w:p>
-        </w:tc>
-        <w:tc>
-          <w:tcPr>
-            <w:tcW w:w="2997" w:type="dxa"/>
+              <w:t xml:space="preserve">الثاني</w:t>
+            </w:r>
+          </w:p>
+        </w:tc>
+        <w:tc>
+          <w:tcPr>
+            <w:tcW w:w="2451" w:type="dxa"/>
+            <w:gridSpan w:val="2"/>
           </w:tcPr>
           <w:p>
             <w:pPr>
@@ -556,7 +609,7 @@
                 <w:szCs w:val="24"/>
                 <w:rtl/>
               </w:rPr>
-              <w:t xml:space="preserve">الفصل: </w:t>
+              <w:t xml:space="preserve">المعدل: </w:t>
             </w:r>
             <w:r>
               <w:rPr>
@@ -566,71 +619,71 @@
                 <w:rtl/>
                 <w:lang w:bidi="ar-IQ"/>
               </w:rPr>
-              <w:t xml:space="preserve">الثاني</w:t>
-            </w:r>
-          </w:p>
-        </w:tc>
-        <w:tc>
-          <w:tcPr>
-            <w:tcW w:w="2369" w:type="dxa"/>
+              <w:t xml:space="preserve">٥٦.٨٩٥</w:t>
+            </w:r>
+          </w:p>
+        </w:tc>
+        <w:tc>
+          <w:tcPr>
+            <w:tcW w:w="1860" w:type="dxa"/>
           </w:tcPr>
           <w:p>
             <w:pPr>
               <w:keepNext/>
               <w:spacing w:after="0" w:line="240" w:lineRule="auto"/>
-              <w:rPr>
-                <w:rFonts w:asciiTheme="minorBidi" w:hAnsiTheme="minorBidi" w:cstheme="minorBidi"/>
-                <w:b/>
-                <w:bCs/>
-                <w:sz w:val="24"/>
-                <w:szCs w:val="24"/>
-                <w:lang w:bidi="ar-IQ"/>
-              </w:rPr>
-            </w:pPr>
-            <w:r>
               <w:rPr>
                 <w:rFonts w:asciiTheme="minorBidi" w:hAnsiTheme="minorBidi" w:cstheme="minorBidi"/>
                 <w:sz w:val="24"/>
                 <w:szCs w:val="24"/>
-                <w:rtl/>
-              </w:rPr>
-              <w:t xml:space="preserve">المعدل: </w:t>
-            </w:r>
+                <w:lang w:bidi="ar-IQ"/>
+              </w:rPr>
+            </w:pPr>
             <w:r>
               <w:rPr>
                 <w:rFonts w:asciiTheme="minorBidi" w:hAnsiTheme="minorBidi" w:cstheme="minorBidi"/>
                 <w:sz w:val="24"/>
                 <w:szCs w:val="24"/>
                 <w:rtl/>
-                <w:lang w:bidi="ar-IQ"/>
-              </w:rPr>
-              <w:t xml:space="preserve">٥٦.٨٩٥</w:t>
-            </w:r>
-          </w:p>
-        </w:tc>
-        <w:tc>
-          <w:tcPr>
-            <w:tcW w:w="1860" w:type="dxa"/>
-          </w:tcPr>
-          <w:p>
-            <w:pPr>
-              <w:keepNext/>
-              <w:spacing w:after="0" w:line="240" w:lineRule="auto"/>
+              </w:rPr>
+              <w:t xml:space="preserve">التقدير: </w:t>
+            </w:r>
+            <w:r>
               <w:rPr>
                 <w:rFonts w:asciiTheme="minorBidi" w:hAnsiTheme="minorBidi" w:cstheme="minorBidi"/>
                 <w:sz w:val="24"/>
                 <w:szCs w:val="24"/>
-                <w:lang w:bidi="ar-IQ"/>
-              </w:rPr>
-            </w:pPr>
-            <w:r>
+                <w:rtl/>
+                <w:lang w:bidi="ar-IQ"/>
+              </w:rPr>
+              <w:t xml:space="preserve">مقبول</w:t>
+            </w:r>
+          </w:p>
+        </w:tc>
+      </w:tr>
+      <w:tr>
+        <w:tc>
+          <w:tcPr>
+            <w:tcW w:w="4265" w:type="dxa"/>
+          </w:tcPr>
+          <w:p>
+            <w:pPr>
+              <w:keepNext/>
+              <w:spacing w:after="0"/>
               <w:rPr>
                 <w:rFonts w:asciiTheme="minorBidi" w:hAnsiTheme="minorBidi" w:cstheme="minorBidi"/>
                 <w:sz w:val="24"/>
                 <w:szCs w:val="24"/>
-                <w:rtl/>
-              </w:rPr>
-              <w:t xml:space="preserve">التقدير: </w:t>
+                <w:lang w:bidi="ar-IQ"/>
+              </w:rPr>
+            </w:pPr>
+            <w:r>
+              <w:rPr>
+                <w:rFonts w:asciiTheme="minorBidi" w:hAnsiTheme="minorBidi" w:cstheme="minorBidi" w:hint="cs"/>
+                <w:sz w:val="24"/>
+                <w:szCs w:val="24"/>
+                <w:rtl/>
+              </w:rPr>
+              <w:t>تسلسل</w:t>
             </w:r>
             <w:r>
               <w:rPr>
@@ -638,118 +691,86 @@
                 <w:sz w:val="24"/>
                 <w:szCs w:val="24"/>
                 <w:rtl/>
-                <w:lang w:bidi="ar-IQ"/>
-              </w:rPr>
-              <w:t xml:space="preserve">مقبول</w:t>
-            </w:r>
-          </w:p>
-        </w:tc>
-      </w:tr>
-      <w:tr>
-        <w:tc>
-          <w:tcPr>
-            <w:tcW w:w="3240" w:type="dxa"/>
-            <w:vAlign w:val="center"/>
-          </w:tcPr>
-          <w:p>
-            <w:pPr>
-              <w:keepNext/>
-              <w:spacing w:after="0"/>
+              </w:rPr>
+              <w:t xml:space="preserve"> الخريج: </w:t>
+            </w:r>
+            <w:r>
               <w:rPr>
                 <w:rFonts w:asciiTheme="minorBidi" w:hAnsiTheme="minorBidi" w:cstheme="minorBidi"/>
                 <w:sz w:val="24"/>
                 <w:szCs w:val="24"/>
-                <w:lang w:bidi="ar-IQ"/>
-              </w:rPr>
-            </w:pPr>
-            <w:r>
+                <w:rtl/>
+                <w:lang w:bidi="ar-IQ"/>
+              </w:rPr>
+              <w:t xml:space="preserve">٩٧</w:t>
+            </w:r>
+          </w:p>
+        </w:tc>
+        <w:tc>
+          <w:tcPr>
+            <w:tcW w:w="1890" w:type="dxa"/>
+          </w:tcPr>
+          <w:p>
+            <w:pPr>
+              <w:keepNext/>
+              <w:spacing w:after="0" w:line="240" w:lineRule="auto"/>
               <w:rPr>
                 <w:rFonts w:asciiTheme="minorBidi" w:hAnsiTheme="minorBidi" w:cstheme="minorBidi"/>
                 <w:sz w:val="24"/>
                 <w:szCs w:val="24"/>
-                <w:rtl/>
-              </w:rPr>
-              <w:t xml:space="preserve">رتبة الخريج: </w:t>
-            </w:r>
+                <w:lang w:bidi="ar-IQ"/>
+              </w:rPr>
+            </w:pPr>
             <w:r>
               <w:rPr>
                 <w:rFonts w:asciiTheme="minorBidi" w:hAnsiTheme="minorBidi" w:cstheme="minorBidi"/>
                 <w:sz w:val="24"/>
                 <w:szCs w:val="24"/>
                 <w:rtl/>
-                <w:lang w:bidi="ar-IQ"/>
-              </w:rPr>
-              <w:t xml:space="preserve">١٥٦</w:t>
-            </w:r>
-          </w:p>
-        </w:tc>
-        <w:tc>
-          <w:tcPr>
-            <w:tcW w:w="2997" w:type="dxa"/>
-            <w:vAlign w:val="center"/>
-          </w:tcPr>
-          <w:p>
-            <w:pPr>
-              <w:keepNext/>
-              <w:spacing w:after="0" w:line="240" w:lineRule="auto"/>
+              </w:rPr>
+              <w:t xml:space="preserve">عدد الخريجين: </w:t>
+            </w:r>
+            <w:r>
               <w:rPr>
                 <w:rFonts w:asciiTheme="minorBidi" w:hAnsiTheme="minorBidi" w:cstheme="minorBidi"/>
                 <w:sz w:val="24"/>
                 <w:szCs w:val="24"/>
-                <w:lang w:bidi="ar-IQ"/>
-              </w:rPr>
-            </w:pPr>
-            <w:r>
+                <w:rtl/>
+                <w:lang w:bidi="ar-IQ"/>
+              </w:rPr>
+              <w:t xml:space="preserve"> ١٠٤</w:t>
+            </w:r>
+          </w:p>
+        </w:tc>
+        <w:tc>
+          <w:tcPr>
+            <w:tcW w:w="4311" w:type="dxa"/>
+            <w:gridSpan w:val="3"/>
+          </w:tcPr>
+          <w:p>
+            <w:pPr>
+              <w:keepNext/>
+              <w:spacing w:after="0"/>
               <w:rPr>
                 <w:rFonts w:asciiTheme="minorBidi" w:hAnsiTheme="minorBidi" w:cstheme="minorBidi"/>
                 <w:sz w:val="24"/>
                 <w:szCs w:val="24"/>
-                <w:rtl/>
-              </w:rPr>
-              <w:t xml:space="preserve">عدد الخريجين: </w:t>
-            </w:r>
+              </w:rPr>
+            </w:pPr>
             <w:r>
               <w:rPr>
                 <w:rFonts w:asciiTheme="minorBidi" w:hAnsiTheme="minorBidi" w:cstheme="minorBidi"/>
                 <w:sz w:val="24"/>
                 <w:szCs w:val="24"/>
                 <w:rtl/>
-                <w:lang w:bidi="ar-IQ"/>
-              </w:rPr>
-              <w:t xml:space="preserve"> ١٦٩</w:t>
-            </w:r>
-          </w:p>
-        </w:tc>
-        <w:tc>
-          <w:tcPr>
-            <w:tcW w:w="4229" w:type="dxa"/>
-            <w:gridSpan w:val="2"/>
-            <w:vAlign w:val="center"/>
-          </w:tcPr>
-          <w:p>
-            <w:pPr>
-              <w:keepNext/>
-              <w:spacing w:after="0"/>
+              </w:rPr>
+              <w:t xml:space="preserve">معدل الطالب الاول: </w:t>
+            </w:r>
+            <w:r>
               <w:rPr>
                 <w:rFonts w:asciiTheme="minorBidi" w:hAnsiTheme="minorBidi" w:cstheme="minorBidi"/>
                 <w:sz w:val="24"/>
                 <w:szCs w:val="24"/>
-              </w:rPr>
-            </w:pPr>
-            <w:r>
-              <w:rPr>
-                <w:rFonts w:asciiTheme="minorBidi" w:hAnsiTheme="minorBidi" w:cstheme="minorBidi"/>
-                <w:sz w:val="24"/>
-                <w:szCs w:val="24"/>
-                <w:rtl/>
-              </w:rPr>
-              <w:t xml:space="preserve">معدل الطالب الاول: </w:t>
-            </w:r>
-            <w:r>
-              <w:rPr>
-                <w:rFonts w:asciiTheme="minorBidi" w:hAnsiTheme="minorBidi" w:cstheme="minorBidi"/>
-                <w:sz w:val="24"/>
-                <w:szCs w:val="24"/>
                 <w:rtl/>
                 <w:lang w:bidi="ar-IQ"/>
               </w:rPr>
@@ -763,13 +784,13 @@
       <w:pPr>
         <w:keepNext/>
         <w:keepLines/>
-        <w:spacing w:after="0" w:line="240" w:lineRule="auto"/>
+        <w:spacing w:before="240" w:after="0" w:line="240" w:lineRule="auto"/>
         <w:rPr>
           <w:rFonts w:asciiTheme="majorBidi" w:hAnsiTheme="majorBidi" w:cstheme="majorBidi"/>
           <w:b/>
           <w:bCs/>
-          <w:sz w:val="18"/>
-          <w:szCs w:val="18"/>
+          <w:sz w:val="20"/>
+          <w:szCs w:val="20"/>
           <w:rtl/>
         </w:rPr>
       </w:pPr>
@@ -778,11 +799,33 @@
           <w:rFonts w:asciiTheme="majorBidi" w:hAnsiTheme="majorBidi" w:cstheme="majorBidi"/>
           <w:b/>
           <w:bCs/>
-          <w:sz w:val="18"/>
-          <w:szCs w:val="18"/>
+          <w:sz w:val="20"/>
+          <w:szCs w:val="20"/>
           <w:rtl/>
         </w:rPr>
-        <w:t>ملاحظة: توجد معلومات إضافية على ظهر الوثيقة.</w:t>
+        <w:t xml:space="preserve">ملاحظة: معلومات </w:t>
+      </w:r>
+      <w:r>
+        <w:rPr>
+          <w:rFonts w:asciiTheme="majorBidi" w:hAnsiTheme="majorBidi" w:cstheme="majorBidi" w:hint="cs"/>
+          <w:b/>
+          <w:bCs/>
+          <w:sz w:val="20"/>
+          <w:szCs w:val="20"/>
+          <w:rtl/>
+        </w:rPr>
+        <w:t>اخرى في</w:t>
+      </w:r>
+      <w:r>
+        <w:rPr>
+          <w:rFonts w:asciiTheme="majorBidi" w:hAnsiTheme="majorBidi" w:cstheme="majorBidi"/>
+          <w:b/>
+          <w:bCs/>
+          <w:sz w:val="20"/>
+          <w:szCs w:val="20"/>
+          <w:rtl/>
+        </w:rPr>
+        <w:t xml:space="preserve"> ظهر الوثيقة.</w:t>
       </w:r>
     </w:p>
     <w:p>
@@ -794,28 +837,60 @@
           <w:rFonts w:asciiTheme="majorBidi" w:hAnsiTheme="majorBidi" w:cstheme="majorBidi"/>
           <w:b/>
           <w:bCs/>
-          <w:sz w:val="18"/>
-          <w:szCs w:val="18"/>
+          <w:sz w:val="20"/>
+          <w:szCs w:val="20"/>
+        </w:rPr>
+      </w:pPr>
+      <w:r>
+        <w:rPr>
+          <w:rFonts w:asciiTheme="majorBidi" w:hAnsiTheme="majorBidi" w:cstheme="majorBidi" w:hint="cs"/>
+          <w:b/>
+          <w:bCs/>
+          <w:sz w:val="20"/>
+          <w:szCs w:val="20"/>
           <w:rtl/>
         </w:rPr>
-      </w:pPr>
+        <w:t>ادناه</w:t>
+      </w:r>
       <w:r>
         <w:rPr>
           <w:rFonts w:asciiTheme="majorBidi" w:hAnsiTheme="majorBidi" w:cstheme="majorBidi"/>
           <w:b/>
           <w:bCs/>
-          <w:sz w:val="18"/>
-          <w:szCs w:val="18"/>
+          <w:sz w:val="20"/>
+          <w:szCs w:val="20"/>
           <w:rtl/>
         </w:rPr>
-        <w:t xml:space="preserve">فيما يلي السجل الأكاديمي الرسمي للمواد الدراسية والدرجات التي تم الحصول عليها خلال سنوات الدراسة.</w:t>
+        <w:t xml:space="preserve"> </w:t>
+      </w:r>
+      <w:r>
+        <w:rPr>
+          <w:rFonts w:asciiTheme="majorBidi" w:hAnsiTheme="majorBidi" w:cstheme="majorBidi" w:hint="cs"/>
+          <w:b/>
+          <w:bCs/>
+          <w:sz w:val="20"/>
+          <w:szCs w:val="20"/>
+          <w:rtl/>
+        </w:rPr>
+        <w:t>ا</w:t>
+      </w:r>
+      <w:r>
+        <w:rPr>
+          <w:rFonts w:asciiTheme="majorBidi" w:hAnsiTheme="majorBidi" w:cstheme="majorBidi"/>
+          <w:b/>
+          <w:bCs/>
+          <w:sz w:val="20"/>
+          <w:szCs w:val="20"/>
+          <w:rtl/>
+        </w:rPr>
+        <w:t xml:space="preserve">لمواد الدراسية والدرجات التي حصل عليها خلال سنوات الدراسة.</w:t>
       </w:r>
     </w:p>
     <w:p>
       <w:pPr>
         <w:keepNext/>
         <w:keepLines/>
-        <w:spacing w:line="240" w:lineRule="auto"/>
+        <w:spacing w:after="0" w:line="240" w:lineRule="auto"/>
         <w:rPr>
           <w:rFonts w:asciiTheme="majorBidi" w:hAnsiTheme="majorBidi" w:cstheme="majorBidi"/>
           <w:lang w:bidi="ar-IQ"/>
@@ -834,16 +909,18 @@
       <w:tblPr>
         <w:tblStyle w:val="TableGrid"/>
         <w:bidiVisual/>
-        <w:tblW w:w="5000" w:type="pct"/>
+        <w:tblW w:w="5005" w:type="pct"/>
+        <w:tblInd w:w="-5" w:type="dxa"/>
         <w:tblLayout w:type="fixed"/>
         <w:tblLook w:val="04A0" w:firstRow="1" w:lastRow="0" w:firstColumn="1" w:lastColumn="0" w:noHBand="0" w:noVBand="1"/>
       </w:tblPr>
       <w:tblGrid>
-        <w:gridCol w:w="3822"/>
-        <w:gridCol w:w="707"/>
-        <w:gridCol w:w="709"/>
-        <w:gridCol w:w="3829"/>
-        <w:gridCol w:w="709"/>
+        <w:gridCol w:w="3826"/>
+        <w:gridCol w:w="708"/>
+        <w:gridCol w:w="699"/>
+        <w:gridCol w:w="10"/>
+        <w:gridCol w:w="3833"/>
+        <w:gridCol w:w="710"/>
         <w:gridCol w:w="680"/>
       </w:tblGrid>
       <w:tr>
@@ -853,7 +930,10 @@
         <w:tc>
           <w:tcPr>
             <w:tcW w:w="2505" w:type="pct"/>
-            <w:gridSpan w:val="3"/>
+            <w:gridSpan w:val="4"/>
+            <w:tcBorders>
+              <w:top w:val="single" w:sz="4" w:space="0" w:color="auto"/>
+            </w:tcBorders>
           </w:tcPr>
           <w:p>
             <w:pPr>
@@ -902,6 +982,9 @@
           <w:tcPr>
             <w:tcW w:w="2495" w:type="pct"/>
             <w:gridSpan w:val="3"/>
+            <w:tcBorders>
+              <w:top w:val="single" w:sz="4" w:space="0" w:color="auto"/>
+            </w:tcBorders>
           </w:tcPr>
           <w:p>
             <w:pPr>
@@ -1035,6 +1118,7 @@
         <w:tc>
           <w:tcPr>
             <w:tcW w:w="339" w:type="pct"/>
+            <w:gridSpan w:val="2"/>
           </w:tcPr>
           <w:p>
             <w:pPr>
@@ -1219,6 +1303,7 @@
         <w:tc>
           <w:tcPr>
             <w:tcW w:w="339" w:type="pct"/>
+            <w:gridSpan w:val="2"/>
           </w:tcPr>
           <w:p>
             <w:pPr>
@@ -1391,6 +1476,7 @@
         <w:tc>
           <w:tcPr>
             <w:tcW w:w="339" w:type="pct"/>
+            <w:gridSpan w:val="2"/>
           </w:tcPr>
           <w:p>
             <w:pPr>
@@ -1563,6 +1649,7 @@
         <w:tc>
           <w:tcPr>
             <w:tcW w:w="339" w:type="pct"/>
+            <w:gridSpan w:val="2"/>
           </w:tcPr>
           <w:p>
             <w:pPr>
@@ -1735,6 +1822,7 @@
         <w:tc>
           <w:tcPr>
             <w:tcW w:w="339" w:type="pct"/>
+            <w:gridSpan w:val="2"/>
           </w:tcPr>
           <w:p>
             <w:pPr>
@@ -1907,6 +1995,7 @@
         <w:tc>
           <w:tcPr>
             <w:tcW w:w="339" w:type="pct"/>
+            <w:gridSpan w:val="2"/>
           </w:tcPr>
           <w:p>
             <w:pPr>
@@ -2079,6 +2168,7 @@
         <w:tc>
           <w:tcPr>
             <w:tcW w:w="339" w:type="pct"/>
+            <w:gridSpan w:val="2"/>
           </w:tcPr>
           <w:p>
             <w:pPr>
@@ -2251,6 +2341,7 @@
         <w:tc>
           <w:tcPr>
             <w:tcW w:w="339" w:type="pct"/>
+            <w:gridSpan w:val="2"/>
           </w:tcPr>
           <w:p>
             <w:pPr>
@@ -2423,6 +2514,7 @@
         <w:tc>
           <w:tcPr>
             <w:tcW w:w="339" w:type="pct"/>
+            <w:gridSpan w:val="2"/>
           </w:tcPr>
           <w:p>
             <w:pPr>
@@ -2595,6 +2687,7 @@
         <w:tc>
           <w:tcPr>
             <w:tcW w:w="339" w:type="pct"/>
+            <w:gridSpan w:val="2"/>
           </w:tcPr>
           <w:p>
             <w:pPr>
@@ -2767,6 +2860,7 @@
         <w:tc>
           <w:tcPr>
             <w:tcW w:w="339" w:type="pct"/>
+            <w:gridSpan w:val="2"/>
           </w:tcPr>
           <w:p>
             <w:pPr>
@@ -2939,6 +3033,7 @@
         <w:tc>
           <w:tcPr>
             <w:tcW w:w="339" w:type="pct"/>
+            <w:gridSpan w:val="2"/>
           </w:tcPr>
           <w:p>
             <w:pPr>
@@ -3111,6 +3206,7 @@
         <w:tc>
           <w:tcPr>
             <w:tcW w:w="339" w:type="pct"/>
+            <w:gridSpan w:val="2"/>
           </w:tcPr>
           <w:p>
             <w:pPr>
@@ -3216,6 +3312,81 @@
                 <w:lang w:bidi="ar-IQ"/>
               </w:rPr>
               <w:t xml:space="preserve">٣</w:t>
+            </w:r>
+          </w:p>
+        </w:tc>
+      </w:tr>
+      <w:tr>
+        <w:trPr>
+          <w:cantSplit/>
+        </w:trPr>
+        <w:tc>
+          <w:tcPr>
+            <w:tcW w:w="2500" w:type="pct"/>
+            <w:gridSpan w:val="3"/>
+          </w:tcPr>
+          <w:p>
+            <w:pPr>
+              <w:keepNext/>
+              <w:keepLines/>
+              <w:spacing w:after="0"/>
+              <w:rPr>
+                <w:rFonts w:asciiTheme="majorBidi" w:hAnsiTheme="majorBidi" w:cstheme="majorBidi"/>
+                <w:sz w:val="18"/>
+                <w:szCs w:val="18"/>
+                <w:rtl/>
+                <w:lang w:bidi="ar-IQ"/>
+              </w:rPr>
+            </w:pPr>
+            <w:r>
+              <w:rPr>
+                <w:rFonts w:asciiTheme="minorBidi" w:hAnsiTheme="minorBidi" w:cstheme="minorBidi"/>
+                <w:sz w:val="20"/>
+                <w:szCs w:val="20"/>
+                <w:rtl/>
+                <w:lang w:bidi="ar-IQ"/>
+              </w:rPr>
+              <w:t xml:space="preserve">ناجح بالدور: الثاني</w:t>
+            </w:r>
+          </w:p>
+        </w:tc>
+        <w:tc>
+          <w:tcPr>
+            <w:tcW w:w="2500" w:type="pct"/>
+            <w:gridSpan w:val="4"/>
+          </w:tcPr>
+          <w:p>
+            <w:pPr>
+              <w:keepNext/>
+              <w:keepLines/>
+              <w:spacing w:after="0"/>
+              <w:rPr>
+                <w:rFonts w:asciiTheme="majorBidi" w:hAnsiTheme="majorBidi" w:cstheme="majorBidi"/>
+                <w:sz w:val="18"/>
+                <w:szCs w:val="18"/>
+                <w:rtl/>
+                <w:lang w:bidi="ar-IQ"/>
+              </w:rPr>
+            </w:pPr>
+            <w:r>
+              <w:rPr>
+                <w:rFonts w:asciiTheme="majorBidi" w:hAnsiTheme="majorBidi" w:cstheme="majorBidi"/>
+                <w:sz w:val="20"/>
+                <w:szCs w:val="20"/>
+                <w:rtl/>
+                <w:lang w:bidi="ar-IQ"/>
+              </w:rPr>
+              <w:t xml:space="preserve">ناجح بالدور:</w:t>
+            </w:r>
+            <w:r>
+              <w:rPr>
+                <w:rFonts w:asciiTheme="minorBidi" w:hAnsiTheme="minorBidi" w:cstheme="minorBidi"/>
+                <w:sz w:val="20"/>
+                <w:szCs w:val="20"/>
+                <w:rtl/>
+                <w:lang w:bidi="ar-IQ"/>
+              </w:rPr>
+              <w:t xml:space="preserve"> الأول</w:t>
             </w:r>
           </w:p>
         </w:tc>
@@ -3244,16 +3415,18 @@
       <w:tblPr>
         <w:tblStyle w:val="TableGrid"/>
         <w:bidiVisual/>
-        <w:tblW w:w="5000" w:type="pct"/>
+        <w:tblW w:w="5005" w:type="pct"/>
+        <w:tblInd w:w="-5" w:type="dxa"/>
         <w:tblLayout w:type="fixed"/>
         <w:tblLook w:val="04A0" w:firstRow="1" w:lastRow="0" w:firstColumn="1" w:lastColumn="0" w:noHBand="0" w:noVBand="1"/>
       </w:tblPr>
       <w:tblGrid>
-        <w:gridCol w:w="3822"/>
-        <w:gridCol w:w="707"/>
-        <w:gridCol w:w="709"/>
-        <w:gridCol w:w="3829"/>
-        <w:gridCol w:w="709"/>
+        <w:gridCol w:w="3826"/>
+        <w:gridCol w:w="708"/>
+        <w:gridCol w:w="699"/>
+        <w:gridCol w:w="10"/>
+        <w:gridCol w:w="3833"/>
+        <w:gridCol w:w="710"/>
         <w:gridCol w:w="680"/>
       </w:tblGrid>
       <w:tr>
@@ -3263,7 +3436,10 @@
         <w:tc>
           <w:tcPr>
             <w:tcW w:w="2505" w:type="pct"/>
-            <w:gridSpan w:val="3"/>
+            <w:gridSpan w:val="4"/>
+            <w:tcBorders>
+              <w:top w:val="single" w:sz="4" w:space="0" w:color="auto"/>
+            </w:tcBorders>
           </w:tcPr>
           <w:p>
             <w:pPr>
@@ -3312,6 +3488,9 @@
           <w:tcPr>
             <w:tcW w:w="2495" w:type="pct"/>
             <w:gridSpan w:val="3"/>
+            <w:tcBorders>
+              <w:top w:val="single" w:sz="4" w:space="0" w:color="auto"/>
+            </w:tcBorders>
           </w:tcPr>
           <w:p>
             <w:pPr>
@@ -3445,6 +3624,7 @@
         <w:tc>
           <w:tcPr>
             <w:tcW w:w="339" w:type="pct"/>
+            <w:gridSpan w:val="2"/>
           </w:tcPr>
           <w:p>
             <w:pPr>
@@ -3629,6 +3809,7 @@
         <w:tc>
           <w:tcPr>
             <w:tcW w:w="339" w:type="pct"/>
+            <w:gridSpan w:val="2"/>
           </w:tcPr>
           <w:p>
             <w:pPr>
@@ -3801,6 +3982,7 @@
         <w:tc>
           <w:tcPr>
             <w:tcW w:w="339" w:type="pct"/>
+            <w:gridSpan w:val="2"/>
           </w:tcPr>
           <w:p>
             <w:pPr>
@@ -3973,6 +4155,7 @@
         <w:tc>
           <w:tcPr>
             <w:tcW w:w="339" w:type="pct"/>
+            <w:gridSpan w:val="2"/>
           </w:tcPr>
           <w:p>
             <w:pPr>
@@ -4145,6 +4328,7 @@
         <w:tc>
           <w:tcPr>
             <w:tcW w:w="339" w:type="pct"/>
+            <w:gridSpan w:val="2"/>
           </w:tcPr>
           <w:p>
             <w:pPr>
@@ -4317,6 +4501,7 @@
         <w:tc>
           <w:tcPr>
             <w:tcW w:w="339" w:type="pct"/>
+            <w:gridSpan w:val="2"/>
           </w:tcPr>
           <w:p>
             <w:pPr>
@@ -4489,6 +4674,7 @@
         <w:tc>
           <w:tcPr>
             <w:tcW w:w="339" w:type="pct"/>
+            <w:gridSpan w:val="2"/>
           </w:tcPr>
           <w:p>
             <w:pPr>
@@ -4661,6 +4847,7 @@
         <w:tc>
           <w:tcPr>
             <w:tcW w:w="339" w:type="pct"/>
+            <w:gridSpan w:val="2"/>
           </w:tcPr>
           <w:p>
             <w:pPr>
@@ -4833,6 +5020,7 @@
         <w:tc>
           <w:tcPr>
             <w:tcW w:w="339" w:type="pct"/>
+            <w:gridSpan w:val="2"/>
           </w:tcPr>
           <w:p>
             <w:pPr>
@@ -5005,6 +5193,7 @@
         <w:tc>
           <w:tcPr>
             <w:tcW w:w="339" w:type="pct"/>
+            <w:gridSpan w:val="2"/>
           </w:tcPr>
           <w:p>
             <w:pPr>
@@ -5177,6 +5366,7 @@
         <w:tc>
           <w:tcPr>
             <w:tcW w:w="339" w:type="pct"/>
+            <w:gridSpan w:val="2"/>
           </w:tcPr>
           <w:p>
             <w:pPr>
@@ -5349,6 +5539,7 @@
         <w:tc>
           <w:tcPr>
             <w:tcW w:w="339" w:type="pct"/>
+            <w:gridSpan w:val="2"/>
           </w:tcPr>
           <w:p>
             <w:pPr>
@@ -5521,6 +5712,7 @@
         <w:tc>
           <w:tcPr>
             <w:tcW w:w="339" w:type="pct"/>
+            <w:gridSpan w:val="2"/>
           </w:tcPr>
           <w:p>
             <w:pPr>
@@ -5693,6 +5885,7 @@
         <w:tc>
           <w:tcPr>
             <w:tcW w:w="339" w:type="pct"/>
+            <w:gridSpan w:val="2"/>
           </w:tcPr>
           <w:p>
             <w:pPr>
@@ -5798,6 +5991,81 @@
                 <w:lang w:bidi="ar-IQ"/>
               </w:rPr>
               <w:t xml:space="preserve">٣</w:t>
+            </w:r>
+          </w:p>
+        </w:tc>
+      </w:tr>
+      <w:tr>
+        <w:trPr>
+          <w:cantSplit/>
+        </w:trPr>
+        <w:tc>
+          <w:tcPr>
+            <w:tcW w:w="2500" w:type="pct"/>
+            <w:gridSpan w:val="3"/>
+          </w:tcPr>
+          <w:p>
+            <w:pPr>
+              <w:keepNext/>
+              <w:keepLines/>
+              <w:spacing w:after="0"/>
+              <w:rPr>
+                <w:rFonts w:asciiTheme="majorBidi" w:hAnsiTheme="majorBidi" w:cstheme="majorBidi"/>
+                <w:sz w:val="18"/>
+                <w:szCs w:val="18"/>
+                <w:rtl/>
+                <w:lang w:bidi="ar-IQ"/>
+              </w:rPr>
+            </w:pPr>
+            <w:r>
+              <w:rPr>
+                <w:rFonts w:asciiTheme="minorBidi" w:hAnsiTheme="minorBidi" w:cstheme="minorBidi"/>
+                <w:sz w:val="20"/>
+                <w:szCs w:val="20"/>
+                <w:rtl/>
+                <w:lang w:bidi="ar-IQ"/>
+              </w:rPr>
+              <w:t xml:space="preserve">ناجح بالدور: الثاني</w:t>
+            </w:r>
+          </w:p>
+        </w:tc>
+        <w:tc>
+          <w:tcPr>
+            <w:tcW w:w="2500" w:type="pct"/>
+            <w:gridSpan w:val="4"/>
+          </w:tcPr>
+          <w:p>
+            <w:pPr>
+              <w:keepNext/>
+              <w:keepLines/>
+              <w:spacing w:after="0"/>
+              <w:rPr>
+                <w:rFonts w:asciiTheme="majorBidi" w:hAnsiTheme="majorBidi" w:cstheme="majorBidi"/>
+                <w:sz w:val="18"/>
+                <w:szCs w:val="18"/>
+                <w:rtl/>
+                <w:lang w:bidi="ar-IQ"/>
+              </w:rPr>
+            </w:pPr>
+            <w:r>
+              <w:rPr>
+                <w:rFonts w:asciiTheme="majorBidi" w:hAnsiTheme="majorBidi" w:cstheme="majorBidi"/>
+                <w:sz w:val="20"/>
+                <w:szCs w:val="20"/>
+                <w:rtl/>
+                <w:lang w:bidi="ar-IQ"/>
+              </w:rPr>
+              <w:t xml:space="preserve">ناجح بالدور:</w:t>
+            </w:r>
+            <w:r>
+              <w:rPr>
+                <w:rFonts w:asciiTheme="minorBidi" w:hAnsiTheme="minorBidi" w:cstheme="minorBidi"/>
+                <w:sz w:val="20"/>
+                <w:szCs w:val="20"/>
+                <w:rtl/>
+                <w:lang w:bidi="ar-IQ"/>
+              </w:rPr>
+              <w:t xml:space="preserve"> الثاني</w:t>
             </w:r>
           </w:p>
         </w:tc>
@@ -5824,22 +6092,11 @@
     </w:p>
     <w:p>
       <w:pPr>
+        <w:keepNext/>
+        <w:keepLines/>
         <w:spacing w:line="240" w:lineRule="auto"/>
         <w:rPr>
           <w:rFonts w:asciiTheme="majorBidi" w:hAnsiTheme="majorBidi" w:cstheme="majorBidi"/>
-          <w:sz w:val="20"/>
-          <w:szCs w:val="20"/>
-          <w:rtl/>
-          <w:lang w:bidi="ar-IQ"/>
-        </w:rPr>
-      </w:pPr>
-    </w:p>
-    <w:p>
-      <w:pPr>
-        <w:rPr>
-          <w:rFonts w:asciiTheme="majorBidi" w:hAnsiTheme="majorBidi" w:cstheme="majorBidi"/>
-          <w:sz w:val="24"/>
-          <w:szCs w:val="24"/>
           <w:rtl/>
           <w:lang w:bidi="ar-IQ"/>
         </w:rPr>
@@ -6178,16 +6435,6 @@
     </w:tbl>
     <w:p>
       <w:pPr>
-        <w:rPr>
-          <w:rFonts w:asciiTheme="majorBidi" w:hAnsiTheme="majorBidi" w:cstheme="majorBidi"/>
-          <w:sz w:val="24"/>
-          <w:szCs w:val="24"/>
-          <w:lang w:bidi="ar-IQ"/>
-        </w:rPr>
-      </w:pPr>
-    </w:p>
-    <w:p>
-      <w:pPr>
         <w:spacing w:after="0" w:line="240" w:lineRule="auto"/>
         <w:rPr>
           <w:rFonts w:asciiTheme="majorBidi" w:hAnsiTheme="majorBidi" w:cstheme="majorBidi"/>
@@ -6200,33 +6447,14 @@
           <w:footerReference w:type="default" r:id="rId10"/>
           <w:headerReference w:type="first" r:id="rId11"/>
           <w:pgSz w:w="11906" w:h="16838"/>
-          <w:pgMar w:top="4253" w:right="720" w:bottom="284" w:left="720" w:header="283" w:footer="292" w:gutter="0"/>
+          <w:pgMar w:top="4253" w:right="720" w:bottom="1350" w:left="720" w:header="283" w:footer="292" w:gutter="0"/>
           <w:cols w:space="708"/>
+          <w:titlePg/>
           <w:bidi/>
           <w:rtlGutter/>
           <w:docGrid w:linePitch="360"/>
         </w:sectPr>
       </w:pPr>
-    </w:p>
-    <w:p>
-      <w:pPr>
-        <w:spacing w:after="0" w:line="240" w:lineRule="auto"/>
-        <w:rPr>
-          <w:rFonts w:asciiTheme="majorBidi" w:hAnsiTheme="majorBidi" w:cstheme="majorBidi"/>
-          <w:sz w:val="24"/>
-          <w:szCs w:val="24"/>
-          <w:lang w:bidi="ar-IQ"/>
-        </w:rPr>
-      </w:pPr>
-      <w:r>
-        <w:rPr>
-          <w:rFonts w:asciiTheme="majorBidi" w:hAnsiTheme="majorBidi" w:cstheme="majorBidi"/>
-          <w:rtl/>
-          <w:lang w:bidi="ar-IQ"/>
-        </w:rPr>
-        <w:lastRenderedPageBreak/>
-        <w:t xml:space="preserve"/>
-      </w:r>
     </w:p>
     <w:p>
       <w:pPr>
@@ -6351,11 +6579,22 @@
     </w:tbl>
     <w:p>
       <w:pPr>
+        <w:rPr>
+          <w:rFonts w:asciiTheme="majorBidi" w:hAnsiTheme="majorBidi" w:cstheme="majorBidi"/>
+          <w:sz w:val="24"/>
+          <w:szCs w:val="24"/>
+          <w:lang w:bidi="ar-IQ"/>
+        </w:rPr>
+      </w:pPr>
+    </w:p>
+    <w:p>
+      <w:pPr>
         <w:pStyle w:val="ListParagraph"/>
         <w:numPr>
           <w:ilvl w:val="0"/>
           <w:numId w:val="28"/>
         </w:numPr>
+        <w:spacing w:line="240" w:lineRule="auto"/>
         <w:rPr>
           <w:rFonts w:asciiTheme="majorBidi" w:hAnsiTheme="majorBidi" w:cstheme="majorBidi"/>
           <w:sz w:val="24"/>
@@ -6370,7 +6609,26 @@
           <w:szCs w:val="24"/>
           <w:rtl/>
         </w:rPr>
-        <w:t xml:space="preserve">التدريب الصيفي: أكمل الطالب متطلبات التدريب الصيفي خلال العام الدراسي </w:t>
+        <w:t>ال</w:t>
+      </w:r>
+      <w:r>
+        <w:rPr>
+          <w:rFonts w:asciiTheme="majorBidi" w:hAnsiTheme="majorBidi" w:cstheme="majorBidi" w:hint="cs"/>
+          <w:sz w:val="24"/>
+          <w:szCs w:val="24"/>
+          <w:rtl/>
+          <w:lang w:bidi="ar-IQ"/>
+        </w:rPr>
+        <w:t>أمر</w:t>
+      </w:r>
+      <w:r>
+        <w:rPr>
+          <w:rFonts w:asciiTheme="majorBidi" w:hAnsiTheme="majorBidi" w:cstheme="majorBidi"/>
+          <w:sz w:val="24"/>
+          <w:szCs w:val="24"/>
+          <w:rtl/>
+        </w:rPr>
+        <w:t xml:space="preserve"> الجامعي : </w:t>
       </w:r>
       <w:r>
         <w:rPr>
@@ -6380,16 +6638,45 @@
           <w:rtl/>
           <w:lang w:bidi="ar-IQ"/>
         </w:rPr>
-        <w:t xml:space="preserve">٢٠٢٢-٢٠٢٣</w:t>
+        <w:t xml:space="preserve">٢٣١٤٩/١٣/٣</w:t>
       </w:r>
       <w:r>
         <w:rPr>
-          <w:rFonts w:asciiTheme="majorBidi" w:hAnsiTheme="majorBidi" w:cstheme="majorBidi" w:hint="cs"/>
+          <w:rFonts w:asciiTheme="majorBidi" w:hAnsiTheme="majorBidi" w:cstheme="majorBidi"/>
           <w:sz w:val="24"/>
           <w:szCs w:val="24"/>
           <w:rtl/>
         </w:rPr>
-        <w:t>.</w:t>
+        <w:t xml:space="preserve"> </w:t>
+      </w:r>
+      <w:r>
+        <w:rPr>
+          <w:rFonts w:asciiTheme="majorBidi" w:hAnsiTheme="majorBidi" w:cstheme="majorBidi"/>
+          <w:sz w:val="24"/>
+          <w:szCs w:val="24"/>
+          <w:rtl/>
+          <w:lang w:bidi="ar-IQ"/>
+        </w:rPr>
+        <w:t xml:space="preserve"> </w:t>
+      </w:r>
+      <w:r>
+        <w:rPr>
+          <w:rFonts w:asciiTheme="majorBidi" w:hAnsiTheme="majorBidi" w:cstheme="majorBidi"/>
+          <w:sz w:val="24"/>
+          <w:szCs w:val="24"/>
+          <w:rtl/>
+        </w:rPr>
+        <w:t xml:space="preserve">في </w:t>
+      </w:r>
+      <w:r>
+        <w:rPr>
+          <w:rFonts w:asciiTheme="majorBidi" w:hAnsiTheme="majorBidi" w:cstheme="majorBidi"/>
+          <w:sz w:val="24"/>
+          <w:szCs w:val="24"/>
+          <w:rtl/>
+          <w:lang w:bidi="ar-IQ"/>
+        </w:rPr>
+        <w:t xml:space="preserve"> ‎٢٠٢٥/١٠/١٣‎</w:t>
       </w:r>
     </w:p>
     <w:p>
@@ -6399,6 +6686,24 @@
           <w:ilvl w:val="0"/>
           <w:numId w:val="28"/>
         </w:numPr>
+        <w:spacing w:line="240" w:lineRule="auto"/>
+        <w:rPr>
+          <w:rFonts w:asciiTheme="majorBidi" w:hAnsiTheme="majorBidi" w:cstheme="majorBidi"/>
+          <w:sz w:val="24"/>
+          <w:szCs w:val="24"/>
+          <w:lang w:bidi="ar-IQ"/>
+        </w:rPr>
+      </w:pPr>
+      <w:r>
+        <w:rPr>
+          <w:rFonts w:asciiTheme="majorBidi" w:hAnsiTheme="majorBidi" w:cstheme="majorBidi"/>
+          <w:sz w:val="24"/>
+          <w:szCs w:val="24"/>
+          <w:rtl/>
+        </w:rPr>
+        <w:t xml:space="preserve">التدريب الصيفي: أكمل الطالب متطلبات التدريب الصيفي خلال العام الدراسي </w:t>
+      </w:r>
+      <w:r>
         <w:rPr>
           <w:rFonts w:asciiTheme="majorBidi" w:hAnsiTheme="majorBidi" w:cstheme="majorBidi"/>
           <w:sz w:val="24"/>
@@ -6406,15 +6711,41 @@
           <w:rtl/>
           <w:lang w:bidi="ar-IQ"/>
         </w:rPr>
-      </w:pPr>
+        <w:t xml:space="preserve">٢٠٢٢-٢٠٢٣</w:t>
+      </w:r>
       <w:r>
+        <w:rPr>
+          <w:rFonts w:asciiTheme="majorBidi" w:hAnsiTheme="majorBidi" w:cstheme="majorBidi" w:hint="cs"/>
+          <w:sz w:val="24"/>
+          <w:szCs w:val="24"/>
+          <w:rtl/>
+        </w:rPr>
+        <w:t>.</w:t>
+      </w:r>
+    </w:p>
+    <w:p>
+      <w:pPr>
+        <w:pStyle w:val="ListParagraph"/>
+        <w:numPr>
+          <w:ilvl w:val="0"/>
+          <w:numId w:val="28"/>
+        </w:numPr>
+        <w:spacing w:line="240" w:lineRule="auto"/>
         <w:rPr>
           <w:rFonts w:asciiTheme="majorBidi" w:hAnsiTheme="majorBidi" w:cstheme="majorBidi"/>
           <w:sz w:val="24"/>
           <w:szCs w:val="24"/>
           <w:rtl/>
         </w:rPr>
-        <w:t>ال</w:t>
+      </w:pPr>
+      <w:r>
+        <w:rPr>
+          <w:rFonts w:asciiTheme="majorBidi" w:hAnsiTheme="majorBidi" w:cstheme="majorBidi"/>
+          <w:sz w:val="24"/>
+          <w:szCs w:val="24"/>
+          <w:rtl/>
+        </w:rPr>
+        <w:t>التقدير</w:t>
       </w:r>
       <w:r>
         <w:rPr>
@@ -6424,7 +6755,7 @@
           <w:rtl/>
           <w:lang w:bidi="ar-IQ"/>
         </w:rPr>
-        <w:t>أمر</w:t>
+        <w:t>ات</w:t>
       </w:r>
       <w:r>
         <w:rPr>
@@ -6433,7 +6764,173 @@
           <w:szCs w:val="24"/>
           <w:rtl/>
         </w:rPr>
-        <w:t xml:space="preserve"> الجامعي : </w:t>
+        <w:t xml:space="preserve">: </w:t>
+      </w:r>
+      <w:r>
+        <w:rPr>
+          <w:rFonts w:asciiTheme="majorBidi" w:hAnsiTheme="majorBidi" w:cstheme="majorBidi"/>
+          <w:sz w:val="24"/>
+          <w:szCs w:val="24"/>
+          <w:rtl/>
+        </w:rPr>
+        <w:tab/>
+        <w:t xml:space="preserve">مقبول </w:t>
+      </w:r>
+      <w:r>
+        <w:rPr>
+          <w:rFonts w:asciiTheme="majorBidi" w:hAnsiTheme="majorBidi" w:cstheme="majorBidi"/>
+          <w:sz w:val="24"/>
+          <w:szCs w:val="24"/>
+          <w:rtl/>
+        </w:rPr>
+        <w:tab/>
+        <w:t>(</w:t>
+      </w:r>
+      <w:r>
+        <w:rPr>
+          <w:rFonts w:asciiTheme="majorBidi" w:hAnsiTheme="majorBidi" w:cstheme="majorBidi" w:hint="cs"/>
+          <w:sz w:val="24"/>
+          <w:szCs w:val="24"/>
+          <w:rtl/>
+        </w:rPr>
+        <w:t>50</w:t>
+      </w:r>
+      <w:r>
+        <w:rPr>
+          <w:rFonts w:asciiTheme="majorBidi" w:hAnsiTheme="majorBidi" w:cstheme="majorBidi"/>
+          <w:sz w:val="24"/>
+          <w:szCs w:val="24"/>
+          <w:rtl/>
+        </w:rPr>
+        <w:t xml:space="preserve"> - أقل من 60)</w:t>
+      </w:r>
+    </w:p>
+    <w:p>
+      <w:pPr>
+        <w:pStyle w:val="ListParagraph"/>
+        <w:spacing w:line="240" w:lineRule="auto"/>
+        <w:ind w:left="1440"/>
+        <w:rPr>
+          <w:rFonts w:asciiTheme="majorBidi" w:hAnsiTheme="majorBidi" w:cstheme="majorBidi"/>
+          <w:sz w:val="24"/>
+          <w:szCs w:val="24"/>
+          <w:rtl/>
+        </w:rPr>
+      </w:pPr>
+      <w:r>
+        <w:rPr>
+          <w:rFonts w:asciiTheme="majorBidi" w:hAnsiTheme="majorBidi" w:cstheme="majorBidi"/>
+          <w:sz w:val="24"/>
+          <w:szCs w:val="24"/>
+          <w:rtl/>
+        </w:rPr>
+        <w:t>متوسط</w:t>
+      </w:r>
+      <w:r>
+        <w:rPr>
+          <w:rFonts w:asciiTheme="majorBidi" w:hAnsiTheme="majorBidi" w:cstheme="majorBidi"/>
+          <w:sz w:val="24"/>
+          <w:szCs w:val="24"/>
+          <w:rtl/>
+        </w:rPr>
+        <w:tab/>
+        <w:t>​​(60 - أقل من 70)</w:t>
+      </w:r>
+    </w:p>
+    <w:p>
+      <w:pPr>
+        <w:pStyle w:val="ListParagraph"/>
+        <w:spacing w:line="240" w:lineRule="auto"/>
+        <w:ind w:left="1440"/>
+        <w:rPr>
+          <w:rFonts w:asciiTheme="majorBidi" w:hAnsiTheme="majorBidi" w:cstheme="majorBidi"/>
+          <w:sz w:val="24"/>
+          <w:szCs w:val="24"/>
+          <w:rtl/>
+        </w:rPr>
+      </w:pPr>
+      <w:r>
+        <w:rPr>
+          <w:rFonts w:asciiTheme="majorBidi" w:hAnsiTheme="majorBidi" w:cstheme="majorBidi"/>
+          <w:sz w:val="24"/>
+          <w:szCs w:val="24"/>
+          <w:rtl/>
+        </w:rPr>
+        <w:t xml:space="preserve">جيد </w:t>
+      </w:r>
+      <w:r>
+        <w:rPr>
+          <w:rFonts w:asciiTheme="majorBidi" w:hAnsiTheme="majorBidi" w:cstheme="majorBidi"/>
+          <w:sz w:val="24"/>
+          <w:szCs w:val="24"/>
+          <w:rtl/>
+        </w:rPr>
+        <w:tab/>
+        <w:t>(70 - أقل من 80)</w:t>
+      </w:r>
+    </w:p>
+    <w:p>
+      <w:pPr>
+        <w:pStyle w:val="ListParagraph"/>
+        <w:spacing w:line="240" w:lineRule="auto"/>
+        <w:ind w:left="1440"/>
+        <w:rPr>
+          <w:rFonts w:asciiTheme="majorBidi" w:hAnsiTheme="majorBidi" w:cstheme="majorBidi"/>
+          <w:sz w:val="24"/>
+          <w:szCs w:val="24"/>
+          <w:rtl/>
+        </w:rPr>
+      </w:pPr>
+      <w:r>
+        <w:rPr>
+          <w:rFonts w:asciiTheme="majorBidi" w:hAnsiTheme="majorBidi" w:cstheme="majorBidi"/>
+          <w:sz w:val="24"/>
+          <w:szCs w:val="24"/>
+          <w:rtl/>
+        </w:rPr>
+        <w:t xml:space="preserve">جيد جدًا </w:t>
+      </w:r>
+      <w:r>
+        <w:rPr>
+          <w:rFonts w:asciiTheme="majorBidi" w:hAnsiTheme="majorBidi" w:cstheme="majorBidi"/>
+          <w:sz w:val="24"/>
+          <w:szCs w:val="24"/>
+          <w:rtl/>
+        </w:rPr>
+        <w:tab/>
+        <w:t>(80 - أقل من 90)</w:t>
+      </w:r>
+    </w:p>
+    <w:p>
+      <w:pPr>
+        <w:pStyle w:val="ListParagraph"/>
+        <w:spacing w:line="240" w:lineRule="auto"/>
+        <w:ind w:left="1440"/>
+        <w:rPr>
+          <w:rFonts w:asciiTheme="majorBidi" w:hAnsiTheme="majorBidi" w:cstheme="majorBidi"/>
+          <w:sz w:val="24"/>
+          <w:szCs w:val="24"/>
+          <w:lang w:bidi="ar-IQ"/>
+        </w:rPr>
+      </w:pPr>
+      <w:r>
+        <w:rPr>
+          <w:rFonts w:asciiTheme="majorBidi" w:hAnsiTheme="majorBidi" w:cstheme="majorBidi"/>
+          <w:sz w:val="24"/>
+          <w:szCs w:val="24"/>
+          <w:rtl/>
+        </w:rPr>
+        <w:t xml:space="preserve">ممتاز </w:t>
+      </w:r>
+      <w:r>
+        <w:rPr>
+          <w:rFonts w:asciiTheme="majorBidi" w:hAnsiTheme="majorBidi" w:cstheme="majorBidi"/>
+          <w:sz w:val="24"/>
+          <w:szCs w:val="24"/>
+          <w:rtl/>
+        </w:rPr>
+        <w:tab/>
+        <w:t>(90 - 100)</w:t>
       </w:r>
       <w:r>
         <w:rPr>
@@ -6443,8 +6940,22 @@
           <w:rtl/>
           <w:lang w:bidi="ar-IQ"/>
         </w:rPr>
-        <w:t xml:space="preserve">٢٣١٤٩/١٣/٣</w:t>
+        <w:tab/>
       </w:r>
+    </w:p>
+    <w:p>
+      <w:pPr>
+        <w:pStyle w:val="ListParagraph"/>
+        <w:numPr>
+          <w:ilvl w:val="0"/>
+          <w:numId w:val="29"/>
+        </w:numPr>
+        <w:spacing w:line="240" w:lineRule="auto"/>
+        <w:rPr>
+          <w:rFonts w:asciiTheme="majorBidi" w:hAnsiTheme="majorBidi" w:cstheme="majorBidi"/>
+          <w:lang w:bidi="ar-IQ"/>
+        </w:rPr>
+      </w:pPr>
       <w:r>
         <w:rPr>
           <w:rFonts w:asciiTheme="majorBidi" w:hAnsiTheme="majorBidi" w:cstheme="majorBidi"/>
@@ -6452,7 +6963,31 @@
           <w:szCs w:val="24"/>
           <w:rtl/>
         </w:rPr>
-        <w:t xml:space="preserve"> </w:t>
+        <w:t xml:space="preserve">سنوات التأجيل والرسوب:</w:t>
+      </w:r>
+    </w:p>
+    <w:p>
+      <w:pPr>
+        <w:pStyle w:val="ListParagraph"/>
+        <w:numPr>
+          <w:ilvl w:val="0"/>
+          <w:numId w:val="29"/>
+        </w:numPr>
+        <w:spacing w:line="240" w:lineRule="auto"/>
+        <w:rPr>
+          <w:rFonts w:asciiTheme="majorBidi" w:hAnsiTheme="majorBidi" w:cstheme="majorBidi"/>
+          <w:lang w:bidi="ar-IQ"/>
+        </w:rPr>
+      </w:pPr>
+      <w:r>
+        <w:rPr>
+          <w:rFonts w:asciiTheme="majorBidi" w:hAnsiTheme="majorBidi" w:cstheme="majorBidi" w:hint="cs"/>
+          <w:sz w:val="24"/>
+          <w:szCs w:val="24"/>
+          <w:rtl/>
+          <w:lang w:bidi="ar-IQ"/>
+        </w:rPr>
+        <w:t xml:space="preserve">السنة </w:t>
       </w:r>
       <w:r>
         <w:rPr>
@@ -6462,7 +6997,76 @@
           <w:rtl/>
           <w:lang w:bidi="ar-IQ"/>
         </w:rPr>
+        <w:t xml:space="preserve">‎٢٠٢٢ - ٢٠٢٣‎</w:t>
+      </w:r>
+      <w:r>
+        <w:rPr>
+          <w:rFonts w:asciiTheme="majorBidi" w:hAnsiTheme="majorBidi" w:cstheme="majorBidi"/>
+          <w:sz w:val="24"/>
+          <w:szCs w:val="24"/>
+          <w:lang w:bidi="ar-IQ"/>
+        </w:rPr>
         <w:t xml:space="preserve"> </w:t>
+      </w:r>
+      <w:r>
+        <w:rPr>
+          <w:rFonts w:asciiTheme="majorBidi" w:hAnsiTheme="majorBidi" w:cstheme="majorBidi" w:hint="cs"/>
+          <w:sz w:val="24"/>
+          <w:szCs w:val="24"/>
+          <w:rtl/>
+          <w:lang w:bidi="ar-IQ"/>
+        </w:rPr>
+        <w:t xml:space="preserve">/ المرحلة الثالثة (سنة رسوب)</w:t>
+      </w:r>
+    </w:p>
+    <w:p>
+      <w:pPr>
+        <w:pStyle w:val="ListParagraph"/>
+        <w:numPr>
+          <w:ilvl w:val="0"/>
+          <w:numId w:val="29"/>
+        </w:numPr>
+        <w:spacing w:line="240" w:lineRule="auto"/>
+        <w:rPr>
+          <w:rFonts w:asciiTheme="majorBidi" w:hAnsiTheme="majorBidi" w:cstheme="majorBidi"/>
+          <w:sz w:val="24"/>
+          <w:szCs w:val="24"/>
+          <w:lang w:bidi="ar-IQ"/>
+        </w:rPr>
+      </w:pPr>
+      <w:r>
+        <w:rPr>
+          <w:rFonts w:asciiTheme="majorBidi" w:hAnsiTheme="majorBidi" w:cstheme="majorBidi" w:hint="cs"/>
+          <w:sz w:val="24"/>
+          <w:szCs w:val="24"/>
+          <w:rtl/>
+        </w:rPr>
+        <w:t xml:space="preserve">دور ثاني للمادة الدراسية المعنية:</w:t>
+      </w:r>
+    </w:p>
+    <w:p>
+      <w:pPr>
+        <w:pStyle w:val="ListParagraph"/>
+        <w:numPr>
+          <w:ilvl w:val="1"/>
+          <w:numId w:val="29"/>
+        </w:numPr>
+        <w:spacing w:line="240" w:lineRule="auto"/>
+        <w:rPr>
+          <w:rFonts w:asciiTheme="majorBidi" w:hAnsiTheme="majorBidi" w:cstheme="majorBidi"/>
+          <w:sz w:val="24"/>
+          <w:szCs w:val="24"/>
+          <w:lang w:bidi="ar-IQ"/>
+        </w:rPr>
+      </w:pPr>
+      <w:r>
+        <w:rPr>
+          <w:rFonts w:asciiTheme="majorBidi" w:hAnsiTheme="majorBidi" w:cstheme="majorBidi" w:hint="cs"/>
+          <w:sz w:val="24"/>
+          <w:szCs w:val="24"/>
+          <w:rtl/>
+        </w:rPr>
+        <w:t>العام الدراسي</w:t>
       </w:r>
       <w:r>
         <w:rPr>
@@ -6471,9 +7075,340 @@
           <w:szCs w:val="24"/>
           <w:rtl/>
         </w:rPr>
-        <w:t xml:space="preserve">في </w:t>
+        <w:t>:</w:t>
       </w:r>
       <w:r>
+        <w:rPr>
+          <w:rFonts w:asciiTheme="majorBidi" w:hAnsiTheme="majorBidi" w:cstheme="majorBidi" w:hint="cs"/>
+          <w:sz w:val="24"/>
+          <w:szCs w:val="24"/>
+          <w:rtl/>
+        </w:rPr>
+        <w:t xml:space="preserve"> </w:t>
+      </w:r>
+      <w:r>
+        <w:rPr>
+          <w:rFonts w:asciiTheme="majorBidi" w:hAnsiTheme="majorBidi" w:cstheme="majorBidi"/>
+          <w:sz w:val="24"/>
+          <w:szCs w:val="24"/>
+        </w:rPr>
+        <w:t xml:space="preserve">‎٢٠٢٣ - ٢٠٢٤‎</w:t>
+      </w:r>
+      <w:r>
+        <w:rPr>
+          <w:rFonts w:asciiTheme="majorBidi" w:hAnsiTheme="majorBidi" w:cstheme="majorBidi"/>
+          <w:sz w:val="24"/>
+          <w:szCs w:val="24"/>
+          <w:rtl/>
+        </w:rPr>
+        <w:t xml:space="preserve"> </w:t>
+      </w:r>
+      <w:r>
+        <w:rPr>
+          <w:rFonts w:asciiTheme="majorBidi" w:hAnsiTheme="majorBidi" w:cstheme="majorBidi"/>
+          <w:sz w:val="24"/>
+          <w:szCs w:val="24"/>
+        </w:rPr>
+        <w:t xml:space="preserve"> </w:t>
+      </w:r>
+      <w:r>
+        <w:rPr>
+          <w:rFonts w:asciiTheme="majorBidi" w:hAnsiTheme="majorBidi" w:cstheme="majorBidi" w:hint="cs"/>
+          <w:sz w:val="24"/>
+          <w:szCs w:val="24"/>
+          <w:rtl/>
+        </w:rPr>
+        <w:t xml:space="preserve">/  المرحلة </w:t>
+      </w:r>
+      <w:r>
+        <w:rPr>
+          <w:rFonts w:asciiTheme="majorBidi" w:hAnsiTheme="majorBidi" w:cstheme="majorBidi"/>
+          <w:sz w:val="24"/>
+          <w:szCs w:val="24"/>
+        </w:rPr>
+        <w:t xml:space="preserve">الثالثة</w:t>
+      </w:r>
+      <w:r>
+        <w:rPr>
+          <w:rFonts w:asciiTheme="majorBidi" w:hAnsiTheme="majorBidi" w:cstheme="majorBidi"/>
+          <w:sz w:val="24"/>
+          <w:szCs w:val="24"/>
+        </w:rPr>
+        <w:t xml:space="preserve"> </w:t>
+      </w:r>
+      <w:r>
+        <w:rPr>
+          <w:rFonts w:asciiTheme="majorBidi" w:hAnsiTheme="majorBidi" w:cstheme="majorBidi" w:hint="cs"/>
+          <w:sz w:val="24"/>
+          <w:szCs w:val="24"/>
+          <w:rtl/>
+        </w:rPr>
+        <w:t xml:space="preserve">  ( </w:t>
+      </w:r>
+      <w:r>
+        <w:rPr>
+          <w:rFonts w:asciiTheme="majorBidi" w:hAnsiTheme="majorBidi" w:cstheme="majorBidi"/>
+          <w:sz w:val="24"/>
+          <w:szCs w:val="24"/>
+        </w:rPr>
+        <w:t xml:space="preserve">الذكاء الاصطناعي، هندسة البرامجيات، هياكل البيانات 2، برمجة المواقع 2، معمارية الحاسوب </w:t>
+      </w:r>
+      <w:r>
+        <w:rPr>
+          <w:rFonts w:asciiTheme="majorBidi" w:hAnsiTheme="majorBidi" w:cstheme="majorBidi" w:hint="cs"/>
+          <w:sz w:val="24"/>
+          <w:szCs w:val="24"/>
+          <w:rtl/>
+        </w:rPr>
+        <w:t xml:space="preserve"> ).</w:t>
+      </w:r>
+    </w:p>
+    <w:p>
+      <w:pPr>
+        <w:pStyle w:val="ListParagraph"/>
+        <w:numPr>
+          <w:ilvl w:val="1"/>
+          <w:numId w:val="29"/>
+        </w:numPr>
+        <w:spacing w:line="240" w:lineRule="auto"/>
+        <w:rPr>
+          <w:rFonts w:asciiTheme="majorBidi" w:hAnsiTheme="majorBidi" w:cstheme="majorBidi"/>
+          <w:sz w:val="24"/>
+          <w:szCs w:val="24"/>
+          <w:lang w:bidi="ar-IQ"/>
+        </w:rPr>
+      </w:pPr>
+      <w:r>
+        <w:rPr>
+          <w:rFonts w:asciiTheme="majorBidi" w:hAnsiTheme="majorBidi" w:cstheme="majorBidi" w:hint="cs"/>
+          <w:sz w:val="24"/>
+          <w:szCs w:val="24"/>
+          <w:rtl/>
+        </w:rPr>
+        <w:t>العام الدراسي</w:t>
+      </w:r>
+      <w:r>
+        <w:rPr>
+          <w:rFonts w:asciiTheme="majorBidi" w:hAnsiTheme="majorBidi" w:cstheme="majorBidi"/>
+          <w:sz w:val="24"/>
+          <w:szCs w:val="24"/>
+          <w:rtl/>
+        </w:rPr>
+        <w:t>:</w:t>
+      </w:r>
+      <w:r>
+        <w:rPr>
+          <w:rFonts w:asciiTheme="majorBidi" w:hAnsiTheme="majorBidi" w:cstheme="majorBidi" w:hint="cs"/>
+          <w:sz w:val="24"/>
+          <w:szCs w:val="24"/>
+          <w:rtl/>
+        </w:rPr>
+        <w:t xml:space="preserve"> </w:t>
+      </w:r>
+      <w:r>
+        <w:rPr>
+          <w:rFonts w:asciiTheme="majorBidi" w:hAnsiTheme="majorBidi" w:cstheme="majorBidi"/>
+          <w:sz w:val="24"/>
+          <w:szCs w:val="24"/>
+        </w:rPr>
+        <w:t xml:space="preserve">‎٢٠٢٤ - ٢٠٢٥‎</w:t>
+      </w:r>
+      <w:r>
+        <w:rPr>
+          <w:rFonts w:asciiTheme="majorBidi" w:hAnsiTheme="majorBidi" w:cstheme="majorBidi"/>
+          <w:sz w:val="24"/>
+          <w:szCs w:val="24"/>
+          <w:rtl/>
+        </w:rPr>
+        <w:t xml:space="preserve"> </w:t>
+      </w:r>
+      <w:r>
+        <w:rPr>
+          <w:rFonts w:asciiTheme="majorBidi" w:hAnsiTheme="majorBidi" w:cstheme="majorBidi"/>
+          <w:sz w:val="24"/>
+          <w:szCs w:val="24"/>
+        </w:rPr>
+        <w:t xml:space="preserve"> </w:t>
+      </w:r>
+      <w:r>
+        <w:rPr>
+          <w:rFonts w:asciiTheme="majorBidi" w:hAnsiTheme="majorBidi" w:cstheme="majorBidi" w:hint="cs"/>
+          <w:sz w:val="24"/>
+          <w:szCs w:val="24"/>
+          <w:rtl/>
+        </w:rPr>
+        <w:t xml:space="preserve">/  المرحلة </w:t>
+      </w:r>
+      <w:r>
+        <w:rPr>
+          <w:rFonts w:asciiTheme="majorBidi" w:hAnsiTheme="majorBidi" w:cstheme="majorBidi"/>
+          <w:sz w:val="24"/>
+          <w:szCs w:val="24"/>
+        </w:rPr>
+        <w:t xml:space="preserve">الرابعة</w:t>
+      </w:r>
+      <w:r>
+        <w:rPr>
+          <w:rFonts w:asciiTheme="majorBidi" w:hAnsiTheme="majorBidi" w:cstheme="majorBidi"/>
+          <w:sz w:val="24"/>
+          <w:szCs w:val="24"/>
+        </w:rPr>
+        <w:t xml:space="preserve"> </w:t>
+      </w:r>
+      <w:r>
+        <w:rPr>
+          <w:rFonts w:asciiTheme="majorBidi" w:hAnsiTheme="majorBidi" w:cstheme="majorBidi" w:hint="cs"/>
+          <w:sz w:val="24"/>
+          <w:szCs w:val="24"/>
+          <w:rtl/>
+        </w:rPr>
+        <w:t xml:space="preserve">  ( </w:t>
+      </w:r>
+      <w:r>
+        <w:rPr>
+          <w:rFonts w:asciiTheme="majorBidi" w:hAnsiTheme="majorBidi" w:cstheme="majorBidi"/>
+          <w:sz w:val="24"/>
+          <w:szCs w:val="24"/>
+        </w:rPr>
+        <w:t xml:space="preserve">الذكاء الحاسوبي، تطبيقات النقال، المحاكاة بالحاسوب </w:t>
+      </w:r>
+      <w:r>
+        <w:rPr>
+          <w:rFonts w:asciiTheme="majorBidi" w:hAnsiTheme="majorBidi" w:cstheme="majorBidi" w:hint="cs"/>
+          <w:sz w:val="24"/>
+          <w:szCs w:val="24"/>
+          <w:rtl/>
+        </w:rPr>
+        <w:t xml:space="preserve"> ).</w:t>
+      </w:r>
+    </w:p>
+    <w:p>
+      <w:pPr>
+        <w:pStyle w:val="ListParagraph"/>
+        <w:numPr>
+          <w:ilvl w:val="1"/>
+          <w:numId w:val="29"/>
+        </w:numPr>
+        <w:spacing w:line="240" w:lineRule="auto"/>
+        <w:rPr>
+          <w:rFonts w:asciiTheme="majorBidi" w:hAnsiTheme="majorBidi" w:cstheme="majorBidi"/>
+          <w:sz w:val="24"/>
+          <w:szCs w:val="24"/>
+          <w:lang w:bidi="ar-IQ"/>
+        </w:rPr>
+      </w:pPr>
+      <w:r>
+        <w:rPr>
+          <w:rFonts w:asciiTheme="majorBidi" w:hAnsiTheme="majorBidi" w:cstheme="majorBidi" w:hint="cs"/>
+          <w:sz w:val="24"/>
+          <w:szCs w:val="24"/>
+          <w:rtl/>
+        </w:rPr>
+        <w:t>العام الدراسي</w:t>
+      </w:r>
+      <w:r>
+        <w:rPr>
+          <w:rFonts w:asciiTheme="majorBidi" w:hAnsiTheme="majorBidi" w:cstheme="majorBidi"/>
+          <w:sz w:val="24"/>
+          <w:szCs w:val="24"/>
+          <w:rtl/>
+        </w:rPr>
+        <w:t>:</w:t>
+      </w:r>
+      <w:r>
+        <w:rPr>
+          <w:rFonts w:asciiTheme="majorBidi" w:hAnsiTheme="majorBidi" w:cstheme="majorBidi" w:hint="cs"/>
+          <w:sz w:val="24"/>
+          <w:szCs w:val="24"/>
+          <w:rtl/>
+        </w:rPr>
+        <w:t xml:space="preserve"> </w:t>
+      </w:r>
+      <w:r>
+        <w:rPr>
+          <w:rFonts w:asciiTheme="majorBidi" w:hAnsiTheme="majorBidi" w:cstheme="majorBidi"/>
+          <w:sz w:val="24"/>
+          <w:szCs w:val="24"/>
+        </w:rPr>
+        <w:t xml:space="preserve">‎٢٠٢٠ - ٢٠٢١‎</w:t>
+      </w:r>
+      <w:r>
+        <w:rPr>
+          <w:rFonts w:asciiTheme="majorBidi" w:hAnsiTheme="majorBidi" w:cstheme="majorBidi"/>
+          <w:sz w:val="24"/>
+          <w:szCs w:val="24"/>
+          <w:rtl/>
+        </w:rPr>
+        <w:t xml:space="preserve"> </w:t>
+      </w:r>
+      <w:r>
+        <w:rPr>
+          <w:rFonts w:asciiTheme="majorBidi" w:hAnsiTheme="majorBidi" w:cstheme="majorBidi"/>
+          <w:sz w:val="24"/>
+          <w:szCs w:val="24"/>
+        </w:rPr>
+        <w:t xml:space="preserve"> </w:t>
+      </w:r>
+      <w:r>
+        <w:rPr>
+          <w:rFonts w:asciiTheme="majorBidi" w:hAnsiTheme="majorBidi" w:cstheme="majorBidi" w:hint="cs"/>
+          <w:sz w:val="24"/>
+          <w:szCs w:val="24"/>
+          <w:rtl/>
+        </w:rPr>
+        <w:t xml:space="preserve">/  المرحلة </w:t>
+      </w:r>
+      <w:r>
+        <w:rPr>
+          <w:rFonts w:asciiTheme="majorBidi" w:hAnsiTheme="majorBidi" w:cstheme="majorBidi"/>
+          <w:sz w:val="24"/>
+          <w:szCs w:val="24"/>
+        </w:rPr>
+        <w:t xml:space="preserve">الأولى</w:t>
+      </w:r>
+      <w:r>
+        <w:rPr>
+          <w:rFonts w:asciiTheme="majorBidi" w:hAnsiTheme="majorBidi" w:cstheme="majorBidi"/>
+          <w:sz w:val="24"/>
+          <w:szCs w:val="24"/>
+        </w:rPr>
+        <w:t xml:space="preserve"> </w:t>
+      </w:r>
+      <w:r>
+        <w:rPr>
+          <w:rFonts w:asciiTheme="majorBidi" w:hAnsiTheme="majorBidi" w:cstheme="majorBidi" w:hint="cs"/>
+          <w:sz w:val="24"/>
+          <w:szCs w:val="24"/>
+          <w:rtl/>
+        </w:rPr>
+        <w:t xml:space="preserve">  ( </w:t>
+      </w:r>
+      <w:r>
+        <w:rPr>
+          <w:rFonts w:asciiTheme="majorBidi" w:hAnsiTheme="majorBidi" w:cstheme="majorBidi"/>
+          <w:sz w:val="24"/>
+          <w:szCs w:val="24"/>
+        </w:rPr>
+        <w:t xml:space="preserve">تطبيقات الحاسوب </w:t>
+      </w:r>
+      <w:r>
+        <w:rPr>
+          <w:rFonts w:asciiTheme="majorBidi" w:hAnsiTheme="majorBidi" w:cstheme="majorBidi" w:hint="cs"/>
+          <w:sz w:val="24"/>
+          <w:szCs w:val="24"/>
+          <w:rtl/>
+        </w:rPr>
+        <w:t xml:space="preserve"> ).</w:t>
+      </w:r>
+    </w:p>
+    <w:p>
+      <w:pPr>
+        <w:pStyle w:val="ListParagraph"/>
+        <w:numPr>
+          <w:ilvl w:val="0"/>
+          <w:numId w:val="29"/>
+        </w:numPr>
+        <w:spacing w:line="240" w:lineRule="auto"/>
         <w:rPr>
           <w:rFonts w:asciiTheme="majorBidi" w:hAnsiTheme="majorBidi" w:cstheme="majorBidi"/>
           <w:sz w:val="24"/>
@@ -6481,176 +7416,7 @@
           <w:rtl/>
           <w:lang w:bidi="ar-IQ"/>
         </w:rPr>
-        <w:t xml:space="preserve"> ١٣-١٠-٢٠٢٥</w:t>
-      </w:r>
-    </w:p>
-    <w:p>
-      <w:pPr>
-        <w:pStyle w:val="ListParagraph"/>
-        <w:numPr>
-          <w:ilvl w:val="0"/>
-          <w:numId w:val="28"/>
-        </w:numPr>
-        <w:rPr>
-          <w:rFonts w:asciiTheme="majorBidi" w:hAnsiTheme="majorBidi" w:cstheme="majorBidi"/>
-          <w:sz w:val="24"/>
-          <w:szCs w:val="24"/>
-          <w:rtl/>
-        </w:rPr>
-      </w:pPr>
-      <w:r>
-        <w:rPr>
-          <w:rFonts w:asciiTheme="majorBidi" w:hAnsiTheme="majorBidi" w:cstheme="majorBidi"/>
-          <w:sz w:val="24"/>
-          <w:szCs w:val="24"/>
-          <w:rtl/>
-        </w:rPr>
-        <w:t xml:space="preserve">التقدير: </w:t>
-      </w:r>
-      <w:r>
-        <w:rPr>
-          <w:rFonts w:asciiTheme="majorBidi" w:hAnsiTheme="majorBidi" w:cstheme="majorBidi"/>
-          <w:sz w:val="24"/>
-          <w:szCs w:val="24"/>
-          <w:rtl/>
-        </w:rPr>
-        <w:tab/>
-        <w:t xml:space="preserve">مقبول </w:t>
-      </w:r>
-      <w:r>
-        <w:rPr>
-          <w:rFonts w:asciiTheme="majorBidi" w:hAnsiTheme="majorBidi" w:cstheme="majorBidi"/>
-          <w:sz w:val="24"/>
-          <w:szCs w:val="24"/>
-          <w:rtl/>
-        </w:rPr>
-        <w:tab/>
-        <w:t>(50 - أقل من 60)</w:t>
-      </w:r>
-    </w:p>
-    <w:p>
-      <w:pPr>
-        <w:pStyle w:val="ListParagraph"/>
-        <w:ind w:left="1440"/>
-        <w:rPr>
-          <w:rFonts w:asciiTheme="majorBidi" w:hAnsiTheme="majorBidi" w:cstheme="majorBidi"/>
-          <w:sz w:val="24"/>
-          <w:szCs w:val="24"/>
-          <w:rtl/>
-        </w:rPr>
-      </w:pPr>
-      <w:r>
-        <w:rPr>
-          <w:rFonts w:asciiTheme="majorBidi" w:hAnsiTheme="majorBidi" w:cstheme="majorBidi"/>
-          <w:sz w:val="24"/>
-          <w:szCs w:val="24"/>
-          <w:rtl/>
-        </w:rPr>
-        <w:t>متوسط</w:t>
-      </w:r>
-      <w:r>
-        <w:rPr>
-          <w:rFonts w:asciiTheme="majorBidi" w:hAnsiTheme="majorBidi" w:cstheme="majorBidi"/>
-          <w:sz w:val="24"/>
-          <w:szCs w:val="24"/>
-          <w:rtl/>
-        </w:rPr>
-        <w:tab/>
-        <w:t>​​(60 - أقل من 70)</w:t>
-      </w:r>
-    </w:p>
-    <w:p>
-      <w:pPr>
-        <w:pStyle w:val="ListParagraph"/>
-        <w:ind w:left="1440"/>
-        <w:rPr>
-          <w:rFonts w:asciiTheme="majorBidi" w:hAnsiTheme="majorBidi" w:cstheme="majorBidi"/>
-          <w:sz w:val="24"/>
-          <w:szCs w:val="24"/>
-          <w:rtl/>
-        </w:rPr>
-      </w:pPr>
-      <w:r>
-        <w:rPr>
-          <w:rFonts w:asciiTheme="majorBidi" w:hAnsiTheme="majorBidi" w:cstheme="majorBidi"/>
-          <w:sz w:val="24"/>
-          <w:szCs w:val="24"/>
-          <w:rtl/>
-        </w:rPr>
-        <w:t xml:space="preserve">جيد </w:t>
-      </w:r>
-      <w:r>
-        <w:rPr>
-          <w:rFonts w:asciiTheme="majorBidi" w:hAnsiTheme="majorBidi" w:cstheme="majorBidi"/>
-          <w:sz w:val="24"/>
-          <w:szCs w:val="24"/>
-          <w:rtl/>
-        </w:rPr>
-        <w:tab/>
-        <w:t>(70 - أقل من 80)</w:t>
-      </w:r>
-    </w:p>
-    <w:p>
-      <w:pPr>
-        <w:pStyle w:val="ListParagraph"/>
-        <w:ind w:left="1440"/>
-        <w:rPr>
-          <w:rFonts w:asciiTheme="majorBidi" w:hAnsiTheme="majorBidi" w:cstheme="majorBidi"/>
-          <w:sz w:val="24"/>
-          <w:szCs w:val="24"/>
-          <w:rtl/>
-        </w:rPr>
-      </w:pPr>
-      <w:r>
-        <w:rPr>
-          <w:rFonts w:asciiTheme="majorBidi" w:hAnsiTheme="majorBidi" w:cstheme="majorBidi"/>
-          <w:sz w:val="24"/>
-          <w:szCs w:val="24"/>
-          <w:rtl/>
-        </w:rPr>
-        <w:t xml:space="preserve">جيد جدًا </w:t>
-      </w:r>
-      <w:r>
-        <w:rPr>
-          <w:rFonts w:asciiTheme="majorBidi" w:hAnsiTheme="majorBidi" w:cstheme="majorBidi"/>
-          <w:sz w:val="24"/>
-          <w:szCs w:val="24"/>
-          <w:rtl/>
-        </w:rPr>
-        <w:tab/>
-        <w:t>(80 - أقل من 90)</w:t>
-      </w:r>
-    </w:p>
-    <w:p>
-      <w:pPr>
-        <w:pStyle w:val="ListParagraph"/>
-        <w:ind w:left="1440"/>
-        <w:rPr>
-          <w:rFonts w:asciiTheme="majorBidi" w:hAnsiTheme="majorBidi" w:cstheme="majorBidi"/>
-          <w:sz w:val="24"/>
-          <w:szCs w:val="24"/>
-          <w:lang w:bidi="ar-IQ"/>
-        </w:rPr>
-      </w:pPr>
-      <w:r>
-        <w:rPr>
-          <w:rFonts w:asciiTheme="majorBidi" w:hAnsiTheme="majorBidi" w:cstheme="majorBidi"/>
-          <w:sz w:val="24"/>
-          <w:szCs w:val="24"/>
-          <w:rtl/>
-        </w:rPr>
-        <w:t xml:space="preserve">ممتاز </w:t>
-      </w:r>
-      <w:r>
-        <w:rPr>
-          <w:rFonts w:asciiTheme="majorBidi" w:hAnsiTheme="majorBidi" w:cstheme="majorBidi"/>
-          <w:sz w:val="24"/>
-          <w:szCs w:val="24"/>
-          <w:rtl/>
-        </w:rPr>
-        <w:tab/>
-        <w:t>(90 - 100)</w:t>
-      </w:r>
+      </w:pPr>
       <w:r>
         <w:rPr>
           <w:rFonts w:asciiTheme="majorBidi" w:hAnsiTheme="majorBidi" w:cstheme="majorBidi"/>
@@ -6659,7 +7425,47 @@
           <w:rtl/>
           <w:lang w:bidi="ar-IQ"/>
         </w:rPr>
-        <w:tab/>
+        <w:t xml:space="preserve">الدراسة </w:t>
+      </w:r>
+      <w:r>
+        <w:rPr>
+          <w:rFonts w:asciiTheme="majorBidi" w:hAnsiTheme="majorBidi" w:cstheme="majorBidi" w:hint="cs"/>
+          <w:sz w:val="24"/>
+          <w:szCs w:val="24"/>
+          <w:rtl/>
+          <w:lang w:bidi="ar-IQ"/>
+        </w:rPr>
+        <w:t>ب</w:t>
+      </w:r>
+      <w:r>
+        <w:rPr>
+          <w:rFonts w:asciiTheme="majorBidi" w:hAnsiTheme="majorBidi" w:cstheme="majorBidi"/>
+          <w:sz w:val="24"/>
+          <w:szCs w:val="24"/>
+          <w:rtl/>
+          <w:lang w:bidi="ar-IQ"/>
+        </w:rPr>
+        <w:t>اللغة الإن</w:t>
+      </w:r>
+      <w:r>
+        <w:rPr>
+          <w:rFonts w:asciiTheme="majorBidi" w:hAnsiTheme="majorBidi" w:cstheme="majorBidi" w:hint="cs"/>
+          <w:sz w:val="24"/>
+          <w:szCs w:val="24"/>
+          <w:rtl/>
+          <w:lang w:bidi="ar-IQ"/>
+        </w:rPr>
+        <w:t>ك</w:t>
+      </w:r>
+      <w:r>
+        <w:rPr>
+          <w:rFonts w:asciiTheme="majorBidi" w:hAnsiTheme="majorBidi" w:cstheme="majorBidi"/>
+          <w:sz w:val="24"/>
+          <w:szCs w:val="24"/>
+          <w:rtl/>
+          <w:lang w:bidi="ar-IQ"/>
+        </w:rPr>
+        <w:t>ليزية.</w:t>
       </w:r>
     </w:p>
     <w:p>
@@ -6669,6 +7475,7 @@
           <w:ilvl w:val="0"/>
           <w:numId w:val="29"/>
         </w:numPr>
+        <w:spacing w:line="240" w:lineRule="auto"/>
         <w:rPr>
           <w:rFonts w:asciiTheme="majorBidi" w:hAnsiTheme="majorBidi" w:cstheme="majorBidi"/>
           <w:sz w:val="24"/>
@@ -6683,7 +7490,16 @@
           <w:szCs w:val="24"/>
           <w:rtl/>
         </w:rPr>
-        <w:t xml:space="preserve">سنوات التأجيل والرسوب: </w:t>
+        <w:t>ال</w:t>
+      </w:r>
+      <w:r>
+        <w:rPr>
+          <w:rFonts w:asciiTheme="majorBidi" w:hAnsiTheme="majorBidi" w:cstheme="majorBidi" w:hint="cs"/>
+          <w:sz w:val="24"/>
+          <w:szCs w:val="24"/>
+          <w:rtl/>
+        </w:rPr>
+        <w:t>وثيقة</w:t>
       </w:r>
       <w:r>
         <w:rPr>
@@ -6691,9 +7507,17 @@
           <w:sz w:val="24"/>
           <w:szCs w:val="24"/>
           <w:rtl/>
-          <w:lang w:bidi="ar-IQ"/>
-        </w:rPr>
-        <w:t xml:space="preserve">٢٠٢٣</w:t>
+        </w:rPr>
+        <w:t xml:space="preserve"> خالية من ال</w:t>
+      </w:r>
+      <w:r>
+        <w:rPr>
+          <w:rFonts w:asciiTheme="majorBidi" w:hAnsiTheme="majorBidi" w:cstheme="majorBidi" w:hint="cs"/>
+          <w:sz w:val="24"/>
+          <w:szCs w:val="24"/>
+          <w:rtl/>
+        </w:rPr>
+        <w:t>حك</w:t>
       </w:r>
       <w:r>
         <w:rPr>
@@ -6702,16 +7526,29 @@
           <w:szCs w:val="24"/>
           <w:rtl/>
         </w:rPr>
+        <w:t xml:space="preserve"> وال</w:t>
+      </w:r>
+      <w:r>
+        <w:rPr>
+          <w:rFonts w:asciiTheme="majorBidi" w:hAnsiTheme="majorBidi" w:cstheme="majorBidi" w:hint="cs"/>
+          <w:sz w:val="24"/>
+          <w:szCs w:val="24"/>
+          <w:rtl/>
+        </w:rPr>
+        <w:t>شطب</w:t>
+      </w:r>
+      <w:r>
+        <w:rPr>
+          <w:rFonts w:asciiTheme="majorBidi" w:hAnsiTheme="majorBidi" w:cstheme="majorBidi"/>
+          <w:sz w:val="24"/>
+          <w:szCs w:val="24"/>
+          <w:rtl/>
+        </w:rPr>
         <w:t>.</w:t>
       </w:r>
     </w:p>
     <w:p>
       <w:pPr>
-        <w:pStyle w:val="ListParagraph"/>
-        <w:numPr>
-          <w:ilvl w:val="0"/>
-          <w:numId w:val="29"/>
-        </w:numPr>
         <w:rPr>
           <w:rFonts w:asciiTheme="majorBidi" w:hAnsiTheme="majorBidi" w:cstheme="majorBidi"/>
           <w:sz w:val="24"/>
@@ -6719,123 +7556,10 @@
           <w:lang w:bidi="ar-IQ"/>
         </w:rPr>
       </w:pPr>
-      <w:r>
-        <w:rPr>
-          <w:rFonts w:asciiTheme="majorBidi" w:hAnsiTheme="majorBidi" w:cstheme="majorBidi"/>
-          <w:sz w:val="24"/>
-          <w:szCs w:val="24"/>
-          <w:rtl/>
-        </w:rPr>
-        <w:t xml:space="preserve">عدد الدروس التي اجتازها في المحاولة الثانية: </w:t>
-      </w:r>
-      <w:r>
-        <w:rPr>
-          <w:rFonts w:asciiTheme="majorBidi" w:hAnsiTheme="majorBidi" w:cstheme="majorBidi"/>
-          <w:sz w:val="24"/>
-          <w:szCs w:val="24"/>
-          <w:rtl/>
-          <w:lang w:bidi="ar-IQ"/>
-        </w:rPr>
-        <w:t xml:space="preserve">الذكاء الاصطناعي، هندسة البرامجيات، هياكل البيانات 2، الذكاء الحاسوبي، تطبيقات النقال، تطبيقات الحاسوب، برمجة المواقع 2، معمارية الحاسوب، المحاكاة بالحاسوب</w:t>
-      </w:r>
-      <w:r>
-        <w:rPr>
-          <w:rFonts w:asciiTheme="majorBidi" w:hAnsiTheme="majorBidi" w:cstheme="majorBidi"/>
-          <w:sz w:val="24"/>
-          <w:szCs w:val="24"/>
-          <w:rtl/>
-        </w:rPr>
-        <w:t>.</w:t>
-      </w:r>
-    </w:p>
-    <w:p>
-      <w:pPr>
-        <w:pStyle w:val="ListParagraph"/>
-        <w:numPr>
-          <w:ilvl w:val="0"/>
-          <w:numId w:val="29"/>
-        </w:numPr>
-        <w:rPr>
-          <w:rFonts w:asciiTheme="majorBidi" w:hAnsiTheme="majorBidi" w:cstheme="majorBidi"/>
-          <w:sz w:val="24"/>
-          <w:szCs w:val="24"/>
-          <w:rtl/>
-          <w:lang w:bidi="ar-IQ"/>
-        </w:rPr>
-      </w:pPr>
-      <w:r>
-        <w:rPr>
-          <w:rFonts w:asciiTheme="majorBidi" w:hAnsiTheme="majorBidi" w:cstheme="majorBidi"/>
-          <w:sz w:val="24"/>
-          <w:szCs w:val="24"/>
-          <w:rtl/>
-          <w:lang w:bidi="ar-IQ"/>
-        </w:rPr>
-        <w:t>لغة التدريس طوال فترة الدراسة هي اللغة الإنجليزية.</w:t>
-      </w:r>
-    </w:p>
-    <w:p>
-      <w:pPr>
-        <w:pStyle w:val="ListParagraph"/>
-        <w:numPr>
-          <w:ilvl w:val="0"/>
-          <w:numId w:val="29"/>
-        </w:numPr>
-        <w:rPr>
-          <w:rFonts w:asciiTheme="majorBidi" w:hAnsiTheme="majorBidi" w:cstheme="majorBidi"/>
-          <w:sz w:val="24"/>
-          <w:szCs w:val="24"/>
-          <w:lang w:bidi="ar-IQ"/>
-        </w:rPr>
-      </w:pPr>
-      <w:r>
-        <w:rPr>
-          <w:rFonts w:asciiTheme="majorBidi" w:hAnsiTheme="majorBidi" w:cstheme="majorBidi"/>
-          <w:sz w:val="24"/>
-          <w:szCs w:val="24"/>
-          <w:rtl/>
-        </w:rPr>
-        <w:t>ال</w:t>
-      </w:r>
-      <w:r>
-        <w:rPr>
-          <w:rFonts w:asciiTheme="majorBidi" w:hAnsiTheme="majorBidi" w:cstheme="majorBidi" w:hint="cs"/>
-          <w:sz w:val="24"/>
-          <w:szCs w:val="24"/>
-          <w:rtl/>
-        </w:rPr>
-        <w:t>وثيقة</w:t>
-      </w:r>
-      <w:r>
-        <w:rPr>
-          <w:rFonts w:asciiTheme="majorBidi" w:hAnsiTheme="majorBidi" w:cstheme="majorBidi"/>
-          <w:sz w:val="24"/>
-          <w:szCs w:val="24"/>
-          <w:rtl/>
-        </w:rPr>
-        <w:t xml:space="preserve"> خالية من الخدش والت</w:t>
-      </w:r>
-      <w:r>
-        <w:rPr>
-          <w:rFonts w:asciiTheme="majorBidi" w:hAnsiTheme="majorBidi" w:cstheme="majorBidi" w:hint="cs"/>
-          <w:sz w:val="24"/>
-          <w:szCs w:val="24"/>
-          <w:rtl/>
-        </w:rPr>
-        <w:t>عديل</w:t>
-      </w:r>
-      <w:r>
-        <w:rPr>
-          <w:rFonts w:asciiTheme="majorBidi" w:hAnsiTheme="majorBidi" w:cstheme="majorBidi"/>
-          <w:sz w:val="24"/>
-          <w:szCs w:val="24"/>
-          <w:rtl/>
-        </w:rPr>
-        <w:t>.</w:t>
-      </w:r>
     </w:p>
     <w:sectPr>
-      <w:footerReference w:type="default" r:id="rId12"/>
+      <w:headerReference w:type="default" r:id="rId12"/>
+      <w:footerReference w:type="default" r:id="rId13"/>
       <w:pgSz w:w="11906" w:h="16838"/>
       <w:pgMar w:top="720" w:right="720" w:bottom="284" w:left="720" w:header="283" w:footer="292" w:gutter="0"/>
       <w:cols w:space="708"/>
@@ -6880,11 +7604,13 @@
       <w:bidi w:val="0"/>
       <w:jc w:val="center"/>
       <w:rPr>
+        <w:rFonts w:asciiTheme="majorBidi" w:hAnsiTheme="majorBidi" w:cstheme="majorBidi"/>
         <w:lang w:bidi="ar-IQ"/>
       </w:rPr>
     </w:pPr>
     <w:r>
       <w:rPr>
+        <w:rFonts w:asciiTheme="majorBidi" w:hAnsiTheme="majorBidi" w:cstheme="majorBidi"/>
         <w:rtl/>
         <w:lang w:bidi="ar-IQ"/>
       </w:rPr>
@@ -6892,6 +7618,7 @@
     </w:r>
     <w:r>
       <w:rPr>
+        <w:rFonts w:asciiTheme="majorBidi" w:hAnsiTheme="majorBidi" w:cstheme="majorBidi"/>
         <w:rtl/>
         <w:lang w:bidi="ar-IQ"/>
       </w:rPr>
@@ -6899,6 +7626,7 @@
     </w:r>
     <w:r>
       <w:rPr>
+        <w:rFonts w:asciiTheme="majorBidi" w:hAnsiTheme="majorBidi" w:cstheme="majorBidi"/>
         <w:rtl/>
         <w:lang w:bidi="ar-IQ"/>
       </w:rPr>
@@ -6906,18 +7634,77 @@
     </w:r>
     <w:r>
       <w:rPr>
+        <w:rFonts w:asciiTheme="majorBidi" w:hAnsiTheme="majorBidi" w:cstheme="majorBidi"/>
         <w:lang w:bidi="ar-IQ"/>
       </w:rPr>
-      <w:instrText>PAGE</w:instrText>
+      <w:instrText xml:space="preserve">PAGE </w:instrText>
     </w:r>
     <w:r>
       <w:rPr>
+        <w:rFonts w:asciiTheme="majorBidi" w:hAnsiTheme="majorBidi" w:cstheme="majorBidi"/>
+        <w:rtl/>
+        <w:lang w:bidi="ar-IQ"/>
+      </w:rPr>
+      <w:fldChar w:fldCharType="separate"/>
+    </w:r>
+    <w:r>
+      <w:rPr>
+        <w:rFonts w:asciiTheme="majorBidi" w:hAnsiTheme="majorBidi" w:cstheme="majorBidi"/>
+        <w:rtl/>
+        <w:lang w:bidi="ar-IQ"/>
+      </w:rPr>
+      <w:t>1</w:t>
+    </w:r>
+    <w:r>
+      <w:rPr>
+        <w:rFonts w:asciiTheme="majorBidi" w:hAnsiTheme="majorBidi" w:cstheme="majorBidi"/>
+        <w:rtl/>
+        <w:lang w:bidi="ar-IQ"/>
+      </w:rPr>
+      <w:fldChar w:fldCharType="end"/>
+    </w:r>
+    <w:r>
+      <w:rPr>
+        <w:rFonts w:asciiTheme="majorBidi" w:hAnsiTheme="majorBidi" w:cstheme="majorBidi"/>
+        <w:rtl/>
+        <w:lang w:bidi="ar-IQ"/>
+      </w:rPr>
+      <w:fldChar w:fldCharType="begin"/>
+    </w:r>
+    <w:r>
+      <w:rPr>
+        <w:rFonts w:asciiTheme="majorBidi" w:hAnsiTheme="majorBidi" w:cstheme="majorBidi"/>
+        <w:rtl/>
+        <w:lang w:bidi="ar-IQ"/>
+      </w:rPr>
+      <w:instrText xml:space="preserve"> = 1 - </w:instrText>
+    </w:r>
+    <w:r>
+      <w:rPr>
+        <w:rFonts w:asciiTheme="majorBidi" w:hAnsiTheme="majorBidi" w:cstheme="majorBidi"/>
+        <w:rtl/>
+        <w:lang w:bidi="ar-IQ"/>
+      </w:rPr>
+      <w:fldChar w:fldCharType="begin"/>
+    </w:r>
+    <w:r>
+      <w:rPr>
+        <w:rFonts w:asciiTheme="majorBidi" w:hAnsiTheme="majorBidi" w:cstheme="majorBidi"/>
+        <w:rtl/>
         <w:lang w:bidi="ar-IQ"/>
       </w:rPr>
       <w:instrText xml:space="preserve"> </w:instrText>
     </w:r>
     <w:r>
       <w:rPr>
+        <w:rFonts w:asciiTheme="majorBidi" w:hAnsiTheme="majorBidi" w:cstheme="majorBidi"/>
+        <w:lang w:bidi="ar-IQ"/>
+      </w:rPr>
+      <w:instrText xml:space="preserve">NUMPAGES </w:instrText>
+    </w:r>
+    <w:r>
+      <w:rPr>
+        <w:rFonts w:asciiTheme="majorBidi" w:hAnsiTheme="majorBidi" w:cstheme="majorBidi"/>
         <w:rtl/>
         <w:lang w:bidi="ar-IQ"/>
       </w:rPr>
@@ -6925,13 +7712,15 @@
     </w:r>
     <w:r>
       <w:rPr>
-        <w:rtl/>
+        <w:rFonts w:asciiTheme="majorBidi" w:hAnsiTheme="majorBidi" w:cstheme="majorBidi"/>
+        <w:noProof/>
         <w:lang w:bidi="ar-IQ"/>
       </w:rPr>
-      <w:t>1</w:t>
+      <w:instrText>3</w:instrText>
     </w:r>
     <w:r>
       <w:rPr>
+        <w:rFonts w:asciiTheme="majorBidi" w:hAnsiTheme="majorBidi" w:cstheme="majorBidi"/>
         <w:rtl/>
         <w:lang w:bidi="ar-IQ"/>
       </w:rPr>
@@ -6939,27 +7728,7 @@
     </w:r>
     <w:r>
       <w:rPr>
-        <w:rtl/>
-        <w:lang w:bidi="ar-IQ"/>
-      </w:rPr>
-      <w:fldChar w:fldCharType="begin"/>
-    </w:r>
-    <w:r>
-      <w:rPr>
-        <w:rtl/>
-        <w:lang w:bidi="ar-IQ"/>
-      </w:rPr>
-      <w:instrText xml:space="preserve"> = 1 - </w:instrText>
-    </w:r>
-    <w:r>
-      <w:rPr>
-        <w:rtl/>
-        <w:lang w:bidi="ar-IQ"/>
-      </w:rPr>
-      <w:fldChar w:fldCharType="begin"/>
-    </w:r>
-    <w:r>
-      <w:rPr>
+        <w:rFonts w:asciiTheme="majorBidi" w:hAnsiTheme="majorBidi" w:cstheme="majorBidi"/>
         <w:rtl/>
         <w:lang w:bidi="ar-IQ"/>
       </w:rPr>
@@ -6967,18 +7736,7 @@
     </w:r>
     <w:r>
       <w:rPr>
-        <w:lang w:bidi="ar-IQ"/>
-      </w:rPr>
-      <w:instrText>NUMPAGES</w:instrText>
-    </w:r>
-    <w:r>
-      <w:rPr>
-        <w:lang w:bidi="ar-IQ"/>
-      </w:rPr>
-      <w:instrText xml:space="preserve"> </w:instrText>
-    </w:r>
-    <w:r>
-      <w:rPr>
+        <w:rFonts w:asciiTheme="majorBidi" w:hAnsiTheme="majorBidi" w:cstheme="majorBidi"/>
         <w:rtl/>
         <w:lang w:bidi="ar-IQ"/>
       </w:rPr>
@@ -6986,13 +7744,16 @@
     </w:r>
     <w:r>
       <w:rPr>
+        <w:rFonts w:asciiTheme="majorBidi" w:hAnsiTheme="majorBidi" w:cstheme="majorBidi"/>
         <w:noProof/>
+        <w:rtl/>
         <w:lang w:bidi="ar-IQ"/>
       </w:rPr>
-      <w:instrText>2</w:instrText>
+      <w:t>-2</w:t>
     </w:r>
     <w:r>
       <w:rPr>
+        <w:rFonts w:asciiTheme="majorBidi" w:hAnsiTheme="majorBidi" w:cstheme="majorBidi"/>
         <w:rtl/>
         <w:lang w:bidi="ar-IQ"/>
       </w:rPr>
@@ -7000,35 +7761,7 @@
     </w:r>
     <w:r>
       <w:rPr>
-        <w:rtl/>
-        <w:lang w:bidi="ar-IQ"/>
-      </w:rPr>
-      <w:instrText xml:space="preserve"> </w:instrText>
-    </w:r>
-    <w:r>
-      <w:rPr>
-        <w:rtl/>
-        <w:lang w:bidi="ar-IQ"/>
-      </w:rPr>
-      <w:fldChar w:fldCharType="separate"/>
-    </w:r>
-    <w:r>
-      <w:rPr>
-        <w:noProof/>
-        <w:rtl/>
-        <w:lang w:bidi="ar-IQ"/>
-      </w:rPr>
-      <w:t>-1</w:t>
-    </w:r>
-    <w:r>
-      <w:rPr>
-        <w:rtl/>
-        <w:lang w:bidi="ar-IQ"/>
-      </w:rPr>
-      <w:fldChar w:fldCharType="end"/>
-    </w:r>
-    <w:r>
-      <w:rPr>
+        <w:rFonts w:asciiTheme="majorBidi" w:hAnsiTheme="majorBidi" w:cstheme="majorBidi"/>
         <w:rtl/>
         <w:lang w:bidi="ar-IQ"/>
       </w:rPr>
@@ -7289,6 +8022,25 @@
         <w:lang w:bidi="ar-IQ"/>
       </w:rPr>
     </w:pPr>
+    <w:r>
+      <w:rPr>
+        <w:rFonts w:asciiTheme="minorBidi" w:hAnsiTheme="minorBidi" w:cstheme="minorBidi"/>
+        <w:sz w:val="24"/>
+        <w:szCs w:val="24"/>
+        <w:rtl/>
+      </w:rPr>
+      <w:t xml:space="preserve">الاسم الكامل: </w:t>
+    </w:r>
+    <w:r>
+      <w:rPr>
+        <w:rFonts w:asciiTheme="minorBidi" w:hAnsiTheme="minorBidi" w:cstheme="minorBidi"/>
+        <w:sz w:val="24"/>
+        <w:szCs w:val="24"/>
+        <w:rtl/>
+        <w:lang w:bidi="ar-IQ"/>
+      </w:rPr>
+      <w:t xml:space="preserve">حسن نور حسين نور</w:t>
+    </w:r>
   </w:p>
 </w:hdr>
 </file>
@@ -7336,6 +8088,142 @@
 </w:hdr>
 </file>
 
+<file path=word/header4.xml><?xml version="1.0" encoding="utf-8"?>
+<w:hdr xmlns:wpc="http://schemas.microsoft.com/office/word/2010/wordprocessingCanvas" xmlns:cx="http://schemas.microsoft.com/office/drawing/2014/chartex" xmlns:cx1="http://schemas.microsoft.com/office/drawing/2015/9/8/chartex" xmlns:cx2="http://schemas.microsoft.com/office/drawing/2015/10/21/chartex" xmlns:cx3="http://schemas.microsoft.com/office/drawing/2016/5/9/chartex" xmlns:cx4="http://schemas.microsoft.com/office/drawing/2016/5/10/chartex" xmlns:cx5="http://schemas.microsoft.com/office/drawing/2016/5/11/chartex" xmlns:cx6="http://schemas.microsoft.com/office/drawing/2016/5/12/chartex" xmlns:cx7="http://schemas.microsoft.com/office/drawing/2016/5/13/chartex" xmlns:cx8="http://schemas.microsoft.com/office/drawing/2016/5/14/chartex" xmlns:mc="http://schemas.openxmlformats.org/markup-compatibility/2006" xmlns:aink="http://schemas.microsoft.com/office/drawing/2016/ink" xmlns:am3d="http://schemas.microsoft.com/office/drawing/2017/model3d" xmlns:o="urn:schemas-microsoft-com:office:office" xmlns:oel="http://schemas.microsoft.com/office/2019/extlst" xmlns:r="http://schemas.openxmlformats.org/officeDocument/2006/relationships" xmlns:m="http://schemas.openxmlformats.org/officeDocument/2006/math" xmlns:v="urn:schemas-microsoft-com:vml" xmlns:wp14="http://schemas.microsoft.com/office/word/2010/wordprocessingDrawing" xmlns:wp="http://schemas.openxmlformats.org/drawingml/2006/wordprocessingDrawing" xmlns:w10="urn:schemas-microsoft-com:office:word" xmlns:w="http://schemas.openxmlformats.org/wordprocessingml/2006/main" xmlns:w14="http://schemas.microsoft.com/office/word/2010/wordml" xmlns:w15="http://schemas.microsoft.com/office/word/2012/wordml" xmlns:w16cex="http://schemas.microsoft.com/office/word/2018/wordml/cex" xmlns:w16cid="http://schemas.microsoft.com/office/word/2016/wordml/cid" xmlns:w16="http://schemas.microsoft.com/office/word/2018/wordml" xmlns:w16du="http://schemas.microsoft.com/office/word/2023/wordml/word16du" xmlns:w16sdtdh="http://schemas.microsoft.com/office/word/2020/wordml/sdtdatahash" xmlns:w16sdtfl="http://schemas.microsoft.com/office/word/2024/wordml/sdtformatlock" xmlns:w16se="http://schemas.microsoft.com/office/word/2015/wordml/symex" xmlns:wpg="http://schemas.microsoft.com/office/word/2010/wordprocessingGroup" xmlns:wpi="http://schemas.microsoft.com/office/word/2010/wordprocessingInk" xmlns:wne="http://schemas.microsoft.com/office/word/2006/wordml" xmlns:wps="http://schemas.microsoft.com/office/word/2010/wordprocessingShape" mc:Ignorable="w14 w15 w16se w16cid w16 w16cex w16sdtdh w16sdtfl w16du wp14">
+  <w:p>
+    <w:pPr>
+      <w:pStyle w:val="Header"/>
+      <w:jc w:val="center"/>
+      <w:rPr>
+        <w:rtl/>
+        <w:lang w:bidi="ar-IQ"/>
+      </w:rPr>
+    </w:pPr>
+  </w:p>
+  <w:p>
+    <w:pPr>
+      <w:pStyle w:val="Header"/>
+      <w:bidi w:val="0"/>
+      <w:jc w:val="both"/>
+      <w:rPr>
+        <w:lang w:bidi="ar-IQ"/>
+      </w:rPr>
+    </w:pPr>
+  </w:p>
+  <w:p>
+    <w:pPr>
+      <w:pStyle w:val="Header"/>
+      <w:bidi w:val="0"/>
+      <w:ind w:left="1440"/>
+      <w:jc w:val="right"/>
+      <w:rPr>
+        <w:rtl/>
+        <w:lang w:bidi="ar-IQ"/>
+      </w:rPr>
+    </w:pPr>
+  </w:p>
+  <w:p>
+    <w:pPr>
+      <w:pStyle w:val="Header"/>
+      <w:bidi w:val="0"/>
+      <w:rPr>
+        <w:lang w:bidi="ar-IQ"/>
+      </w:rPr>
+    </w:pPr>
+  </w:p>
+  <w:p>
+    <w:pPr>
+      <w:pStyle w:val="Header"/>
+      <w:rPr>
+        <w:lang w:bidi="ar-IQ"/>
+      </w:rPr>
+    </w:pPr>
+  </w:p>
+  <w:p>
+    <w:pPr>
+      <w:pStyle w:val="Header"/>
+      <w:rPr>
+        <w:lang w:bidi="ar-IQ"/>
+      </w:rPr>
+    </w:pPr>
+  </w:p>
+  <w:p>
+    <w:pPr>
+      <w:pStyle w:val="Header"/>
+      <w:tabs>
+        <w:tab w:val="clear" w:pos="4153"/>
+        <w:tab w:val="clear" w:pos="8306"/>
+        <w:tab w:val="left" w:pos="1320"/>
+      </w:tabs>
+      <w:rPr>
+        <w:lang w:bidi="ar-IQ"/>
+      </w:rPr>
+    </w:pPr>
+    <w:r>
+      <w:rPr>
+        <w:rtl/>
+        <w:lang w:bidi="ar-IQ"/>
+      </w:rPr>
+      <w:tab/>
+    </w:r>
+  </w:p>
+  <w:p>
+    <w:pPr>
+      <w:pStyle w:val="Header"/>
+      <w:tabs>
+        <w:tab w:val="clear" w:pos="4153"/>
+        <w:tab w:val="clear" w:pos="8306"/>
+        <w:tab w:val="left" w:pos="6480"/>
+      </w:tabs>
+      <w:rPr>
+        <w:lang w:bidi="ar-IQ"/>
+      </w:rPr>
+    </w:pPr>
+    <w:r>
+      <w:rPr>
+        <w:rtl/>
+        <w:lang w:bidi="ar-IQ"/>
+      </w:rPr>
+      <w:tab/>
+    </w:r>
+  </w:p>
+  <w:p>
+    <w:pPr>
+      <w:pStyle w:val="Header"/>
+      <w:rPr>
+        <w:lang w:bidi="ar-IQ"/>
+      </w:rPr>
+    </w:pPr>
+  </w:p>
+  <w:p>
+    <w:pPr>
+      <w:pStyle w:val="Header"/>
+      <w:rPr>
+        <w:sz w:val="12"/>
+        <w:szCs w:val="12"/>
+        <w:lang w:bidi="ar-IQ"/>
+      </w:rPr>
+    </w:pPr>
+  </w:p>
+  <w:p>
+    <w:pPr>
+      <w:pStyle w:val="Header"/>
+      <w:rPr>
+        <w:lang w:bidi="ar-IQ"/>
+      </w:rPr>
+    </w:pPr>
+  </w:p>
+  <w:p>
+    <w:pPr>
+      <w:pStyle w:val="Header"/>
+      <w:rPr>
+        <w:lang w:bidi="ar-IQ"/>
+      </w:rPr>
+    </w:pPr>
+  </w:p>
+</w:hdr>
+</file>
+
 <file path=word/numbering.xml><?xml version="1.0" encoding="utf-8"?>
 <w:numbering xmlns:wpc="http://schemas.microsoft.com/office/word/2010/wordprocessingCanvas" xmlns:cx="http://schemas.microsoft.com/office/drawing/2014/chartex" xmlns:cx1="http://schemas.microsoft.com/office/drawing/2015/9/8/chartex" xmlns:cx2="http://schemas.microsoft.com/office/drawing/2015/10/21/chartex" xmlns:cx3="http://schemas.microsoft.com/office/drawing/2016/5/9/chartex" xmlns:cx4="http://schemas.microsoft.com/office/drawing/2016/5/10/chartex" xmlns:cx5="http://schemas.microsoft.com/office/drawing/2016/5/11/chartex" xmlns:cx6="http://schemas.microsoft.com/office/drawing/2016/5/12/chartex" xmlns:cx7="http://schemas.microsoft.com/office/drawing/2016/5/13/chartex" xmlns:cx8="http://schemas.microsoft.com/office/drawing/2016/5/14/chartex" xmlns:mc="http://schemas.openxmlformats.org/markup-compatibility/2006" xmlns:aink="http://schemas.microsoft.com/office/drawing/2016/ink" xmlns:am3d="http://schemas.microsoft.com/office/drawing/2017/model3d" xmlns:o="urn:schemas-microsoft-com:office:office" xmlns:oel="http://schemas.microsoft.com/office/2019/extlst" xmlns:r="http://schemas.openxmlformats.org/officeDocument/2006/relationships" xmlns:m="http://schemas.openxmlformats.org/officeDocument/2006/math" xmlns:v="urn:schemas-microsoft-com:vml" xmlns:wp14="http://schemas.microsoft.com/office/word/2010/wordprocessingDrawing" xmlns:wp="http://schemas.openxmlformats.org/drawingml/2006/wordprocessingDrawing" xmlns:w10="urn:schemas-microsoft-com:office:word" xmlns:w="http://schemas.openxmlformats.org/wordprocessingml/2006/main" xmlns:w14="http://schemas.microsoft.com/office/word/2010/wordml" xmlns:w15="http://schemas.microsoft.com/office/word/2012/wordml" xmlns:w16cex="http://schemas.microsoft.com/office/word/2018/wordml/cex" xmlns:w16cid="http://schemas.microsoft.com/office/word/2016/wordml/cid" xmlns:w16="http://schemas.microsoft.com/office/word/2018/wordml" xmlns:w16du="http://schemas.microsoft.com/office/word/2023/wordml/word16du" xmlns:w16sdtdh="http://schemas.microsoft.com/office/word/2020/wordml/sdtdatahash" xmlns:w16sdtfl="http://schemas.microsoft.com/office/word/2024/wordml/sdtformatlock" xmlns:w16se="http://schemas.microsoft.com/office/word/2015/wordml/symex" xmlns:wpg="http://schemas.microsoft.com/office/word/2010/wordprocessingGroup" xmlns:wpi="http://schemas.microsoft.com/office/word/2010/wordprocessingInk" xmlns:wne="http://schemas.microsoft.com/office/word/2006/wordml" xmlns:wps="http://schemas.microsoft.com/office/word/2010/wordprocessingShape" mc:Ignorable="w14 w15 w16se w16cid w16 w16cex w16sdtdh w16sdtfl w16du wp14">
   <w:abstractNum w:abstractNumId="0" w15:restartNumberingAfterBreak="0">
@@ -7653,7 +8541,7 @@
   <w:abstractNum w:abstractNumId="3" w15:restartNumberingAfterBreak="0">
     <w:nsid w:val="0704594E"/>
     <w:multiLevelType w:val="hybridMultilevel"/>
-    <w:tmpl w:val="3734357C"/>
+    <w:tmpl w:val="8B62BF86"/>
     <w:lvl w:ilvl="0" w:tplc="04090001">
       <w:start w:val="1"/>
       <w:numFmt w:val="bullet"/>
@@ -7666,7 +8554,7 @@
         <w:rFonts w:ascii="Symbol" w:hAnsi="Symbol" w:hint="default"/>
       </w:rPr>
     </w:lvl>
-    <w:lvl w:ilvl="1" w:tplc="04090003" w:tentative="1">
+    <w:lvl w:ilvl="1" w:tplc="04090003">
       <w:start w:val="1"/>
       <w:numFmt w:val="bullet"/>
       <w:lvlText w:val="o"/>
@@ -10637,7 +11525,7 @@
   <w:style w:type="paragraph" w:default="1" w:styleId="Normal">
     <w:name w:val="Normal"/>
     <w:qFormat/>
-    <w:rsid w:val="00B25239"/>
+    <w:rsid w:val="003F1A04"/>
     <w:pPr>
       <w:bidi/>
       <w:spacing w:after="200" w:line="276" w:lineRule="auto"/>

--- a/certificates/year - Temp - Ar - D - SBS - حسن نور حسين نور - DEFAULT.docx
+++ b/certificates/year - Temp - Ar - D - SBS - حسن نور حسين نور - DEFAULT.docx
@@ -379,7 +379,7 @@
                 <w:rtl/>
                 <w:lang w:bidi="ar-IQ"/>
               </w:rPr>
-              <w:t xml:space="preserve">‎٢٠٢١/٢٠/٠٢‎</w:t>
+              <w:t xml:space="preserve">‎٢٠٢١/٠٢/٢٠‎</w:t>
             </w:r>
           </w:p>
         </w:tc>

--- a/certificates/year - Temp - Ar - D - SBS - حسن نور حسين نور - DEFAULT.docx
+++ b/certificates/year - Temp - Ar - D - SBS - حسن نور حسين نور - DEFAULT.docx
@@ -6711,7 +6711,7 @@
           <w:rtl/>
           <w:lang w:bidi="ar-IQ"/>
         </w:rPr>
-        <w:t xml:space="preserve">٢٠٢٢-٢٠٢٣</w:t>
+        <w:t xml:space="preserve">٢٠٢٤</w:t>
       </w:r>
       <w:r>
         <w:rPr>

--- a/certificates/year - Temp - Ar - D - SBS - حسن نور حسين نور - DEFAULT.docx
+++ b/certificates/year - Temp - Ar - D - SBS - حسن نور حسين نور - DEFAULT.docx
@@ -2133,7 +2133,7 @@
                 <w:rtl/>
                 <w:lang w:bidi="ar-IQ"/>
               </w:rPr>
-              <w:t xml:space="preserve">الإنكليزي 2</w:t>
+              <w:t xml:space="preserve">أخلاقيات الحاسوب</w:t>
             </w:r>
           </w:p>
         </w:tc>
@@ -2161,7 +2161,7 @@
                 <w:rtl/>
                 <w:lang w:bidi="ar-IQ"/>
               </w:rPr>
-              <w:t xml:space="preserve">٦٤</w:t>
+              <w:t xml:space="preserve">٩٢</w:t>
             </w:r>
           </w:p>
         </w:tc>
@@ -2306,7 +2306,7 @@
                 <w:rtl/>
                 <w:lang w:bidi="ar-IQ"/>
               </w:rPr>
-              <w:t xml:space="preserve">البرمجة 2</w:t>
+              <w:t xml:space="preserve">الإنكليزي 2</w:t>
             </w:r>
           </w:p>
         </w:tc>
@@ -2334,7 +2334,7 @@
                 <w:rtl/>
                 <w:lang w:bidi="ar-IQ"/>
               </w:rPr>
-              <w:t xml:space="preserve">٦٦</w:t>
+              <w:t xml:space="preserve">٦٤</w:t>
             </w:r>
           </w:p>
         </w:tc>
@@ -2363,7 +2363,7 @@
                 <w:rtl/>
                 <w:lang w:bidi="ar-IQ"/>
               </w:rPr>
-              <w:t xml:space="preserve">٤</w:t>
+              <w:t xml:space="preserve">٢</w:t>
             </w:r>
           </w:p>
         </w:tc>
@@ -2391,7 +2391,7 @@
                 <w:rtl/>
                 <w:lang w:bidi="ar-IQ"/>
               </w:rPr>
-              <w:t xml:space="preserve">البرمجة الكيانية 2</w:t>
+              <w:t xml:space="preserve">هياكل البيانات 2*</w:t>
             </w:r>
           </w:p>
         </w:tc>
@@ -2419,7 +2419,7 @@
                 <w:rtl/>
                 <w:lang w:bidi="ar-IQ"/>
               </w:rPr>
-              <w:t xml:space="preserve">٥٠</w:t>
+              <w:t xml:space="preserve">٥١</w:t>
             </w:r>
           </w:p>
         </w:tc>
@@ -2479,7 +2479,7 @@
                 <w:rtl/>
                 <w:lang w:bidi="ar-IQ"/>
               </w:rPr>
-              <w:t xml:space="preserve">التصميم المنطقي</w:t>
+              <w:t xml:space="preserve">البرمجة 2</w:t>
             </w:r>
           </w:p>
         </w:tc>
@@ -2507,7 +2507,7 @@
                 <w:rtl/>
                 <w:lang w:bidi="ar-IQ"/>
               </w:rPr>
-              <w:t xml:space="preserve">٦٠</w:t>
+              <w:t xml:space="preserve">٦٦</w:t>
             </w:r>
           </w:p>
         </w:tc>
@@ -2536,7 +2536,7 @@
                 <w:rtl/>
                 <w:lang w:bidi="ar-IQ"/>
               </w:rPr>
-              <w:t xml:space="preserve">٣</w:t>
+              <w:t xml:space="preserve">٤</w:t>
             </w:r>
           </w:p>
         </w:tc>
@@ -2564,7 +2564,7 @@
                 <w:rtl/>
                 <w:lang w:bidi="ar-IQ"/>
               </w:rPr>
-              <w:t xml:space="preserve">البرمجة المرئية</w:t>
+              <w:t xml:space="preserve">البرمجة الكيانية 2</w:t>
             </w:r>
           </w:p>
         </w:tc>
@@ -2592,7 +2592,7 @@
                 <w:rtl/>
                 <w:lang w:bidi="ar-IQ"/>
               </w:rPr>
-              <w:t xml:space="preserve">٦٧</w:t>
+              <w:t xml:space="preserve">٥٠</w:t>
             </w:r>
           </w:p>
         </w:tc>
@@ -2652,7 +2652,7 @@
                 <w:rtl/>
                 <w:lang w:bidi="ar-IQ"/>
               </w:rPr>
-              <w:t xml:space="preserve">الهياكل المتقطعة</w:t>
+              <w:t xml:space="preserve">التصميم المنطقي</w:t>
             </w:r>
           </w:p>
         </w:tc>
@@ -2680,7 +2680,7 @@
                 <w:rtl/>
                 <w:lang w:bidi="ar-IQ"/>
               </w:rPr>
-              <w:t xml:space="preserve">٦٧</w:t>
+              <w:t xml:space="preserve">٦٠</w:t>
             </w:r>
           </w:p>
         </w:tc>
@@ -2737,7 +2737,7 @@
                 <w:rtl/>
                 <w:lang w:bidi="ar-IQ"/>
               </w:rPr>
-              <w:t xml:space="preserve">النظرية الاحتسابية</w:t>
+              <w:t xml:space="preserve">البرمجة المرئية</w:t>
             </w:r>
           </w:p>
         </w:tc>
@@ -2765,7 +2765,7 @@
                 <w:rtl/>
                 <w:lang w:bidi="ar-IQ"/>
               </w:rPr>
-              <w:t xml:space="preserve">٥٢</w:t>
+              <w:t xml:space="preserve">٦٧</w:t>
             </w:r>
           </w:p>
         </w:tc>
@@ -2825,7 +2825,7 @@
                 <w:rtl/>
                 <w:lang w:bidi="ar-IQ"/>
               </w:rPr>
-              <w:t xml:space="preserve">تطبيقات الحاسوب*</w:t>
+              <w:t xml:space="preserve">الهياكل المتقطعة</w:t>
             </w:r>
           </w:p>
         </w:tc>
@@ -2853,7 +2853,7 @@
                 <w:rtl/>
                 <w:lang w:bidi="ar-IQ"/>
               </w:rPr>
-              <w:t xml:space="preserve">٥٠</w:t>
+              <w:t xml:space="preserve">٦٧</w:t>
             </w:r>
           </w:p>
         </w:tc>
@@ -2882,7 +2882,7 @@
                 <w:rtl/>
                 <w:lang w:bidi="ar-IQ"/>
               </w:rPr>
-              <w:t xml:space="preserve">٢</w:t>
+              <w:t xml:space="preserve">٣</w:t>
             </w:r>
           </w:p>
         </w:tc>
@@ -2910,7 +2910,7 @@
                 <w:rtl/>
                 <w:lang w:bidi="ar-IQ"/>
               </w:rPr>
-              <w:t xml:space="preserve">طرق عددية</w:t>
+              <w:t xml:space="preserve">النظرية الاحتسابية</w:t>
             </w:r>
           </w:p>
         </w:tc>
@@ -2938,7 +2938,7 @@
                 <w:rtl/>
                 <w:lang w:bidi="ar-IQ"/>
               </w:rPr>
-              <w:t xml:space="preserve">٥٠</w:t>
+              <w:t xml:space="preserve">٥٢</w:t>
             </w:r>
           </w:p>
         </w:tc>
@@ -2998,7 +2998,7 @@
                 <w:rtl/>
                 <w:lang w:bidi="ar-IQ"/>
               </w:rPr>
-              <w:t xml:space="preserve">مبادئ تكنولوجيا المعلومات</w:t>
+              <w:t xml:space="preserve">تطبيقات الحاسوب*</w:t>
             </w:r>
           </w:p>
         </w:tc>
@@ -3026,7 +3026,7 @@
                 <w:rtl/>
                 <w:lang w:bidi="ar-IQ"/>
               </w:rPr>
-              <w:t xml:space="preserve">٧٧</w:t>
+              <w:t xml:space="preserve">٥٠</w:t>
             </w:r>
           </w:p>
         </w:tc>
@@ -3055,7 +3055,7 @@
                 <w:rtl/>
                 <w:lang w:bidi="ar-IQ"/>
               </w:rPr>
-              <w:t xml:space="preserve">٣</w:t>
+              <w:t xml:space="preserve">٢</w:t>
             </w:r>
           </w:p>
         </w:tc>
@@ -3083,7 +3083,7 @@
                 <w:rtl/>
                 <w:lang w:bidi="ar-IQ"/>
               </w:rPr>
-              <w:t xml:space="preserve">قواعد البيانات</w:t>
+              <w:t xml:space="preserve">طرق عددية</w:t>
             </w:r>
           </w:p>
         </w:tc>
@@ -3171,7 +3171,7 @@
                 <w:rtl/>
                 <w:lang w:bidi="ar-IQ"/>
               </w:rPr>
-              <w:t xml:space="preserve"/>
+              <w:t xml:space="preserve">مبادئ تكنولوجيا المعلومات</w:t>
             </w:r>
           </w:p>
         </w:tc>
@@ -3199,7 +3199,7 @@
                 <w:rtl/>
                 <w:lang w:bidi="ar-IQ"/>
               </w:rPr>
-              <w:t xml:space="preserve"/>
+              <w:t xml:space="preserve">٧٧</w:t>
             </w:r>
           </w:p>
         </w:tc>
@@ -3228,7 +3228,7 @@
                 <w:rtl/>
                 <w:lang w:bidi="ar-IQ"/>
               </w:rPr>
-              <w:t xml:space="preserve"/>
+              <w:t xml:space="preserve">٣</w:t>
             </w:r>
           </w:p>
         </w:tc>
@@ -3256,7 +3256,7 @@
                 <w:rtl/>
                 <w:lang w:bidi="ar-IQ"/>
               </w:rPr>
-              <w:t xml:space="preserve">هياكل البيانات 1</w:t>
+              <w:t xml:space="preserve">قواعد البيانات</w:t>
             </w:r>
           </w:p>
         </w:tc>
@@ -3322,6 +3322,179 @@
         </w:trPr>
         <w:tc>
           <w:tcPr>
+            <w:tcW w:w="1828" w:type="pct"/>
+          </w:tcPr>
+          <w:p>
+            <w:pPr>
+              <w:keepNext/>
+              <w:keepLines/>
+              <w:spacing w:after="0"/>
+              <w:rPr>
+                <w:rFonts w:asciiTheme="majorBidi" w:hAnsiTheme="majorBidi" w:cstheme="majorBidi"/>
+                <w:sz w:val="18"/>
+                <w:szCs w:val="18"/>
+                <w:lang w:bidi="ar-IQ"/>
+              </w:rPr>
+            </w:pPr>
+            <w:r>
+              <w:rPr>
+                <w:rFonts w:asciiTheme="majorBidi" w:hAnsiTheme="majorBidi" w:cstheme="majorBidi"/>
+                <w:sz w:val="18"/>
+                <w:szCs w:val="18"/>
+                <w:rtl/>
+                <w:lang w:bidi="ar-IQ"/>
+              </w:rPr>
+              <w:t xml:space="preserve"/>
+            </w:r>
+          </w:p>
+        </w:tc>
+        <w:tc>
+          <w:tcPr>
+            <w:tcW w:w="338" w:type="pct"/>
+          </w:tcPr>
+          <w:p>
+            <w:pPr>
+              <w:keepNext/>
+              <w:keepLines/>
+              <w:spacing w:after="0"/>
+              <w:rPr>
+                <w:rFonts w:asciiTheme="majorBidi" w:hAnsiTheme="majorBidi" w:cstheme="majorBidi"/>
+                <w:sz w:val="18"/>
+                <w:szCs w:val="18"/>
+                <w:lang w:bidi="ar-IQ"/>
+              </w:rPr>
+            </w:pPr>
+            <w:r>
+              <w:rPr>
+                <w:rFonts w:asciiTheme="majorBidi" w:hAnsiTheme="majorBidi" w:cstheme="majorBidi"/>
+                <w:sz w:val="18"/>
+                <w:szCs w:val="18"/>
+                <w:rtl/>
+                <w:lang w:bidi="ar-IQ"/>
+              </w:rPr>
+              <w:t xml:space="preserve"/>
+            </w:r>
+          </w:p>
+        </w:tc>
+        <w:tc>
+          <w:tcPr>
+            <w:tcW w:w="339" w:type="pct"/>
+            <w:gridSpan w:val="2"/>
+          </w:tcPr>
+          <w:p>
+            <w:pPr>
+              <w:keepNext/>
+              <w:keepLines/>
+              <w:spacing w:after="0"/>
+              <w:rPr>
+                <w:rFonts w:asciiTheme="majorBidi" w:hAnsiTheme="majorBidi" w:cstheme="majorBidi"/>
+                <w:sz w:val="18"/>
+                <w:szCs w:val="18"/>
+                <w:lang w:bidi="ar-IQ"/>
+              </w:rPr>
+            </w:pPr>
+            <w:r>
+              <w:rPr>
+                <w:rFonts w:asciiTheme="majorBidi" w:hAnsiTheme="majorBidi" w:cstheme="majorBidi"/>
+                <w:sz w:val="18"/>
+                <w:szCs w:val="18"/>
+                <w:rtl/>
+                <w:lang w:bidi="ar-IQ"/>
+              </w:rPr>
+              <w:t xml:space="preserve"/>
+            </w:r>
+          </w:p>
+        </w:tc>
+        <w:tc>
+          <w:tcPr>
+            <w:tcW w:w="1831" w:type="pct"/>
+          </w:tcPr>
+          <w:p>
+            <w:pPr>
+              <w:keepNext/>
+              <w:keepLines/>
+              <w:spacing w:after="0"/>
+              <w:rPr>
+                <w:rFonts w:asciiTheme="majorBidi" w:hAnsiTheme="majorBidi" w:cstheme="majorBidi"/>
+                <w:sz w:val="18"/>
+                <w:szCs w:val="18"/>
+                <w:lang w:bidi="ar-IQ"/>
+              </w:rPr>
+            </w:pPr>
+            <w:r>
+              <w:rPr>
+                <w:rFonts w:asciiTheme="majorBidi" w:hAnsiTheme="majorBidi" w:cstheme="majorBidi"/>
+                <w:sz w:val="18"/>
+                <w:szCs w:val="18"/>
+                <w:rtl/>
+                <w:lang w:bidi="ar-IQ"/>
+              </w:rPr>
+              <w:t xml:space="preserve">هياكل البيانات 1</w:t>
+            </w:r>
+          </w:p>
+        </w:tc>
+        <w:tc>
+          <w:tcPr>
+            <w:tcW w:w="339" w:type="pct"/>
+          </w:tcPr>
+          <w:p>
+            <w:pPr>
+              <w:keepNext/>
+              <w:keepLines/>
+              <w:spacing w:after="0"/>
+              <w:rPr>
+                <w:rFonts w:asciiTheme="majorBidi" w:hAnsiTheme="majorBidi" w:cstheme="majorBidi"/>
+                <w:sz w:val="18"/>
+                <w:szCs w:val="18"/>
+                <w:lang w:bidi="ar-IQ"/>
+              </w:rPr>
+            </w:pPr>
+            <w:r>
+              <w:rPr>
+                <w:rFonts w:asciiTheme="majorBidi" w:hAnsiTheme="majorBidi" w:cstheme="majorBidi"/>
+                <w:sz w:val="18"/>
+                <w:szCs w:val="18"/>
+                <w:rtl/>
+                <w:lang w:bidi="ar-IQ"/>
+              </w:rPr>
+              <w:t xml:space="preserve">٥٠</w:t>
+            </w:r>
+          </w:p>
+        </w:tc>
+        <w:tc>
+          <w:tcPr>
+            <w:tcW w:w="325" w:type="pct"/>
+          </w:tcPr>
+          <w:p>
+            <w:pPr>
+              <w:keepNext/>
+              <w:keepLines/>
+              <w:spacing w:after="0"/>
+              <w:rPr>
+                <w:rFonts w:asciiTheme="majorBidi" w:hAnsiTheme="majorBidi" w:cstheme="majorBidi"/>
+                <w:sz w:val="18"/>
+                <w:szCs w:val="18"/>
+              </w:rPr>
+            </w:pPr>
+            <w:r>
+              <w:rPr>
+                <w:rFonts w:asciiTheme="majorBidi" w:hAnsiTheme="majorBidi" w:cstheme="majorBidi"/>
+                <w:sz w:val="18"/>
+                <w:szCs w:val="18"/>
+                <w:rtl/>
+                <w:lang w:bidi="ar-IQ"/>
+              </w:rPr>
+              <w:t xml:space="preserve">٣</w:t>
+            </w:r>
+          </w:p>
+        </w:tc>
+      </w:tr>
+      <w:tr>
+        <w:trPr>
+          <w:cantSplit/>
+        </w:trPr>
+        <w:tc>
+          <w:tcPr>
             <w:tcW w:w="2500" w:type="pct"/>
             <w:gridSpan w:val="3"/>
           </w:tcPr>
@@ -3386,7 +3559,7 @@
                 <w:rtl/>
                 <w:lang w:bidi="ar-IQ"/>
               </w:rPr>
-              <w:t xml:space="preserve"> الأول</w:t>
+              <w:t xml:space="preserve"> الثاني</w:t>
             </w:r>
           </w:p>
         </w:tc>
@@ -3774,7 +3947,7 @@
                 <w:rtl/>
                 <w:lang w:bidi="ar-IQ"/>
               </w:rPr>
-              <w:t xml:space="preserve">الذكاء الاصطناعي*</w:t>
+              <w:t xml:space="preserve">التنقيب عن البيانات</w:t>
             </w:r>
           </w:p>
         </w:tc>
@@ -3802,7 +3975,7 @@
                 <w:rtl/>
                 <w:lang w:bidi="ar-IQ"/>
               </w:rPr>
-              <w:t xml:space="preserve">٥٦</w:t>
+              <w:t xml:space="preserve">٦١</w:t>
             </w:r>
           </w:p>
         </w:tc>
@@ -3831,7 +4004,7 @@
                 <w:rtl/>
                 <w:lang w:bidi="ar-IQ"/>
               </w:rPr>
-              <w:t xml:space="preserve">٣</w:t>
+              <w:t xml:space="preserve">٢</w:t>
             </w:r>
           </w:p>
         </w:tc>
@@ -3859,7 +4032,7 @@
                 <w:rtl/>
                 <w:lang w:bidi="ar-IQ"/>
               </w:rPr>
-              <w:t xml:space="preserve">التنقيب عن البيانات</w:t>
+              <w:t xml:space="preserve">الحوسبة السحابية</w:t>
             </w:r>
           </w:p>
         </w:tc>
@@ -3887,7 +4060,7 @@
                 <w:rtl/>
                 <w:lang w:bidi="ar-IQ"/>
               </w:rPr>
-              <w:t xml:space="preserve">٦١</w:t>
+              <w:t xml:space="preserve">٥٣</w:t>
             </w:r>
           </w:p>
         </w:tc>
@@ -3947,7 +4120,7 @@
                 <w:rtl/>
                 <w:lang w:bidi="ar-IQ"/>
               </w:rPr>
-              <w:t xml:space="preserve">برمجة المواقع 1</w:t>
+              <w:t xml:space="preserve">الذكاء الاصطناعي*</w:t>
             </w:r>
           </w:p>
         </w:tc>
@@ -3975,7 +4148,7 @@
                 <w:rtl/>
                 <w:lang w:bidi="ar-IQ"/>
               </w:rPr>
-              <w:t xml:space="preserve">٥٠</w:t>
+              <w:t xml:space="preserve">٥٦</w:t>
             </w:r>
           </w:p>
         </w:tc>
@@ -4032,7 +4205,7 @@
                 <w:rtl/>
                 <w:lang w:bidi="ar-IQ"/>
               </w:rPr>
-              <w:t xml:space="preserve">الحوسبة السحابية</w:t>
+              <w:t xml:space="preserve">الذكاء الحاسوبي*</w:t>
             </w:r>
           </w:p>
         </w:tc>
@@ -4060,7 +4233,7 @@
                 <w:rtl/>
                 <w:lang w:bidi="ar-IQ"/>
               </w:rPr>
-              <w:t xml:space="preserve">٥٣</w:t>
+              <w:t xml:space="preserve">٥٠</w:t>
             </w:r>
           </w:p>
         </w:tc>
@@ -4087,7 +4260,7 @@
                 <w:rtl/>
                 <w:lang w:bidi="ar-IQ"/>
               </w:rPr>
-              <w:t xml:space="preserve">٢</w:t>
+              <w:t xml:space="preserve">٣</w:t>
             </w:r>
           </w:p>
         </w:tc>
@@ -4120,7 +4293,7 @@
                 <w:rtl/>
                 <w:lang w:bidi="ar-IQ"/>
               </w:rPr>
-              <w:t xml:space="preserve">شبكات الحاسوب 1</w:t>
+              <w:t xml:space="preserve">الرؤية في الحاسوب</w:t>
             </w:r>
           </w:p>
         </w:tc>
@@ -4148,7 +4321,7 @@
                 <w:rtl/>
                 <w:lang w:bidi="ar-IQ"/>
               </w:rPr>
-              <w:t xml:space="preserve">٥٣</w:t>
+              <w:t xml:space="preserve">٥٠</w:t>
             </w:r>
           </w:p>
         </w:tc>
@@ -4205,7 +4378,7 @@
                 <w:rtl/>
                 <w:lang w:bidi="ar-IQ"/>
               </w:rPr>
-              <w:t xml:space="preserve">الذكاء الحاسوبي*</w:t>
+              <w:t xml:space="preserve">تطبيقات النقال*</w:t>
             </w:r>
           </w:p>
         </w:tc>
@@ -4293,7 +4466,7 @@
                 <w:rtl/>
                 <w:lang w:bidi="ar-IQ"/>
               </w:rPr>
-              <w:t xml:space="preserve">مفاهيم لغات البرمجة</w:t>
+              <w:t xml:space="preserve">برمجة المواقع 1</w:t>
             </w:r>
           </w:p>
         </w:tc>
@@ -4321,7 +4494,7 @@
                 <w:rtl/>
                 <w:lang w:bidi="ar-IQ"/>
               </w:rPr>
-              <w:t xml:space="preserve">٥٩</w:t>
+              <w:t xml:space="preserve">٥٠</w:t>
             </w:r>
           </w:p>
         </w:tc>
@@ -4350,90 +4523,90 @@
                 <w:rtl/>
                 <w:lang w:bidi="ar-IQ"/>
               </w:rPr>
+              <w:t xml:space="preserve">٣</w:t>
+            </w:r>
+          </w:p>
+        </w:tc>
+        <w:tc>
+          <w:tcPr>
+            <w:tcW w:w="1831" w:type="pct"/>
+          </w:tcPr>
+          <w:p>
+            <w:pPr>
+              <w:keepNext/>
+              <w:keepLines/>
+              <w:spacing w:after="0"/>
+              <w:rPr>
+                <w:rFonts w:asciiTheme="majorBidi" w:hAnsiTheme="majorBidi" w:cstheme="majorBidi"/>
+                <w:sz w:val="18"/>
+                <w:szCs w:val="18"/>
+                <w:lang w:bidi="ar-IQ"/>
+              </w:rPr>
+            </w:pPr>
+            <w:r>
+              <w:rPr>
+                <w:rFonts w:asciiTheme="majorBidi" w:hAnsiTheme="majorBidi" w:cstheme="majorBidi"/>
+                <w:sz w:val="18"/>
+                <w:szCs w:val="18"/>
+                <w:rtl/>
+                <w:lang w:bidi="ar-IQ"/>
+              </w:rPr>
+              <w:t xml:space="preserve">مشروع التخرج</w:t>
+            </w:r>
+          </w:p>
+        </w:tc>
+        <w:tc>
+          <w:tcPr>
+            <w:tcW w:w="339" w:type="pct"/>
+          </w:tcPr>
+          <w:p>
+            <w:pPr>
+              <w:keepNext/>
+              <w:keepLines/>
+              <w:spacing w:after="0"/>
+              <w:rPr>
+                <w:rFonts w:asciiTheme="majorBidi" w:hAnsiTheme="majorBidi" w:cstheme="majorBidi"/>
+                <w:sz w:val="18"/>
+                <w:szCs w:val="18"/>
+                <w:lang w:bidi="ar-IQ"/>
+              </w:rPr>
+            </w:pPr>
+            <w:r>
+              <w:rPr>
+                <w:rFonts w:asciiTheme="majorBidi" w:hAnsiTheme="majorBidi" w:cstheme="majorBidi"/>
+                <w:sz w:val="18"/>
+                <w:szCs w:val="18"/>
+                <w:rtl/>
+                <w:lang w:bidi="ar-IQ"/>
+              </w:rPr>
+              <w:t xml:space="preserve">٧٠</w:t>
+            </w:r>
+          </w:p>
+        </w:tc>
+        <w:tc>
+          <w:tcPr>
+            <w:tcW w:w="325" w:type="pct"/>
+          </w:tcPr>
+          <w:p>
+            <w:pPr>
+              <w:keepNext/>
+              <w:keepLines/>
+              <w:spacing w:after="0"/>
+              <w:rPr>
+                <w:rFonts w:asciiTheme="majorBidi" w:hAnsiTheme="majorBidi" w:cstheme="majorBidi"/>
+                <w:sz w:val="18"/>
+                <w:szCs w:val="18"/>
+              </w:rPr>
+            </w:pPr>
+            <w:r>
+              <w:rPr>
+                <w:rFonts w:asciiTheme="majorBidi" w:hAnsiTheme="majorBidi" w:cstheme="majorBidi"/>
+                <w:sz w:val="18"/>
+                <w:szCs w:val="18"/>
+                <w:rtl/>
+                <w:lang w:bidi="ar-IQ"/>
+              </w:rPr>
               <w:t xml:space="preserve">٢</w:t>
-            </w:r>
-          </w:p>
-        </w:tc>
-        <w:tc>
-          <w:tcPr>
-            <w:tcW w:w="1831" w:type="pct"/>
-          </w:tcPr>
-          <w:p>
-            <w:pPr>
-              <w:keepNext/>
-              <w:keepLines/>
-              <w:spacing w:after="0"/>
-              <w:rPr>
-                <w:rFonts w:asciiTheme="majorBidi" w:hAnsiTheme="majorBidi" w:cstheme="majorBidi"/>
-                <w:sz w:val="18"/>
-                <w:szCs w:val="18"/>
-                <w:lang w:bidi="ar-IQ"/>
-              </w:rPr>
-            </w:pPr>
-            <w:r>
-              <w:rPr>
-                <w:rFonts w:asciiTheme="majorBidi" w:hAnsiTheme="majorBidi" w:cstheme="majorBidi"/>
-                <w:sz w:val="18"/>
-                <w:szCs w:val="18"/>
-                <w:rtl/>
-                <w:lang w:bidi="ar-IQ"/>
-              </w:rPr>
-              <w:t xml:space="preserve">الرؤية في الحاسوب</w:t>
-            </w:r>
-          </w:p>
-        </w:tc>
-        <w:tc>
-          <w:tcPr>
-            <w:tcW w:w="339" w:type="pct"/>
-          </w:tcPr>
-          <w:p>
-            <w:pPr>
-              <w:keepNext/>
-              <w:keepLines/>
-              <w:spacing w:after="0"/>
-              <w:rPr>
-                <w:rFonts w:asciiTheme="majorBidi" w:hAnsiTheme="majorBidi" w:cstheme="majorBidi"/>
-                <w:sz w:val="18"/>
-                <w:szCs w:val="18"/>
-                <w:lang w:bidi="ar-IQ"/>
-              </w:rPr>
-            </w:pPr>
-            <w:r>
-              <w:rPr>
-                <w:rFonts w:asciiTheme="majorBidi" w:hAnsiTheme="majorBidi" w:cstheme="majorBidi"/>
-                <w:sz w:val="18"/>
-                <w:szCs w:val="18"/>
-                <w:rtl/>
-                <w:lang w:bidi="ar-IQ"/>
-              </w:rPr>
-              <w:t xml:space="preserve">٥٠</w:t>
-            </w:r>
-          </w:p>
-        </w:tc>
-        <w:tc>
-          <w:tcPr>
-            <w:tcW w:w="325" w:type="pct"/>
-          </w:tcPr>
-          <w:p>
-            <w:pPr>
-              <w:keepNext/>
-              <w:keepLines/>
-              <w:spacing w:after="0"/>
-              <w:rPr>
-                <w:rFonts w:asciiTheme="majorBidi" w:hAnsiTheme="majorBidi" w:cstheme="majorBidi"/>
-                <w:sz w:val="18"/>
-                <w:szCs w:val="18"/>
-              </w:rPr>
-            </w:pPr>
-            <w:r>
-              <w:rPr>
-                <w:rFonts w:asciiTheme="majorBidi" w:hAnsiTheme="majorBidi" w:cstheme="majorBidi"/>
-                <w:sz w:val="18"/>
-                <w:szCs w:val="18"/>
-                <w:rtl/>
-                <w:lang w:bidi="ar-IQ"/>
-              </w:rPr>
-              <w:t xml:space="preserve">٣</w:t>
             </w:r>
           </w:p>
         </w:tc>
@@ -4466,7 +4639,7 @@
                 <w:rtl/>
                 <w:lang w:bidi="ar-IQ"/>
               </w:rPr>
-              <w:t xml:space="preserve">هندسة البرامجيات*</w:t>
+              <w:t xml:space="preserve">شبكات الحاسوب 1</w:t>
             </w:r>
           </w:p>
         </w:tc>
@@ -4494,7 +4667,7 @@
                 <w:rtl/>
                 <w:lang w:bidi="ar-IQ"/>
               </w:rPr>
-              <w:t xml:space="preserve">٥٠</w:t>
+              <w:t xml:space="preserve">٥٣</w:t>
             </w:r>
           </w:p>
         </w:tc>
@@ -4551,7 +4724,7 @@
                 <w:rtl/>
                 <w:lang w:bidi="ar-IQ"/>
               </w:rPr>
-              <w:t xml:space="preserve">تطبيقات النقال*</w:t>
+              <w:t xml:space="preserve">نظم التشغيل</w:t>
             </w:r>
           </w:p>
         </w:tc>
@@ -4639,7 +4812,7 @@
                 <w:rtl/>
                 <w:lang w:bidi="ar-IQ"/>
               </w:rPr>
-              <w:t xml:space="preserve">هياكل البيانات 2*</w:t>
+              <w:t xml:space="preserve">مفاهيم لغات البرمجة</w:t>
             </w:r>
           </w:p>
         </w:tc>
@@ -4667,7 +4840,7 @@
                 <w:rtl/>
                 <w:lang w:bidi="ar-IQ"/>
               </w:rPr>
-              <w:t xml:space="preserve">٥١</w:t>
+              <w:t xml:space="preserve">٥٩</w:t>
             </w:r>
           </w:p>
         </w:tc>
@@ -4696,90 +4869,90 @@
                 <w:rtl/>
                 <w:lang w:bidi="ar-IQ"/>
               </w:rPr>
+              <w:t xml:space="preserve">٢</w:t>
+            </w:r>
+          </w:p>
+        </w:tc>
+        <w:tc>
+          <w:tcPr>
+            <w:tcW w:w="1831" w:type="pct"/>
+          </w:tcPr>
+          <w:p>
+            <w:pPr>
+              <w:keepNext/>
+              <w:keepLines/>
+              <w:spacing w:after="0"/>
+              <w:rPr>
+                <w:rFonts w:asciiTheme="majorBidi" w:hAnsiTheme="majorBidi" w:cstheme="majorBidi"/>
+                <w:sz w:val="18"/>
+                <w:szCs w:val="18"/>
+                <w:lang w:bidi="ar-IQ"/>
+              </w:rPr>
+            </w:pPr>
+            <w:r>
+              <w:rPr>
+                <w:rFonts w:asciiTheme="majorBidi" w:hAnsiTheme="majorBidi" w:cstheme="majorBidi"/>
+                <w:sz w:val="18"/>
+                <w:szCs w:val="18"/>
+                <w:rtl/>
+                <w:lang w:bidi="ar-IQ"/>
+              </w:rPr>
+              <w:t xml:space="preserve">المحاكاة بالحاسوب*</w:t>
+            </w:r>
+          </w:p>
+        </w:tc>
+        <w:tc>
+          <w:tcPr>
+            <w:tcW w:w="339" w:type="pct"/>
+          </w:tcPr>
+          <w:p>
+            <w:pPr>
+              <w:keepNext/>
+              <w:keepLines/>
+              <w:spacing w:after="0"/>
+              <w:rPr>
+                <w:rFonts w:asciiTheme="majorBidi" w:hAnsiTheme="majorBidi" w:cstheme="majorBidi"/>
+                <w:sz w:val="18"/>
+                <w:szCs w:val="18"/>
+                <w:lang w:bidi="ar-IQ"/>
+              </w:rPr>
+            </w:pPr>
+            <w:r>
+              <w:rPr>
+                <w:rFonts w:asciiTheme="majorBidi" w:hAnsiTheme="majorBidi" w:cstheme="majorBidi"/>
+                <w:sz w:val="18"/>
+                <w:szCs w:val="18"/>
+                <w:rtl/>
+                <w:lang w:bidi="ar-IQ"/>
+              </w:rPr>
+              <w:t xml:space="preserve">٥٠</w:t>
+            </w:r>
+          </w:p>
+        </w:tc>
+        <w:tc>
+          <w:tcPr>
+            <w:tcW w:w="325" w:type="pct"/>
+          </w:tcPr>
+          <w:p>
+            <w:pPr>
+              <w:keepNext/>
+              <w:keepLines/>
+              <w:spacing w:after="0"/>
+              <w:rPr>
+                <w:rFonts w:asciiTheme="majorBidi" w:hAnsiTheme="majorBidi" w:cstheme="majorBidi"/>
+                <w:sz w:val="18"/>
+                <w:szCs w:val="18"/>
+              </w:rPr>
+            </w:pPr>
+            <w:r>
+              <w:rPr>
+                <w:rFonts w:asciiTheme="majorBidi" w:hAnsiTheme="majorBidi" w:cstheme="majorBidi"/>
+                <w:sz w:val="18"/>
+                <w:szCs w:val="18"/>
+                <w:rtl/>
+                <w:lang w:bidi="ar-IQ"/>
+              </w:rPr>
               <w:t xml:space="preserve">٣</w:t>
-            </w:r>
-          </w:p>
-        </w:tc>
-        <w:tc>
-          <w:tcPr>
-            <w:tcW w:w="1831" w:type="pct"/>
-          </w:tcPr>
-          <w:p>
-            <w:pPr>
-              <w:keepNext/>
-              <w:keepLines/>
-              <w:spacing w:after="0"/>
-              <w:rPr>
-                <w:rFonts w:asciiTheme="majorBidi" w:hAnsiTheme="majorBidi" w:cstheme="majorBidi"/>
-                <w:sz w:val="18"/>
-                <w:szCs w:val="18"/>
-                <w:lang w:bidi="ar-IQ"/>
-              </w:rPr>
-            </w:pPr>
-            <w:r>
-              <w:rPr>
-                <w:rFonts w:asciiTheme="majorBidi" w:hAnsiTheme="majorBidi" w:cstheme="majorBidi"/>
-                <w:sz w:val="18"/>
-                <w:szCs w:val="18"/>
-                <w:rtl/>
-                <w:lang w:bidi="ar-IQ"/>
-              </w:rPr>
-              <w:t xml:space="preserve">مشروع التخرج</w:t>
-            </w:r>
-          </w:p>
-        </w:tc>
-        <w:tc>
-          <w:tcPr>
-            <w:tcW w:w="339" w:type="pct"/>
-          </w:tcPr>
-          <w:p>
-            <w:pPr>
-              <w:keepNext/>
-              <w:keepLines/>
-              <w:spacing w:after="0"/>
-              <w:rPr>
-                <w:rFonts w:asciiTheme="majorBidi" w:hAnsiTheme="majorBidi" w:cstheme="majorBidi"/>
-                <w:sz w:val="18"/>
-                <w:szCs w:val="18"/>
-                <w:lang w:bidi="ar-IQ"/>
-              </w:rPr>
-            </w:pPr>
-            <w:r>
-              <w:rPr>
-                <w:rFonts w:asciiTheme="majorBidi" w:hAnsiTheme="majorBidi" w:cstheme="majorBidi"/>
-                <w:sz w:val="18"/>
-                <w:szCs w:val="18"/>
-                <w:rtl/>
-                <w:lang w:bidi="ar-IQ"/>
-              </w:rPr>
-              <w:t xml:space="preserve">٧٠</w:t>
-            </w:r>
-          </w:p>
-        </w:tc>
-        <w:tc>
-          <w:tcPr>
-            <w:tcW w:w="325" w:type="pct"/>
-          </w:tcPr>
-          <w:p>
-            <w:pPr>
-              <w:keepNext/>
-              <w:keepLines/>
-              <w:spacing w:after="0"/>
-              <w:rPr>
-                <w:rFonts w:asciiTheme="majorBidi" w:hAnsiTheme="majorBidi" w:cstheme="majorBidi"/>
-                <w:sz w:val="18"/>
-                <w:szCs w:val="18"/>
-              </w:rPr>
-            </w:pPr>
-            <w:r>
-              <w:rPr>
-                <w:rFonts w:asciiTheme="majorBidi" w:hAnsiTheme="majorBidi" w:cstheme="majorBidi"/>
-                <w:sz w:val="18"/>
-                <w:szCs w:val="18"/>
-                <w:rtl/>
-                <w:lang w:bidi="ar-IQ"/>
-              </w:rPr>
-              <w:t xml:space="preserve">٢</w:t>
             </w:r>
           </w:p>
         </w:tc>
@@ -4812,7 +4985,7 @@
                 <w:rtl/>
                 <w:lang w:bidi="ar-IQ"/>
               </w:rPr>
-              <w:t xml:space="preserve">أخلاقيات الحاسوب</w:t>
+              <w:t xml:space="preserve">هندسة البرامجيات*</w:t>
             </w:r>
           </w:p>
         </w:tc>
@@ -4840,7 +5013,7 @@
                 <w:rtl/>
                 <w:lang w:bidi="ar-IQ"/>
               </w:rPr>
-              <w:t xml:space="preserve">٩٢</w:t>
+              <w:t xml:space="preserve">٥٠</w:t>
             </w:r>
           </w:p>
         </w:tc>
@@ -4869,7 +5042,7 @@
                 <w:rtl/>
                 <w:lang w:bidi="ar-IQ"/>
               </w:rPr>
-              <w:t xml:space="preserve">٢</w:t>
+              <w:t xml:space="preserve">٣</w:t>
             </w:r>
           </w:p>
         </w:tc>
@@ -4897,7 +5070,7 @@
                 <w:rtl/>
                 <w:lang w:bidi="ar-IQ"/>
               </w:rPr>
-              <w:t xml:space="preserve">نظم التشغيل</w:t>
+              <w:t xml:space="preserve">امنية الحاسوب</w:t>
             </w:r>
           </w:p>
         </w:tc>
@@ -4925,7 +5098,7 @@
                 <w:rtl/>
                 <w:lang w:bidi="ar-IQ"/>
               </w:rPr>
-              <w:t xml:space="preserve">٥٠</w:t>
+              <w:t xml:space="preserve">٧٠</w:t>
             </w:r>
           </w:p>
         </w:tc>
@@ -5070,7 +5243,7 @@
                 <w:rtl/>
                 <w:lang w:bidi="ar-IQ"/>
               </w:rPr>
-              <w:t xml:space="preserve">المحاكاة بالحاسوب*</w:t>
+              <w:t xml:space="preserve">تفاعل الانسان مع الحاسوب</w:t>
             </w:r>
           </w:p>
         </w:tc>
@@ -5098,7 +5271,7 @@
                 <w:rtl/>
                 <w:lang w:bidi="ar-IQ"/>
               </w:rPr>
-              <w:t xml:space="preserve">٥٠</w:t>
+              <w:t xml:space="preserve">٥١</w:t>
             </w:r>
           </w:p>
         </w:tc>
@@ -5243,7 +5416,7 @@
                 <w:rtl/>
                 <w:lang w:bidi="ar-IQ"/>
               </w:rPr>
-              <w:t xml:space="preserve">امنية الحاسوب</w:t>
+              <w:t xml:space="preserve">مهارات الاتصال</w:t>
             </w:r>
           </w:p>
         </w:tc>
@@ -5271,7 +5444,7 @@
                 <w:rtl/>
                 <w:lang w:bidi="ar-IQ"/>
               </w:rPr>
-              <w:t xml:space="preserve">٧٠</w:t>
+              <w:t xml:space="preserve">٦٥</w:t>
             </w:r>
           </w:p>
         </w:tc>
@@ -5298,7 +5471,7 @@
                 <w:rtl/>
                 <w:lang w:bidi="ar-IQ"/>
               </w:rPr>
-              <w:t xml:space="preserve">٣</w:t>
+              <w:t xml:space="preserve">٢</w:t>
             </w:r>
           </w:p>
         </w:tc>
@@ -5416,7 +5589,7 @@
                 <w:rtl/>
                 <w:lang w:bidi="ar-IQ"/>
               </w:rPr>
-              <w:t xml:space="preserve">تفاعل الانسان مع الحاسوب</w:t>
+              <w:t xml:space="preserve">مواضيع مختارة</w:t>
             </w:r>
           </w:p>
         </w:tc>
@@ -5444,7 +5617,7 @@
                 <w:rtl/>
                 <w:lang w:bidi="ar-IQ"/>
               </w:rPr>
-              <w:t xml:space="preserve">٥١</w:t>
+              <w:t xml:space="preserve">٥٠</w:t>
             </w:r>
           </w:p>
         </w:tc>
@@ -5589,7 +5762,7 @@
                 <w:rtl/>
                 <w:lang w:bidi="ar-IQ"/>
               </w:rPr>
-              <w:t xml:space="preserve">مهارات الاتصال</w:t>
+              <w:t xml:space="preserve">هندسة المعرفة</w:t>
             </w:r>
           </w:p>
         </w:tc>
@@ -5617,7 +5790,7 @@
                 <w:rtl/>
                 <w:lang w:bidi="ar-IQ"/>
               </w:rPr>
-              <w:t xml:space="preserve">٦٥</w:t>
+              <w:t xml:space="preserve">٦٠</w:t>
             </w:r>
           </w:p>
         </w:tc>
@@ -5644,7 +5817,7 @@
                 <w:rtl/>
                 <w:lang w:bidi="ar-IQ"/>
               </w:rPr>
-              <w:t xml:space="preserve">٢</w:t>
+              <w:t xml:space="preserve">٣</w:t>
             </w:r>
           </w:p>
         </w:tc>
@@ -5762,7 +5935,7 @@
                 <w:rtl/>
                 <w:lang w:bidi="ar-IQ"/>
               </w:rPr>
-              <w:t xml:space="preserve">مواضيع مختارة</w:t>
+              <w:t xml:space="preserve"/>
             </w:r>
           </w:p>
         </w:tc>
@@ -5790,7 +5963,7 @@
                 <w:rtl/>
                 <w:lang w:bidi="ar-IQ"/>
               </w:rPr>
-              <w:t xml:space="preserve">٥٠</w:t>
+              <w:t xml:space="preserve"/>
             </w:r>
           </w:p>
         </w:tc>
@@ -5817,180 +5990,7 @@
                 <w:rtl/>
                 <w:lang w:bidi="ar-IQ"/>
               </w:rPr>
-              <w:t xml:space="preserve">٣</w:t>
-            </w:r>
-          </w:p>
-        </w:tc>
-      </w:tr>
-      <w:tr>
-        <w:trPr>
-          <w:cantSplit/>
-        </w:trPr>
-        <w:tc>
-          <w:tcPr>
-            <w:tcW w:w="1828" w:type="pct"/>
-          </w:tcPr>
-          <w:p>
-            <w:pPr>
-              <w:keepNext/>
-              <w:keepLines/>
-              <w:spacing w:after="0"/>
-              <w:rPr>
-                <w:rFonts w:asciiTheme="majorBidi" w:hAnsiTheme="majorBidi" w:cstheme="majorBidi"/>
-                <w:sz w:val="18"/>
-                <w:szCs w:val="18"/>
-                <w:lang w:bidi="ar-IQ"/>
-              </w:rPr>
-            </w:pPr>
-            <w:r>
-              <w:rPr>
-                <w:rFonts w:asciiTheme="majorBidi" w:hAnsiTheme="majorBidi" w:cstheme="majorBidi"/>
-                <w:sz w:val="18"/>
-                <w:szCs w:val="18"/>
-                <w:rtl/>
-                <w:lang w:bidi="ar-IQ"/>
-              </w:rPr>
               <w:t xml:space="preserve"/>
-            </w:r>
-          </w:p>
-        </w:tc>
-        <w:tc>
-          <w:tcPr>
-            <w:tcW w:w="338" w:type="pct"/>
-          </w:tcPr>
-          <w:p>
-            <w:pPr>
-              <w:keepNext/>
-              <w:keepLines/>
-              <w:spacing w:after="0"/>
-              <w:rPr>
-                <w:rFonts w:asciiTheme="majorBidi" w:hAnsiTheme="majorBidi" w:cstheme="majorBidi"/>
-                <w:sz w:val="18"/>
-                <w:szCs w:val="18"/>
-                <w:lang w:bidi="ar-IQ"/>
-              </w:rPr>
-            </w:pPr>
-            <w:r>
-              <w:rPr>
-                <w:rFonts w:asciiTheme="majorBidi" w:hAnsiTheme="majorBidi" w:cstheme="majorBidi"/>
-                <w:sz w:val="18"/>
-                <w:szCs w:val="18"/>
-                <w:rtl/>
-                <w:lang w:bidi="ar-IQ"/>
-              </w:rPr>
-              <w:t xml:space="preserve"/>
-            </w:r>
-          </w:p>
-        </w:tc>
-        <w:tc>
-          <w:tcPr>
-            <w:tcW w:w="339" w:type="pct"/>
-            <w:gridSpan w:val="2"/>
-          </w:tcPr>
-          <w:p>
-            <w:pPr>
-              <w:keepNext/>
-              <w:keepLines/>
-              <w:spacing w:after="0"/>
-              <w:rPr>
-                <w:rFonts w:asciiTheme="majorBidi" w:hAnsiTheme="majorBidi" w:cstheme="majorBidi"/>
-                <w:sz w:val="18"/>
-                <w:szCs w:val="18"/>
-                <w:lang w:bidi="ar-IQ"/>
-              </w:rPr>
-            </w:pPr>
-            <w:r>
-              <w:rPr>
-                <w:rFonts w:asciiTheme="majorBidi" w:hAnsiTheme="majorBidi" w:cstheme="majorBidi"/>
-                <w:sz w:val="18"/>
-                <w:szCs w:val="18"/>
-                <w:rtl/>
-                <w:lang w:bidi="ar-IQ"/>
-              </w:rPr>
-              <w:t xml:space="preserve"/>
-            </w:r>
-          </w:p>
-        </w:tc>
-        <w:tc>
-          <w:tcPr>
-            <w:tcW w:w="1831" w:type="pct"/>
-          </w:tcPr>
-          <w:p>
-            <w:pPr>
-              <w:keepNext/>
-              <w:keepLines/>
-              <w:spacing w:after="0"/>
-              <w:rPr>
-                <w:rFonts w:asciiTheme="majorBidi" w:hAnsiTheme="majorBidi" w:cstheme="majorBidi"/>
-                <w:sz w:val="18"/>
-                <w:szCs w:val="18"/>
-                <w:lang w:bidi="ar-IQ"/>
-              </w:rPr>
-            </w:pPr>
-            <w:r>
-              <w:rPr>
-                <w:rFonts w:asciiTheme="majorBidi" w:hAnsiTheme="majorBidi" w:cstheme="majorBidi"/>
-                <w:sz w:val="18"/>
-                <w:szCs w:val="18"/>
-                <w:rtl/>
-                <w:lang w:bidi="ar-IQ"/>
-              </w:rPr>
-              <w:t xml:space="preserve">هندسة المعرفة</w:t>
-            </w:r>
-          </w:p>
-        </w:tc>
-        <w:tc>
-          <w:tcPr>
-            <w:tcW w:w="339" w:type="pct"/>
-          </w:tcPr>
-          <w:p>
-            <w:pPr>
-              <w:keepNext/>
-              <w:keepLines/>
-              <w:spacing w:after="0"/>
-              <w:rPr>
-                <w:rFonts w:asciiTheme="majorBidi" w:hAnsiTheme="majorBidi" w:cstheme="majorBidi"/>
-                <w:sz w:val="18"/>
-                <w:szCs w:val="18"/>
-                <w:lang w:bidi="ar-IQ"/>
-              </w:rPr>
-            </w:pPr>
-            <w:r>
-              <w:rPr>
-                <w:rFonts w:asciiTheme="majorBidi" w:hAnsiTheme="majorBidi" w:cstheme="majorBidi"/>
-                <w:sz w:val="18"/>
-                <w:szCs w:val="18"/>
-                <w:rtl/>
-                <w:lang w:bidi="ar-IQ"/>
-              </w:rPr>
-              <w:t xml:space="preserve">٦٠</w:t>
-            </w:r>
-          </w:p>
-        </w:tc>
-        <w:tc>
-          <w:tcPr>
-            <w:tcW w:w="325" w:type="pct"/>
-          </w:tcPr>
-          <w:p>
-            <w:pPr>
-              <w:keepNext/>
-              <w:keepLines/>
-              <w:spacing w:after="0"/>
-              <w:rPr>
-                <w:rFonts w:asciiTheme="majorBidi" w:hAnsiTheme="majorBidi" w:cstheme="majorBidi"/>
-                <w:sz w:val="18"/>
-                <w:szCs w:val="18"/>
-              </w:rPr>
-            </w:pPr>
-            <w:r>
-              <w:rPr>
-                <w:rFonts w:asciiTheme="majorBidi" w:hAnsiTheme="majorBidi" w:cstheme="majorBidi"/>
-                <w:sz w:val="18"/>
-                <w:szCs w:val="18"/>
-                <w:rtl/>
-                <w:lang w:bidi="ar-IQ"/>
-              </w:rPr>
-              <w:t xml:space="preserve">٣</w:t>
             </w:r>
           </w:p>
         </w:tc>
@@ -6711,7 +6711,7 @@
           <w:rtl/>
           <w:lang w:bidi="ar-IQ"/>
         </w:rPr>
-        <w:t xml:space="preserve">٢٠٢٤</w:t>
+        <w:t xml:space="preserve">٢٠٢٢-٢٠٢٣</w:t>
       </w:r>
       <w:r>
         <w:rPr>
@@ -7092,7 +7092,7 @@
           <w:sz w:val="24"/>
           <w:szCs w:val="24"/>
         </w:rPr>
-        <w:t xml:space="preserve">‎٢٠٢٣ - ٢٠٢٤‎</w:t>
+        <w:t xml:space="preserve">‎٢٠٢٠ - ٢٠٢١‎</w:t>
       </w:r>
       <w:r>
         <w:rPr>
@@ -7126,7 +7126,7 @@
           <w:sz w:val="24"/>
           <w:szCs w:val="24"/>
         </w:rPr>
-        <w:t xml:space="preserve">الثالثة</w:t>
+        <w:t xml:space="preserve">الثانية</w:t>
       </w:r>
       <w:r>
         <w:rPr>
@@ -7151,7 +7151,7 @@
           <w:sz w:val="24"/>
           <w:szCs w:val="24"/>
         </w:rPr>
-        <w:t xml:space="preserve">الذكاء الاصطناعي، هندسة البرامجيات، هياكل البيانات 2، برمجة المواقع 2، معمارية الحاسوب </w:t>
+        <w:t xml:space="preserve">تطبيقات الحاسوب </w:t>
       </w:r>
       <w:r>
         <w:rPr>
@@ -7211,7 +7211,7 @@
           <w:sz w:val="24"/>
           <w:szCs w:val="24"/>
         </w:rPr>
-        <w:t xml:space="preserve">‎٢٠٢٤ - ٢٠٢٥‎</w:t>
+        <w:t xml:space="preserve">‎٢٠٢١ - ٢٠٢٢‎</w:t>
       </w:r>
       <w:r>
         <w:rPr>
@@ -7245,7 +7245,7 @@
           <w:sz w:val="24"/>
           <w:szCs w:val="24"/>
         </w:rPr>
-        <w:t xml:space="preserve">الرابعة</w:t>
+        <w:t xml:space="preserve">الثالثة</w:t>
       </w:r>
       <w:r>
         <w:rPr>
@@ -7270,7 +7270,7 @@
           <w:sz w:val="24"/>
           <w:szCs w:val="24"/>
         </w:rPr>
-        <w:t xml:space="preserve">الذكاء الحاسوبي، تطبيقات النقال، المحاكاة بالحاسوب </w:t>
+        <w:t xml:space="preserve">هياكل البيانات 2 </w:t>
       </w:r>
       <w:r>
         <w:rPr>
@@ -7330,7 +7330,7 @@
           <w:sz w:val="24"/>
           <w:szCs w:val="24"/>
         </w:rPr>
-        <w:t xml:space="preserve">‎٢٠٢٠ - ٢٠٢١‎</w:t>
+        <w:t xml:space="preserve">‎٢٠٢٣ - ٢٠٢٤‎</w:t>
       </w:r>
       <w:r>
         <w:rPr>
@@ -7364,7 +7364,7 @@
           <w:sz w:val="24"/>
           <w:szCs w:val="24"/>
         </w:rPr>
-        <w:t xml:space="preserve">الأولى</w:t>
+        <w:t xml:space="preserve">الثالثة</w:t>
       </w:r>
       <w:r>
         <w:rPr>
@@ -7389,7 +7389,126 @@
           <w:sz w:val="24"/>
           <w:szCs w:val="24"/>
         </w:rPr>
-        <w:t xml:space="preserve">تطبيقات الحاسوب </w:t>
+        <w:t xml:space="preserve">الذكاء الاصطناعي، هندسة البرامجيات، برمجة المواقع 2، معمارية الحاسوب </w:t>
+      </w:r>
+      <w:r>
+        <w:rPr>
+          <w:rFonts w:asciiTheme="majorBidi" w:hAnsiTheme="majorBidi" w:cstheme="majorBidi" w:hint="cs"/>
+          <w:sz w:val="24"/>
+          <w:szCs w:val="24"/>
+          <w:rtl/>
+        </w:rPr>
+        <w:t xml:space="preserve"> ).</w:t>
+      </w:r>
+    </w:p>
+    <w:p>
+      <w:pPr>
+        <w:pStyle w:val="ListParagraph"/>
+        <w:numPr>
+          <w:ilvl w:val="1"/>
+          <w:numId w:val="29"/>
+        </w:numPr>
+        <w:spacing w:line="240" w:lineRule="auto"/>
+        <w:rPr>
+          <w:rFonts w:asciiTheme="majorBidi" w:hAnsiTheme="majorBidi" w:cstheme="majorBidi"/>
+          <w:sz w:val="24"/>
+          <w:szCs w:val="24"/>
+          <w:lang w:bidi="ar-IQ"/>
+        </w:rPr>
+      </w:pPr>
+      <w:r>
+        <w:rPr>
+          <w:rFonts w:asciiTheme="majorBidi" w:hAnsiTheme="majorBidi" w:cstheme="majorBidi" w:hint="cs"/>
+          <w:sz w:val="24"/>
+          <w:szCs w:val="24"/>
+          <w:rtl/>
+        </w:rPr>
+        <w:t>العام الدراسي</w:t>
+      </w:r>
+      <w:r>
+        <w:rPr>
+          <w:rFonts w:asciiTheme="majorBidi" w:hAnsiTheme="majorBidi" w:cstheme="majorBidi"/>
+          <w:sz w:val="24"/>
+          <w:szCs w:val="24"/>
+          <w:rtl/>
+        </w:rPr>
+        <w:t>:</w:t>
+      </w:r>
+      <w:r>
+        <w:rPr>
+          <w:rFonts w:asciiTheme="majorBidi" w:hAnsiTheme="majorBidi" w:cstheme="majorBidi" w:hint="cs"/>
+          <w:sz w:val="24"/>
+          <w:szCs w:val="24"/>
+          <w:rtl/>
+        </w:rPr>
+        <w:t xml:space="preserve"> </w:t>
+      </w:r>
+      <w:r>
+        <w:rPr>
+          <w:rFonts w:asciiTheme="majorBidi" w:hAnsiTheme="majorBidi" w:cstheme="majorBidi"/>
+          <w:sz w:val="24"/>
+          <w:szCs w:val="24"/>
+        </w:rPr>
+        <w:t xml:space="preserve">‎٢٠٢٤ - ٢٠٢٥‎</w:t>
+      </w:r>
+      <w:r>
+        <w:rPr>
+          <w:rFonts w:asciiTheme="majorBidi" w:hAnsiTheme="majorBidi" w:cstheme="majorBidi"/>
+          <w:sz w:val="24"/>
+          <w:szCs w:val="24"/>
+          <w:rtl/>
+        </w:rPr>
+        <w:t xml:space="preserve"> </w:t>
+      </w:r>
+      <w:r>
+        <w:rPr>
+          <w:rFonts w:asciiTheme="majorBidi" w:hAnsiTheme="majorBidi" w:cstheme="majorBidi"/>
+          <w:sz w:val="24"/>
+          <w:szCs w:val="24"/>
+        </w:rPr>
+        <w:t xml:space="preserve"> </w:t>
+      </w:r>
+      <w:r>
+        <w:rPr>
+          <w:rFonts w:asciiTheme="majorBidi" w:hAnsiTheme="majorBidi" w:cstheme="majorBidi" w:hint="cs"/>
+          <w:sz w:val="24"/>
+          <w:szCs w:val="24"/>
+          <w:rtl/>
+        </w:rPr>
+        <w:t xml:space="preserve">/  المرحلة </w:t>
+      </w:r>
+      <w:r>
+        <w:rPr>
+          <w:rFonts w:asciiTheme="majorBidi" w:hAnsiTheme="majorBidi" w:cstheme="majorBidi"/>
+          <w:sz w:val="24"/>
+          <w:szCs w:val="24"/>
+        </w:rPr>
+        <w:t xml:space="preserve">الرابعة</w:t>
+      </w:r>
+      <w:r>
+        <w:rPr>
+          <w:rFonts w:asciiTheme="majorBidi" w:hAnsiTheme="majorBidi" w:cstheme="majorBidi"/>
+          <w:sz w:val="24"/>
+          <w:szCs w:val="24"/>
+        </w:rPr>
+        <w:t xml:space="preserve"> </w:t>
+      </w:r>
+      <w:r>
+        <w:rPr>
+          <w:rFonts w:asciiTheme="majorBidi" w:hAnsiTheme="majorBidi" w:cstheme="majorBidi" w:hint="cs"/>
+          <w:sz w:val="24"/>
+          <w:szCs w:val="24"/>
+          <w:rtl/>
+        </w:rPr>
+        <w:t xml:space="preserve">  ( </w:t>
+      </w:r>
+      <w:r>
+        <w:rPr>
+          <w:rFonts w:asciiTheme="majorBidi" w:hAnsiTheme="majorBidi" w:cstheme="majorBidi"/>
+          <w:sz w:val="24"/>
+          <w:szCs w:val="24"/>
+        </w:rPr>
+        <w:t xml:space="preserve">الذكاء الحاسوبي، تطبيقات النقال، المحاكاة بالحاسوب </w:t>
       </w:r>
       <w:r>
         <w:rPr>

--- a/certificates/year - Temp - Ar - D - SBS - حسن نور حسين نور - DEFAULT.docx
+++ b/certificates/year - Temp - Ar - D - SBS - حسن نور حسين نور - DEFAULT.docx
@@ -702,7 +702,7 @@
                 <w:rtl/>
                 <w:lang w:bidi="ar-IQ"/>
               </w:rPr>
-              <w:t xml:space="preserve">٩٧</w:t>
+              <w:t xml:space="preserve">٩٩</w:t>
             </w:r>
           </w:p>
         </w:tc>
@@ -738,7 +738,7 @@
                 <w:rtl/>
                 <w:lang w:bidi="ar-IQ"/>
               </w:rPr>
-              <w:t xml:space="preserve"> ١٠٤</w:t>
+              <w:t xml:space="preserve"> ١٠٦</w:t>
             </w:r>
           </w:p>
         </w:tc>
@@ -2133,7 +2133,7 @@
                 <w:rtl/>
                 <w:lang w:bidi="ar-IQ"/>
               </w:rPr>
-              <w:t xml:space="preserve">أخلاقيات الحاسوب</w:t>
+              <w:t xml:space="preserve">الإنكليزي 2</w:t>
             </w:r>
           </w:p>
         </w:tc>
@@ -2161,7 +2161,7 @@
                 <w:rtl/>
                 <w:lang w:bidi="ar-IQ"/>
               </w:rPr>
-              <w:t xml:space="preserve">٩٢</w:t>
+              <w:t xml:space="preserve">٦٤</w:t>
             </w:r>
           </w:p>
         </w:tc>
@@ -2306,7 +2306,7 @@
                 <w:rtl/>
                 <w:lang w:bidi="ar-IQ"/>
               </w:rPr>
-              <w:t xml:space="preserve">الإنكليزي 2</w:t>
+              <w:t xml:space="preserve">البرمجة 2</w:t>
             </w:r>
           </w:p>
         </w:tc>
@@ -2334,7 +2334,7 @@
                 <w:rtl/>
                 <w:lang w:bidi="ar-IQ"/>
               </w:rPr>
-              <w:t xml:space="preserve">٦٤</w:t>
+              <w:t xml:space="preserve">٦٦</w:t>
             </w:r>
           </w:p>
         </w:tc>
@@ -2363,7 +2363,7 @@
                 <w:rtl/>
                 <w:lang w:bidi="ar-IQ"/>
               </w:rPr>
-              <w:t xml:space="preserve">٢</w:t>
+              <w:t xml:space="preserve">٤</w:t>
             </w:r>
           </w:p>
         </w:tc>
@@ -2391,7 +2391,7 @@
                 <w:rtl/>
                 <w:lang w:bidi="ar-IQ"/>
               </w:rPr>
-              <w:t xml:space="preserve">هياكل البيانات 2*</w:t>
+              <w:t xml:space="preserve">البرمجة الكيانية 2</w:t>
             </w:r>
           </w:p>
         </w:tc>
@@ -2419,7 +2419,7 @@
                 <w:rtl/>
                 <w:lang w:bidi="ar-IQ"/>
               </w:rPr>
-              <w:t xml:space="preserve">٥١</w:t>
+              <w:t xml:space="preserve">٥٠</w:t>
             </w:r>
           </w:p>
         </w:tc>
@@ -2479,7 +2479,7 @@
                 <w:rtl/>
                 <w:lang w:bidi="ar-IQ"/>
               </w:rPr>
-              <w:t xml:space="preserve">البرمجة 2</w:t>
+              <w:t xml:space="preserve">التصميم المنطقي</w:t>
             </w:r>
           </w:p>
         </w:tc>
@@ -2507,7 +2507,7 @@
                 <w:rtl/>
                 <w:lang w:bidi="ar-IQ"/>
               </w:rPr>
-              <w:t xml:space="preserve">٦٦</w:t>
+              <w:t xml:space="preserve">٦٠</w:t>
             </w:r>
           </w:p>
         </w:tc>
@@ -2536,7 +2536,7 @@
                 <w:rtl/>
                 <w:lang w:bidi="ar-IQ"/>
               </w:rPr>
-              <w:t xml:space="preserve">٤</w:t>
+              <w:t xml:space="preserve">٣</w:t>
             </w:r>
           </w:p>
         </w:tc>
@@ -2564,7 +2564,7 @@
                 <w:rtl/>
                 <w:lang w:bidi="ar-IQ"/>
               </w:rPr>
-              <w:t xml:space="preserve">البرمجة الكيانية 2</w:t>
+              <w:t xml:space="preserve">البرمجة المرئية</w:t>
             </w:r>
           </w:p>
         </w:tc>
@@ -2592,7 +2592,7 @@
                 <w:rtl/>
                 <w:lang w:bidi="ar-IQ"/>
               </w:rPr>
-              <w:t xml:space="preserve">٥٠</w:t>
+              <w:t xml:space="preserve">٦٧</w:t>
             </w:r>
           </w:p>
         </w:tc>
@@ -2652,7 +2652,7 @@
                 <w:rtl/>
                 <w:lang w:bidi="ar-IQ"/>
               </w:rPr>
-              <w:t xml:space="preserve">التصميم المنطقي</w:t>
+              <w:t xml:space="preserve">الهياكل المتقطعة</w:t>
             </w:r>
           </w:p>
         </w:tc>
@@ -2680,7 +2680,7 @@
                 <w:rtl/>
                 <w:lang w:bidi="ar-IQ"/>
               </w:rPr>
-              <w:t xml:space="preserve">٦٠</w:t>
+              <w:t xml:space="preserve">٦٧</w:t>
             </w:r>
           </w:p>
         </w:tc>
@@ -2737,7 +2737,7 @@
                 <w:rtl/>
                 <w:lang w:bidi="ar-IQ"/>
               </w:rPr>
-              <w:t xml:space="preserve">البرمجة المرئية</w:t>
+              <w:t xml:space="preserve">النظرية الاحتسابية</w:t>
             </w:r>
           </w:p>
         </w:tc>
@@ -2765,7 +2765,7 @@
                 <w:rtl/>
                 <w:lang w:bidi="ar-IQ"/>
               </w:rPr>
-              <w:t xml:space="preserve">٦٧</w:t>
+              <w:t xml:space="preserve">٥٢</w:t>
             </w:r>
           </w:p>
         </w:tc>
@@ -2825,7 +2825,7 @@
                 <w:rtl/>
                 <w:lang w:bidi="ar-IQ"/>
               </w:rPr>
-              <w:t xml:space="preserve">الهياكل المتقطعة</w:t>
+              <w:t xml:space="preserve">تطبيقات الحاسوب*</w:t>
             </w:r>
           </w:p>
         </w:tc>
@@ -2853,7 +2853,7 @@
                 <w:rtl/>
                 <w:lang w:bidi="ar-IQ"/>
               </w:rPr>
-              <w:t xml:space="preserve">٦٧</w:t>
+              <w:t xml:space="preserve">٥٠</w:t>
             </w:r>
           </w:p>
         </w:tc>
@@ -2882,7 +2882,7 @@
                 <w:rtl/>
                 <w:lang w:bidi="ar-IQ"/>
               </w:rPr>
-              <w:t xml:space="preserve">٣</w:t>
+              <w:t xml:space="preserve">٢</w:t>
             </w:r>
           </w:p>
         </w:tc>
@@ -2910,7 +2910,7 @@
                 <w:rtl/>
                 <w:lang w:bidi="ar-IQ"/>
               </w:rPr>
-              <w:t xml:space="preserve">النظرية الاحتسابية</w:t>
+              <w:t xml:space="preserve">طرق عددية</w:t>
             </w:r>
           </w:p>
         </w:tc>
@@ -2938,7 +2938,7 @@
                 <w:rtl/>
                 <w:lang w:bidi="ar-IQ"/>
               </w:rPr>
-              <w:t xml:space="preserve">٥٢</w:t>
+              <w:t xml:space="preserve">٥٠</w:t>
             </w:r>
           </w:p>
         </w:tc>
@@ -2998,7 +2998,7 @@
                 <w:rtl/>
                 <w:lang w:bidi="ar-IQ"/>
               </w:rPr>
-              <w:t xml:space="preserve">تطبيقات الحاسوب*</w:t>
+              <w:t xml:space="preserve">مبادئ تكنولوجيا المعلومات</w:t>
             </w:r>
           </w:p>
         </w:tc>
@@ -3026,7 +3026,7 @@
                 <w:rtl/>
                 <w:lang w:bidi="ar-IQ"/>
               </w:rPr>
-              <w:t xml:space="preserve">٥٠</w:t>
+              <w:t xml:space="preserve">٧٧</w:t>
             </w:r>
           </w:p>
         </w:tc>
@@ -3055,7 +3055,7 @@
                 <w:rtl/>
                 <w:lang w:bidi="ar-IQ"/>
               </w:rPr>
-              <w:t xml:space="preserve">٢</w:t>
+              <w:t xml:space="preserve">٣</w:t>
             </w:r>
           </w:p>
         </w:tc>
@@ -3083,7 +3083,7 @@
                 <w:rtl/>
                 <w:lang w:bidi="ar-IQ"/>
               </w:rPr>
-              <w:t xml:space="preserve">طرق عددية</w:t>
+              <w:t xml:space="preserve">قواعد البيانات</w:t>
             </w:r>
           </w:p>
         </w:tc>
@@ -3171,7 +3171,7 @@
                 <w:rtl/>
                 <w:lang w:bidi="ar-IQ"/>
               </w:rPr>
-              <w:t xml:space="preserve">مبادئ تكنولوجيا المعلومات</w:t>
+              <w:t xml:space="preserve"/>
             </w:r>
           </w:p>
         </w:tc>
@@ -3199,7 +3199,7 @@
                 <w:rtl/>
                 <w:lang w:bidi="ar-IQ"/>
               </w:rPr>
-              <w:t xml:space="preserve">٧٧</w:t>
+              <w:t xml:space="preserve"/>
             </w:r>
           </w:p>
         </w:tc>
@@ -3228,7 +3228,7 @@
                 <w:rtl/>
                 <w:lang w:bidi="ar-IQ"/>
               </w:rPr>
-              <w:t xml:space="preserve">٣</w:t>
+              <w:t xml:space="preserve"/>
             </w:r>
           </w:p>
         </w:tc>
@@ -3256,7 +3256,7 @@
                 <w:rtl/>
                 <w:lang w:bidi="ar-IQ"/>
               </w:rPr>
-              <w:t xml:space="preserve">قواعد البيانات</w:t>
+              <w:t xml:space="preserve">هياكل البيانات 1</w:t>
             </w:r>
           </w:p>
         </w:tc>
@@ -3322,179 +3322,6 @@
         </w:trPr>
         <w:tc>
           <w:tcPr>
-            <w:tcW w:w="1828" w:type="pct"/>
-          </w:tcPr>
-          <w:p>
-            <w:pPr>
-              <w:keepNext/>
-              <w:keepLines/>
-              <w:spacing w:after="0"/>
-              <w:rPr>
-                <w:rFonts w:asciiTheme="majorBidi" w:hAnsiTheme="majorBidi" w:cstheme="majorBidi"/>
-                <w:sz w:val="18"/>
-                <w:szCs w:val="18"/>
-                <w:lang w:bidi="ar-IQ"/>
-              </w:rPr>
-            </w:pPr>
-            <w:r>
-              <w:rPr>
-                <w:rFonts w:asciiTheme="majorBidi" w:hAnsiTheme="majorBidi" w:cstheme="majorBidi"/>
-                <w:sz w:val="18"/>
-                <w:szCs w:val="18"/>
-                <w:rtl/>
-                <w:lang w:bidi="ar-IQ"/>
-              </w:rPr>
-              <w:t xml:space="preserve"/>
-            </w:r>
-          </w:p>
-        </w:tc>
-        <w:tc>
-          <w:tcPr>
-            <w:tcW w:w="338" w:type="pct"/>
-          </w:tcPr>
-          <w:p>
-            <w:pPr>
-              <w:keepNext/>
-              <w:keepLines/>
-              <w:spacing w:after="0"/>
-              <w:rPr>
-                <w:rFonts w:asciiTheme="majorBidi" w:hAnsiTheme="majorBidi" w:cstheme="majorBidi"/>
-                <w:sz w:val="18"/>
-                <w:szCs w:val="18"/>
-                <w:lang w:bidi="ar-IQ"/>
-              </w:rPr>
-            </w:pPr>
-            <w:r>
-              <w:rPr>
-                <w:rFonts w:asciiTheme="majorBidi" w:hAnsiTheme="majorBidi" w:cstheme="majorBidi"/>
-                <w:sz w:val="18"/>
-                <w:szCs w:val="18"/>
-                <w:rtl/>
-                <w:lang w:bidi="ar-IQ"/>
-              </w:rPr>
-              <w:t xml:space="preserve"/>
-            </w:r>
-          </w:p>
-        </w:tc>
-        <w:tc>
-          <w:tcPr>
-            <w:tcW w:w="339" w:type="pct"/>
-            <w:gridSpan w:val="2"/>
-          </w:tcPr>
-          <w:p>
-            <w:pPr>
-              <w:keepNext/>
-              <w:keepLines/>
-              <w:spacing w:after="0"/>
-              <w:rPr>
-                <w:rFonts w:asciiTheme="majorBidi" w:hAnsiTheme="majorBidi" w:cstheme="majorBidi"/>
-                <w:sz w:val="18"/>
-                <w:szCs w:val="18"/>
-                <w:lang w:bidi="ar-IQ"/>
-              </w:rPr>
-            </w:pPr>
-            <w:r>
-              <w:rPr>
-                <w:rFonts w:asciiTheme="majorBidi" w:hAnsiTheme="majorBidi" w:cstheme="majorBidi"/>
-                <w:sz w:val="18"/>
-                <w:szCs w:val="18"/>
-                <w:rtl/>
-                <w:lang w:bidi="ar-IQ"/>
-              </w:rPr>
-              <w:t xml:space="preserve"/>
-            </w:r>
-          </w:p>
-        </w:tc>
-        <w:tc>
-          <w:tcPr>
-            <w:tcW w:w="1831" w:type="pct"/>
-          </w:tcPr>
-          <w:p>
-            <w:pPr>
-              <w:keepNext/>
-              <w:keepLines/>
-              <w:spacing w:after="0"/>
-              <w:rPr>
-                <w:rFonts w:asciiTheme="majorBidi" w:hAnsiTheme="majorBidi" w:cstheme="majorBidi"/>
-                <w:sz w:val="18"/>
-                <w:szCs w:val="18"/>
-                <w:lang w:bidi="ar-IQ"/>
-              </w:rPr>
-            </w:pPr>
-            <w:r>
-              <w:rPr>
-                <w:rFonts w:asciiTheme="majorBidi" w:hAnsiTheme="majorBidi" w:cstheme="majorBidi"/>
-                <w:sz w:val="18"/>
-                <w:szCs w:val="18"/>
-                <w:rtl/>
-                <w:lang w:bidi="ar-IQ"/>
-              </w:rPr>
-              <w:t xml:space="preserve">هياكل البيانات 1</w:t>
-            </w:r>
-          </w:p>
-        </w:tc>
-        <w:tc>
-          <w:tcPr>
-            <w:tcW w:w="339" w:type="pct"/>
-          </w:tcPr>
-          <w:p>
-            <w:pPr>
-              <w:keepNext/>
-              <w:keepLines/>
-              <w:spacing w:after="0"/>
-              <w:rPr>
-                <w:rFonts w:asciiTheme="majorBidi" w:hAnsiTheme="majorBidi" w:cstheme="majorBidi"/>
-                <w:sz w:val="18"/>
-                <w:szCs w:val="18"/>
-                <w:lang w:bidi="ar-IQ"/>
-              </w:rPr>
-            </w:pPr>
-            <w:r>
-              <w:rPr>
-                <w:rFonts w:asciiTheme="majorBidi" w:hAnsiTheme="majorBidi" w:cstheme="majorBidi"/>
-                <w:sz w:val="18"/>
-                <w:szCs w:val="18"/>
-                <w:rtl/>
-                <w:lang w:bidi="ar-IQ"/>
-              </w:rPr>
-              <w:t xml:space="preserve">٥٠</w:t>
-            </w:r>
-          </w:p>
-        </w:tc>
-        <w:tc>
-          <w:tcPr>
-            <w:tcW w:w="325" w:type="pct"/>
-          </w:tcPr>
-          <w:p>
-            <w:pPr>
-              <w:keepNext/>
-              <w:keepLines/>
-              <w:spacing w:after="0"/>
-              <w:rPr>
-                <w:rFonts w:asciiTheme="majorBidi" w:hAnsiTheme="majorBidi" w:cstheme="majorBidi"/>
-                <w:sz w:val="18"/>
-                <w:szCs w:val="18"/>
-              </w:rPr>
-            </w:pPr>
-            <w:r>
-              <w:rPr>
-                <w:rFonts w:asciiTheme="majorBidi" w:hAnsiTheme="majorBidi" w:cstheme="majorBidi"/>
-                <w:sz w:val="18"/>
-                <w:szCs w:val="18"/>
-                <w:rtl/>
-                <w:lang w:bidi="ar-IQ"/>
-              </w:rPr>
-              <w:t xml:space="preserve">٣</w:t>
-            </w:r>
-          </w:p>
-        </w:tc>
-      </w:tr>
-      <w:tr>
-        <w:trPr>
-          <w:cantSplit/>
-        </w:trPr>
-        <w:tc>
-          <w:tcPr>
             <w:tcW w:w="2500" w:type="pct"/>
             <w:gridSpan w:val="3"/>
           </w:tcPr>
@@ -3559,7 +3386,7 @@
                 <w:rtl/>
                 <w:lang w:bidi="ar-IQ"/>
               </w:rPr>
-              <w:t xml:space="preserve"> الثاني</w:t>
+              <w:t xml:space="preserve"> الأول</w:t>
             </w:r>
           </w:p>
         </w:tc>
@@ -3947,7 +3774,7 @@
                 <w:rtl/>
                 <w:lang w:bidi="ar-IQ"/>
               </w:rPr>
-              <w:t xml:space="preserve">التنقيب عن البيانات</w:t>
+              <w:t xml:space="preserve">الذكاء الاصطناعي*</w:t>
             </w:r>
           </w:p>
         </w:tc>
@@ -3975,7 +3802,7 @@
                 <w:rtl/>
                 <w:lang w:bidi="ar-IQ"/>
               </w:rPr>
-              <w:t xml:space="preserve">٦١</w:t>
+              <w:t xml:space="preserve">٥٦</w:t>
             </w:r>
           </w:p>
         </w:tc>
@@ -4004,7 +3831,7 @@
                 <w:rtl/>
                 <w:lang w:bidi="ar-IQ"/>
               </w:rPr>
-              <w:t xml:space="preserve">٢</w:t>
+              <w:t xml:space="preserve">٣</w:t>
             </w:r>
           </w:p>
         </w:tc>
@@ -4032,7 +3859,7 @@
                 <w:rtl/>
                 <w:lang w:bidi="ar-IQ"/>
               </w:rPr>
-              <w:t xml:space="preserve">الحوسبة السحابية</w:t>
+              <w:t xml:space="preserve">التنقيب عن البيانات</w:t>
             </w:r>
           </w:p>
         </w:tc>
@@ -4060,7 +3887,7 @@
                 <w:rtl/>
                 <w:lang w:bidi="ar-IQ"/>
               </w:rPr>
-              <w:t xml:space="preserve">٥٣</w:t>
+              <w:t xml:space="preserve">٦١</w:t>
             </w:r>
           </w:p>
         </w:tc>
@@ -4120,7 +3947,7 @@
                 <w:rtl/>
                 <w:lang w:bidi="ar-IQ"/>
               </w:rPr>
-              <w:t xml:space="preserve">الذكاء الاصطناعي*</w:t>
+              <w:t xml:space="preserve">برمجة المواقع 1</w:t>
             </w:r>
           </w:p>
         </w:tc>
@@ -4148,7 +3975,7 @@
                 <w:rtl/>
                 <w:lang w:bidi="ar-IQ"/>
               </w:rPr>
-              <w:t xml:space="preserve">٥٦</w:t>
+              <w:t xml:space="preserve">٥٠</w:t>
             </w:r>
           </w:p>
         </w:tc>
@@ -4205,7 +4032,7 @@
                 <w:rtl/>
                 <w:lang w:bidi="ar-IQ"/>
               </w:rPr>
-              <w:t xml:space="preserve">الذكاء الحاسوبي*</w:t>
+              <w:t xml:space="preserve">الحوسبة السحابية</w:t>
             </w:r>
           </w:p>
         </w:tc>
@@ -4233,7 +4060,7 @@
                 <w:rtl/>
                 <w:lang w:bidi="ar-IQ"/>
               </w:rPr>
-              <w:t xml:space="preserve">٥٠</w:t>
+              <w:t xml:space="preserve">٥٣</w:t>
             </w:r>
           </w:p>
         </w:tc>
@@ -4260,7 +4087,7 @@
                 <w:rtl/>
                 <w:lang w:bidi="ar-IQ"/>
               </w:rPr>
-              <w:t xml:space="preserve">٣</w:t>
+              <w:t xml:space="preserve">٢</w:t>
             </w:r>
           </w:p>
         </w:tc>
@@ -4293,7 +4120,7 @@
                 <w:rtl/>
                 <w:lang w:bidi="ar-IQ"/>
               </w:rPr>
-              <w:t xml:space="preserve">الرؤية في الحاسوب</w:t>
+              <w:t xml:space="preserve">شبكات الحاسوب 1</w:t>
             </w:r>
           </w:p>
         </w:tc>
@@ -4321,7 +4148,7 @@
                 <w:rtl/>
                 <w:lang w:bidi="ar-IQ"/>
               </w:rPr>
-              <w:t xml:space="preserve">٥٠</w:t>
+              <w:t xml:space="preserve">٥٣</w:t>
             </w:r>
           </w:p>
         </w:tc>
@@ -4378,7 +4205,7 @@
                 <w:rtl/>
                 <w:lang w:bidi="ar-IQ"/>
               </w:rPr>
-              <w:t xml:space="preserve">تطبيقات النقال*</w:t>
+              <w:t xml:space="preserve">الذكاء الحاسوبي*</w:t>
             </w:r>
           </w:p>
         </w:tc>
@@ -4466,7 +4293,7 @@
                 <w:rtl/>
                 <w:lang w:bidi="ar-IQ"/>
               </w:rPr>
-              <w:t xml:space="preserve">برمجة المواقع 1</w:t>
+              <w:t xml:space="preserve">مفاهيم لغات البرمجة</w:t>
             </w:r>
           </w:p>
         </w:tc>
@@ -4494,7 +4321,7 @@
                 <w:rtl/>
                 <w:lang w:bidi="ar-IQ"/>
               </w:rPr>
-              <w:t xml:space="preserve">٥٠</w:t>
+              <w:t xml:space="preserve">٥٩</w:t>
             </w:r>
           </w:p>
         </w:tc>
@@ -4523,90 +4350,90 @@
                 <w:rtl/>
                 <w:lang w:bidi="ar-IQ"/>
               </w:rPr>
+              <w:t xml:space="preserve">٢</w:t>
+            </w:r>
+          </w:p>
+        </w:tc>
+        <w:tc>
+          <w:tcPr>
+            <w:tcW w:w="1831" w:type="pct"/>
+          </w:tcPr>
+          <w:p>
+            <w:pPr>
+              <w:keepNext/>
+              <w:keepLines/>
+              <w:spacing w:after="0"/>
+              <w:rPr>
+                <w:rFonts w:asciiTheme="majorBidi" w:hAnsiTheme="majorBidi" w:cstheme="majorBidi"/>
+                <w:sz w:val="18"/>
+                <w:szCs w:val="18"/>
+                <w:lang w:bidi="ar-IQ"/>
+              </w:rPr>
+            </w:pPr>
+            <w:r>
+              <w:rPr>
+                <w:rFonts w:asciiTheme="majorBidi" w:hAnsiTheme="majorBidi" w:cstheme="majorBidi"/>
+                <w:sz w:val="18"/>
+                <w:szCs w:val="18"/>
+                <w:rtl/>
+                <w:lang w:bidi="ar-IQ"/>
+              </w:rPr>
+              <w:t xml:space="preserve">الرؤية في الحاسوب</w:t>
+            </w:r>
+          </w:p>
+        </w:tc>
+        <w:tc>
+          <w:tcPr>
+            <w:tcW w:w="339" w:type="pct"/>
+          </w:tcPr>
+          <w:p>
+            <w:pPr>
+              <w:keepNext/>
+              <w:keepLines/>
+              <w:spacing w:after="0"/>
+              <w:rPr>
+                <w:rFonts w:asciiTheme="majorBidi" w:hAnsiTheme="majorBidi" w:cstheme="majorBidi"/>
+                <w:sz w:val="18"/>
+                <w:szCs w:val="18"/>
+                <w:lang w:bidi="ar-IQ"/>
+              </w:rPr>
+            </w:pPr>
+            <w:r>
+              <w:rPr>
+                <w:rFonts w:asciiTheme="majorBidi" w:hAnsiTheme="majorBidi" w:cstheme="majorBidi"/>
+                <w:sz w:val="18"/>
+                <w:szCs w:val="18"/>
+                <w:rtl/>
+                <w:lang w:bidi="ar-IQ"/>
+              </w:rPr>
+              <w:t xml:space="preserve">٥٠</w:t>
+            </w:r>
+          </w:p>
+        </w:tc>
+        <w:tc>
+          <w:tcPr>
+            <w:tcW w:w="325" w:type="pct"/>
+          </w:tcPr>
+          <w:p>
+            <w:pPr>
+              <w:keepNext/>
+              <w:keepLines/>
+              <w:spacing w:after="0"/>
+              <w:rPr>
+                <w:rFonts w:asciiTheme="majorBidi" w:hAnsiTheme="majorBidi" w:cstheme="majorBidi"/>
+                <w:sz w:val="18"/>
+                <w:szCs w:val="18"/>
+              </w:rPr>
+            </w:pPr>
+            <w:r>
+              <w:rPr>
+                <w:rFonts w:asciiTheme="majorBidi" w:hAnsiTheme="majorBidi" w:cstheme="majorBidi"/>
+                <w:sz w:val="18"/>
+                <w:szCs w:val="18"/>
+                <w:rtl/>
+                <w:lang w:bidi="ar-IQ"/>
+              </w:rPr>
               <w:t xml:space="preserve">٣</w:t>
-            </w:r>
-          </w:p>
-        </w:tc>
-        <w:tc>
-          <w:tcPr>
-            <w:tcW w:w="1831" w:type="pct"/>
-          </w:tcPr>
-          <w:p>
-            <w:pPr>
-              <w:keepNext/>
-              <w:keepLines/>
-              <w:spacing w:after="0"/>
-              <w:rPr>
-                <w:rFonts w:asciiTheme="majorBidi" w:hAnsiTheme="majorBidi" w:cstheme="majorBidi"/>
-                <w:sz w:val="18"/>
-                <w:szCs w:val="18"/>
-                <w:lang w:bidi="ar-IQ"/>
-              </w:rPr>
-            </w:pPr>
-            <w:r>
-              <w:rPr>
-                <w:rFonts w:asciiTheme="majorBidi" w:hAnsiTheme="majorBidi" w:cstheme="majorBidi"/>
-                <w:sz w:val="18"/>
-                <w:szCs w:val="18"/>
-                <w:rtl/>
-                <w:lang w:bidi="ar-IQ"/>
-              </w:rPr>
-              <w:t xml:space="preserve">مشروع التخرج</w:t>
-            </w:r>
-          </w:p>
-        </w:tc>
-        <w:tc>
-          <w:tcPr>
-            <w:tcW w:w="339" w:type="pct"/>
-          </w:tcPr>
-          <w:p>
-            <w:pPr>
-              <w:keepNext/>
-              <w:keepLines/>
-              <w:spacing w:after="0"/>
-              <w:rPr>
-                <w:rFonts w:asciiTheme="majorBidi" w:hAnsiTheme="majorBidi" w:cstheme="majorBidi"/>
-                <w:sz w:val="18"/>
-                <w:szCs w:val="18"/>
-                <w:lang w:bidi="ar-IQ"/>
-              </w:rPr>
-            </w:pPr>
-            <w:r>
-              <w:rPr>
-                <w:rFonts w:asciiTheme="majorBidi" w:hAnsiTheme="majorBidi" w:cstheme="majorBidi"/>
-                <w:sz w:val="18"/>
-                <w:szCs w:val="18"/>
-                <w:rtl/>
-                <w:lang w:bidi="ar-IQ"/>
-              </w:rPr>
-              <w:t xml:space="preserve">٧٠</w:t>
-            </w:r>
-          </w:p>
-        </w:tc>
-        <w:tc>
-          <w:tcPr>
-            <w:tcW w:w="325" w:type="pct"/>
-          </w:tcPr>
-          <w:p>
-            <w:pPr>
-              <w:keepNext/>
-              <w:keepLines/>
-              <w:spacing w:after="0"/>
-              <w:rPr>
-                <w:rFonts w:asciiTheme="majorBidi" w:hAnsiTheme="majorBidi" w:cstheme="majorBidi"/>
-                <w:sz w:val="18"/>
-                <w:szCs w:val="18"/>
-              </w:rPr>
-            </w:pPr>
-            <w:r>
-              <w:rPr>
-                <w:rFonts w:asciiTheme="majorBidi" w:hAnsiTheme="majorBidi" w:cstheme="majorBidi"/>
-                <w:sz w:val="18"/>
-                <w:szCs w:val="18"/>
-                <w:rtl/>
-                <w:lang w:bidi="ar-IQ"/>
-              </w:rPr>
-              <w:t xml:space="preserve">٢</w:t>
             </w:r>
           </w:p>
         </w:tc>
@@ -4639,7 +4466,7 @@
                 <w:rtl/>
                 <w:lang w:bidi="ar-IQ"/>
               </w:rPr>
-              <w:t xml:space="preserve">شبكات الحاسوب 1</w:t>
+              <w:t xml:space="preserve">هندسة البرامجيات*</w:t>
             </w:r>
           </w:p>
         </w:tc>
@@ -4667,7 +4494,7 @@
                 <w:rtl/>
                 <w:lang w:bidi="ar-IQ"/>
               </w:rPr>
-              <w:t xml:space="preserve">٥٣</w:t>
+              <w:t xml:space="preserve">٥٠</w:t>
             </w:r>
           </w:p>
         </w:tc>
@@ -4724,7 +4551,7 @@
                 <w:rtl/>
                 <w:lang w:bidi="ar-IQ"/>
               </w:rPr>
-              <w:t xml:space="preserve">نظم التشغيل</w:t>
+              <w:t xml:space="preserve">تطبيقات النقال*</w:t>
             </w:r>
           </w:p>
         </w:tc>
@@ -4812,7 +4639,7 @@
                 <w:rtl/>
                 <w:lang w:bidi="ar-IQ"/>
               </w:rPr>
-              <w:t xml:space="preserve">مفاهيم لغات البرمجة</w:t>
+              <w:t xml:space="preserve">هياكل البيانات 2*</w:t>
             </w:r>
           </w:p>
         </w:tc>
@@ -4840,7 +4667,7 @@
                 <w:rtl/>
                 <w:lang w:bidi="ar-IQ"/>
               </w:rPr>
-              <w:t xml:space="preserve">٥٩</w:t>
+              <w:t xml:space="preserve">٥١</w:t>
             </w:r>
           </w:p>
         </w:tc>
@@ -4869,90 +4696,90 @@
                 <w:rtl/>
                 <w:lang w:bidi="ar-IQ"/>
               </w:rPr>
+              <w:t xml:space="preserve">٣</w:t>
+            </w:r>
+          </w:p>
+        </w:tc>
+        <w:tc>
+          <w:tcPr>
+            <w:tcW w:w="1831" w:type="pct"/>
+          </w:tcPr>
+          <w:p>
+            <w:pPr>
+              <w:keepNext/>
+              <w:keepLines/>
+              <w:spacing w:after="0"/>
+              <w:rPr>
+                <w:rFonts w:asciiTheme="majorBidi" w:hAnsiTheme="majorBidi" w:cstheme="majorBidi"/>
+                <w:sz w:val="18"/>
+                <w:szCs w:val="18"/>
+                <w:lang w:bidi="ar-IQ"/>
+              </w:rPr>
+            </w:pPr>
+            <w:r>
+              <w:rPr>
+                <w:rFonts w:asciiTheme="majorBidi" w:hAnsiTheme="majorBidi" w:cstheme="majorBidi"/>
+                <w:sz w:val="18"/>
+                <w:szCs w:val="18"/>
+                <w:rtl/>
+                <w:lang w:bidi="ar-IQ"/>
+              </w:rPr>
+              <w:t xml:space="preserve">مشروع التخرج</w:t>
+            </w:r>
+          </w:p>
+        </w:tc>
+        <w:tc>
+          <w:tcPr>
+            <w:tcW w:w="339" w:type="pct"/>
+          </w:tcPr>
+          <w:p>
+            <w:pPr>
+              <w:keepNext/>
+              <w:keepLines/>
+              <w:spacing w:after="0"/>
+              <w:rPr>
+                <w:rFonts w:asciiTheme="majorBidi" w:hAnsiTheme="majorBidi" w:cstheme="majorBidi"/>
+                <w:sz w:val="18"/>
+                <w:szCs w:val="18"/>
+                <w:lang w:bidi="ar-IQ"/>
+              </w:rPr>
+            </w:pPr>
+            <w:r>
+              <w:rPr>
+                <w:rFonts w:asciiTheme="majorBidi" w:hAnsiTheme="majorBidi" w:cstheme="majorBidi"/>
+                <w:sz w:val="18"/>
+                <w:szCs w:val="18"/>
+                <w:rtl/>
+                <w:lang w:bidi="ar-IQ"/>
+              </w:rPr>
+              <w:t xml:space="preserve">٧٠</w:t>
+            </w:r>
+          </w:p>
+        </w:tc>
+        <w:tc>
+          <w:tcPr>
+            <w:tcW w:w="325" w:type="pct"/>
+          </w:tcPr>
+          <w:p>
+            <w:pPr>
+              <w:keepNext/>
+              <w:keepLines/>
+              <w:spacing w:after="0"/>
+              <w:rPr>
+                <w:rFonts w:asciiTheme="majorBidi" w:hAnsiTheme="majorBidi" w:cstheme="majorBidi"/>
+                <w:sz w:val="18"/>
+                <w:szCs w:val="18"/>
+              </w:rPr>
+            </w:pPr>
+            <w:r>
+              <w:rPr>
+                <w:rFonts w:asciiTheme="majorBidi" w:hAnsiTheme="majorBidi" w:cstheme="majorBidi"/>
+                <w:sz w:val="18"/>
+                <w:szCs w:val="18"/>
+                <w:rtl/>
+                <w:lang w:bidi="ar-IQ"/>
+              </w:rPr>
               <w:t xml:space="preserve">٢</w:t>
-            </w:r>
-          </w:p>
-        </w:tc>
-        <w:tc>
-          <w:tcPr>
-            <w:tcW w:w="1831" w:type="pct"/>
-          </w:tcPr>
-          <w:p>
-            <w:pPr>
-              <w:keepNext/>
-              <w:keepLines/>
-              <w:spacing w:after="0"/>
-              <w:rPr>
-                <w:rFonts w:asciiTheme="majorBidi" w:hAnsiTheme="majorBidi" w:cstheme="majorBidi"/>
-                <w:sz w:val="18"/>
-                <w:szCs w:val="18"/>
-                <w:lang w:bidi="ar-IQ"/>
-              </w:rPr>
-            </w:pPr>
-            <w:r>
-              <w:rPr>
-                <w:rFonts w:asciiTheme="majorBidi" w:hAnsiTheme="majorBidi" w:cstheme="majorBidi"/>
-                <w:sz w:val="18"/>
-                <w:szCs w:val="18"/>
-                <w:rtl/>
-                <w:lang w:bidi="ar-IQ"/>
-              </w:rPr>
-              <w:t xml:space="preserve">المحاكاة بالحاسوب*</w:t>
-            </w:r>
-          </w:p>
-        </w:tc>
-        <w:tc>
-          <w:tcPr>
-            <w:tcW w:w="339" w:type="pct"/>
-          </w:tcPr>
-          <w:p>
-            <w:pPr>
-              <w:keepNext/>
-              <w:keepLines/>
-              <w:spacing w:after="0"/>
-              <w:rPr>
-                <w:rFonts w:asciiTheme="majorBidi" w:hAnsiTheme="majorBidi" w:cstheme="majorBidi"/>
-                <w:sz w:val="18"/>
-                <w:szCs w:val="18"/>
-                <w:lang w:bidi="ar-IQ"/>
-              </w:rPr>
-            </w:pPr>
-            <w:r>
-              <w:rPr>
-                <w:rFonts w:asciiTheme="majorBidi" w:hAnsiTheme="majorBidi" w:cstheme="majorBidi"/>
-                <w:sz w:val="18"/>
-                <w:szCs w:val="18"/>
-                <w:rtl/>
-                <w:lang w:bidi="ar-IQ"/>
-              </w:rPr>
-              <w:t xml:space="preserve">٥٠</w:t>
-            </w:r>
-          </w:p>
-        </w:tc>
-        <w:tc>
-          <w:tcPr>
-            <w:tcW w:w="325" w:type="pct"/>
-          </w:tcPr>
-          <w:p>
-            <w:pPr>
-              <w:keepNext/>
-              <w:keepLines/>
-              <w:spacing w:after="0"/>
-              <w:rPr>
-                <w:rFonts w:asciiTheme="majorBidi" w:hAnsiTheme="majorBidi" w:cstheme="majorBidi"/>
-                <w:sz w:val="18"/>
-                <w:szCs w:val="18"/>
-              </w:rPr>
-            </w:pPr>
-            <w:r>
-              <w:rPr>
-                <w:rFonts w:asciiTheme="majorBidi" w:hAnsiTheme="majorBidi" w:cstheme="majorBidi"/>
-                <w:sz w:val="18"/>
-                <w:szCs w:val="18"/>
-                <w:rtl/>
-                <w:lang w:bidi="ar-IQ"/>
-              </w:rPr>
-              <w:t xml:space="preserve">٣</w:t>
             </w:r>
           </w:p>
         </w:tc>
@@ -4985,7 +4812,7 @@
                 <w:rtl/>
                 <w:lang w:bidi="ar-IQ"/>
               </w:rPr>
-              <w:t xml:space="preserve">هندسة البرامجيات*</w:t>
+              <w:t xml:space="preserve">أخلاقيات الحاسوب</w:t>
             </w:r>
           </w:p>
         </w:tc>
@@ -5013,7 +4840,7 @@
                 <w:rtl/>
                 <w:lang w:bidi="ar-IQ"/>
               </w:rPr>
-              <w:t xml:space="preserve">٥٠</w:t>
+              <w:t xml:space="preserve">٩٢</w:t>
             </w:r>
           </w:p>
         </w:tc>
@@ -5042,7 +4869,7 @@
                 <w:rtl/>
                 <w:lang w:bidi="ar-IQ"/>
               </w:rPr>
-              <w:t xml:space="preserve">٣</w:t>
+              <w:t xml:space="preserve">٢</w:t>
             </w:r>
           </w:p>
         </w:tc>
@@ -5070,7 +4897,7 @@
                 <w:rtl/>
                 <w:lang w:bidi="ar-IQ"/>
               </w:rPr>
-              <w:t xml:space="preserve">امنية الحاسوب</w:t>
+              <w:t xml:space="preserve">نظم التشغيل</w:t>
             </w:r>
           </w:p>
         </w:tc>
@@ -5098,7 +4925,7 @@
                 <w:rtl/>
                 <w:lang w:bidi="ar-IQ"/>
               </w:rPr>
-              <w:t xml:space="preserve">٧٠</w:t>
+              <w:t xml:space="preserve">٥٠</w:t>
             </w:r>
           </w:p>
         </w:tc>
@@ -5243,7 +5070,7 @@
                 <w:rtl/>
                 <w:lang w:bidi="ar-IQ"/>
               </w:rPr>
-              <w:t xml:space="preserve">تفاعل الانسان مع الحاسوب</w:t>
+              <w:t xml:space="preserve">المحاكاة بالحاسوب*</w:t>
             </w:r>
           </w:p>
         </w:tc>
@@ -5271,7 +5098,7 @@
                 <w:rtl/>
                 <w:lang w:bidi="ar-IQ"/>
               </w:rPr>
-              <w:t xml:space="preserve">٥١</w:t>
+              <w:t xml:space="preserve">٥٠</w:t>
             </w:r>
           </w:p>
         </w:tc>
@@ -5416,7 +5243,7 @@
                 <w:rtl/>
                 <w:lang w:bidi="ar-IQ"/>
               </w:rPr>
-              <w:t xml:space="preserve">مهارات الاتصال</w:t>
+              <w:t xml:space="preserve">امنية الحاسوب</w:t>
             </w:r>
           </w:p>
         </w:tc>
@@ -5444,7 +5271,7 @@
                 <w:rtl/>
                 <w:lang w:bidi="ar-IQ"/>
               </w:rPr>
-              <w:t xml:space="preserve">٦٥</w:t>
+              <w:t xml:space="preserve">٧٠</w:t>
             </w:r>
           </w:p>
         </w:tc>
@@ -5471,7 +5298,7 @@
                 <w:rtl/>
                 <w:lang w:bidi="ar-IQ"/>
               </w:rPr>
-              <w:t xml:space="preserve">٢</w:t>
+              <w:t xml:space="preserve">٣</w:t>
             </w:r>
           </w:p>
         </w:tc>
@@ -5589,7 +5416,7 @@
                 <w:rtl/>
                 <w:lang w:bidi="ar-IQ"/>
               </w:rPr>
-              <w:t xml:space="preserve">مواضيع مختارة</w:t>
+              <w:t xml:space="preserve">تفاعل الانسان مع الحاسوب</w:t>
             </w:r>
           </w:p>
         </w:tc>
@@ -5617,7 +5444,7 @@
                 <w:rtl/>
                 <w:lang w:bidi="ar-IQ"/>
               </w:rPr>
-              <w:t xml:space="preserve">٥٠</w:t>
+              <w:t xml:space="preserve">٥١</w:t>
             </w:r>
           </w:p>
         </w:tc>
@@ -5762,7 +5589,7 @@
                 <w:rtl/>
                 <w:lang w:bidi="ar-IQ"/>
               </w:rPr>
-              <w:t xml:space="preserve">هندسة المعرفة</w:t>
+              <w:t xml:space="preserve">مهارات الاتصال</w:t>
             </w:r>
           </w:p>
         </w:tc>
@@ -5790,7 +5617,7 @@
                 <w:rtl/>
                 <w:lang w:bidi="ar-IQ"/>
               </w:rPr>
-              <w:t xml:space="preserve">٦٠</w:t>
+              <w:t xml:space="preserve">٦٥</w:t>
             </w:r>
           </w:p>
         </w:tc>
@@ -5817,7 +5644,7 @@
                 <w:rtl/>
                 <w:lang w:bidi="ar-IQ"/>
               </w:rPr>
-              <w:t xml:space="preserve">٣</w:t>
+              <w:t xml:space="preserve">٢</w:t>
             </w:r>
           </w:p>
         </w:tc>
@@ -5935,13 +5762,130 @@
                 <w:rtl/>
                 <w:lang w:bidi="ar-IQ"/>
               </w:rPr>
+              <w:t xml:space="preserve">مواضيع مختارة</w:t>
+            </w:r>
+          </w:p>
+        </w:tc>
+        <w:tc>
+          <w:tcPr>
+            <w:tcW w:w="339" w:type="pct"/>
+          </w:tcPr>
+          <w:p>
+            <w:pPr>
+              <w:keepNext/>
+              <w:keepLines/>
+              <w:spacing w:after="0"/>
+              <w:rPr>
+                <w:rFonts w:asciiTheme="majorBidi" w:hAnsiTheme="majorBidi" w:cstheme="majorBidi"/>
+                <w:sz w:val="18"/>
+                <w:szCs w:val="18"/>
+                <w:lang w:bidi="ar-IQ"/>
+              </w:rPr>
+            </w:pPr>
+            <w:r>
+              <w:rPr>
+                <w:rFonts w:asciiTheme="majorBidi" w:hAnsiTheme="majorBidi" w:cstheme="majorBidi"/>
+                <w:sz w:val="18"/>
+                <w:szCs w:val="18"/>
+                <w:rtl/>
+                <w:lang w:bidi="ar-IQ"/>
+              </w:rPr>
+              <w:t xml:space="preserve">٥٠</w:t>
+            </w:r>
+          </w:p>
+        </w:tc>
+        <w:tc>
+          <w:tcPr>
+            <w:tcW w:w="325" w:type="pct"/>
+          </w:tcPr>
+          <w:p>
+            <w:pPr>
+              <w:keepNext/>
+              <w:keepLines/>
+              <w:spacing w:after="0"/>
+              <w:rPr>
+                <w:rFonts w:asciiTheme="majorBidi" w:hAnsiTheme="majorBidi" w:cstheme="majorBidi"/>
+                <w:sz w:val="18"/>
+                <w:szCs w:val="18"/>
+              </w:rPr>
+            </w:pPr>
+            <w:r>
+              <w:rPr>
+                <w:rFonts w:asciiTheme="majorBidi" w:hAnsiTheme="majorBidi" w:cstheme="majorBidi"/>
+                <w:sz w:val="18"/>
+                <w:szCs w:val="18"/>
+                <w:rtl/>
+                <w:lang w:bidi="ar-IQ"/>
+              </w:rPr>
+              <w:t xml:space="preserve">٣</w:t>
+            </w:r>
+          </w:p>
+        </w:tc>
+      </w:tr>
+      <w:tr>
+        <w:trPr>
+          <w:cantSplit/>
+        </w:trPr>
+        <w:tc>
+          <w:tcPr>
+            <w:tcW w:w="1828" w:type="pct"/>
+          </w:tcPr>
+          <w:p>
+            <w:pPr>
+              <w:keepNext/>
+              <w:keepLines/>
+              <w:spacing w:after="0"/>
+              <w:rPr>
+                <w:rFonts w:asciiTheme="majorBidi" w:hAnsiTheme="majorBidi" w:cstheme="majorBidi"/>
+                <w:sz w:val="18"/>
+                <w:szCs w:val="18"/>
+                <w:lang w:bidi="ar-IQ"/>
+              </w:rPr>
+            </w:pPr>
+            <w:r>
+              <w:rPr>
+                <w:rFonts w:asciiTheme="majorBidi" w:hAnsiTheme="majorBidi" w:cstheme="majorBidi"/>
+                <w:sz w:val="18"/>
+                <w:szCs w:val="18"/>
+                <w:rtl/>
+                <w:lang w:bidi="ar-IQ"/>
+              </w:rPr>
               <w:t xml:space="preserve"/>
             </w:r>
           </w:p>
         </w:tc>
         <w:tc>
           <w:tcPr>
+            <w:tcW w:w="338" w:type="pct"/>
+          </w:tcPr>
+          <w:p>
+            <w:pPr>
+              <w:keepNext/>
+              <w:keepLines/>
+              <w:spacing w:after="0"/>
+              <w:rPr>
+                <w:rFonts w:asciiTheme="majorBidi" w:hAnsiTheme="majorBidi" w:cstheme="majorBidi"/>
+                <w:sz w:val="18"/>
+                <w:szCs w:val="18"/>
+                <w:lang w:bidi="ar-IQ"/>
+              </w:rPr>
+            </w:pPr>
+            <w:r>
+              <w:rPr>
+                <w:rFonts w:asciiTheme="majorBidi" w:hAnsiTheme="majorBidi" w:cstheme="majorBidi"/>
+                <w:sz w:val="18"/>
+                <w:szCs w:val="18"/>
+                <w:rtl/>
+                <w:lang w:bidi="ar-IQ"/>
+              </w:rPr>
+              <w:t xml:space="preserve"/>
+            </w:r>
+          </w:p>
+        </w:tc>
+        <w:tc>
+          <w:tcPr>
             <w:tcW w:w="339" w:type="pct"/>
+            <w:gridSpan w:val="2"/>
           </w:tcPr>
           <w:p>
             <w:pPr>
@@ -5969,6 +5913,62 @@
         </w:tc>
         <w:tc>
           <w:tcPr>
+            <w:tcW w:w="1831" w:type="pct"/>
+          </w:tcPr>
+          <w:p>
+            <w:pPr>
+              <w:keepNext/>
+              <w:keepLines/>
+              <w:spacing w:after="0"/>
+              <w:rPr>
+                <w:rFonts w:asciiTheme="majorBidi" w:hAnsiTheme="majorBidi" w:cstheme="majorBidi"/>
+                <w:sz w:val="18"/>
+                <w:szCs w:val="18"/>
+                <w:lang w:bidi="ar-IQ"/>
+              </w:rPr>
+            </w:pPr>
+            <w:r>
+              <w:rPr>
+                <w:rFonts w:asciiTheme="majorBidi" w:hAnsiTheme="majorBidi" w:cstheme="majorBidi"/>
+                <w:sz w:val="18"/>
+                <w:szCs w:val="18"/>
+                <w:rtl/>
+                <w:lang w:bidi="ar-IQ"/>
+              </w:rPr>
+              <w:t xml:space="preserve">هندسة المعرفة</w:t>
+            </w:r>
+          </w:p>
+        </w:tc>
+        <w:tc>
+          <w:tcPr>
+            <w:tcW w:w="339" w:type="pct"/>
+          </w:tcPr>
+          <w:p>
+            <w:pPr>
+              <w:keepNext/>
+              <w:keepLines/>
+              <w:spacing w:after="0"/>
+              <w:rPr>
+                <w:rFonts w:asciiTheme="majorBidi" w:hAnsiTheme="majorBidi" w:cstheme="majorBidi"/>
+                <w:sz w:val="18"/>
+                <w:szCs w:val="18"/>
+                <w:lang w:bidi="ar-IQ"/>
+              </w:rPr>
+            </w:pPr>
+            <w:r>
+              <w:rPr>
+                <w:rFonts w:asciiTheme="majorBidi" w:hAnsiTheme="majorBidi" w:cstheme="majorBidi"/>
+                <w:sz w:val="18"/>
+                <w:szCs w:val="18"/>
+                <w:rtl/>
+                <w:lang w:bidi="ar-IQ"/>
+              </w:rPr>
+              <w:t xml:space="preserve">٦٠</w:t>
+            </w:r>
+          </w:p>
+        </w:tc>
+        <w:tc>
+          <w:tcPr>
             <w:tcW w:w="325" w:type="pct"/>
           </w:tcPr>
           <w:p>
@@ -5990,7 +5990,7 @@
                 <w:rtl/>
                 <w:lang w:bidi="ar-IQ"/>
               </w:rPr>
-              <w:t xml:space="preserve"/>
+              <w:t xml:space="preserve">٣</w:t>
             </w:r>
           </w:p>
         </w:tc>
@@ -6711,7 +6711,7 @@
           <w:rtl/>
           <w:lang w:bidi="ar-IQ"/>
         </w:rPr>
-        <w:t xml:space="preserve">٢٠٢٢-٢٠٢٣</w:t>
+        <w:t xml:space="preserve">٢٠٢٤</w:t>
       </w:r>
       <w:r>
         <w:rPr>
@@ -7092,7 +7092,7 @@
           <w:sz w:val="24"/>
           <w:szCs w:val="24"/>
         </w:rPr>
-        <w:t xml:space="preserve">‎٢٠٢٠ - ٢٠٢١‎</w:t>
+        <w:t xml:space="preserve">‎٢٠٢٣ - ٢٠٢٤‎</w:t>
       </w:r>
       <w:r>
         <w:rPr>
@@ -7126,7 +7126,7 @@
           <w:sz w:val="24"/>
           <w:szCs w:val="24"/>
         </w:rPr>
-        <w:t xml:space="preserve">الثانية</w:t>
+        <w:t xml:space="preserve">الثالثة</w:t>
       </w:r>
       <w:r>
         <w:rPr>
@@ -7151,7 +7151,7 @@
           <w:sz w:val="24"/>
           <w:szCs w:val="24"/>
         </w:rPr>
-        <w:t xml:space="preserve">تطبيقات الحاسوب </w:t>
+        <w:t xml:space="preserve">الذكاء الاصطناعي، هندسة البرامجيات، هياكل البيانات 2، برمجة المواقع 2، معمارية الحاسوب </w:t>
       </w:r>
       <w:r>
         <w:rPr>
@@ -7211,7 +7211,7 @@
           <w:sz w:val="24"/>
           <w:szCs w:val="24"/>
         </w:rPr>
-        <w:t xml:space="preserve">‎٢٠٢١ - ٢٠٢٢‎</w:t>
+        <w:t xml:space="preserve">‎٢٠٢٤ - ٢٠٢٥‎</w:t>
       </w:r>
       <w:r>
         <w:rPr>
@@ -7245,7 +7245,7 @@
           <w:sz w:val="24"/>
           <w:szCs w:val="24"/>
         </w:rPr>
-        <w:t xml:space="preserve">الثالثة</w:t>
+        <w:t xml:space="preserve">الرابعة</w:t>
       </w:r>
       <w:r>
         <w:rPr>
@@ -7270,7 +7270,7 @@
           <w:sz w:val="24"/>
           <w:szCs w:val="24"/>
         </w:rPr>
-        <w:t xml:space="preserve">هياكل البيانات 2 </w:t>
+        <w:t xml:space="preserve">الذكاء الحاسوبي، تطبيقات النقال، المحاكاة بالحاسوب </w:t>
       </w:r>
       <w:r>
         <w:rPr>
@@ -7330,7 +7330,7 @@
           <w:sz w:val="24"/>
           <w:szCs w:val="24"/>
         </w:rPr>
-        <w:t xml:space="preserve">‎٢٠٢٣ - ٢٠٢٤‎</w:t>
+        <w:t xml:space="preserve">‎٢٠٢٠ - ٢٠٢١‎</w:t>
       </w:r>
       <w:r>
         <w:rPr>
@@ -7364,7 +7364,7 @@
           <w:sz w:val="24"/>
           <w:szCs w:val="24"/>
         </w:rPr>
-        <w:t xml:space="preserve">الثالثة</w:t>
+        <w:t xml:space="preserve">الأولى</w:t>
       </w:r>
       <w:r>
         <w:rPr>
@@ -7389,126 +7389,7 @@
           <w:sz w:val="24"/>
           <w:szCs w:val="24"/>
         </w:rPr>
-        <w:t xml:space="preserve">الذكاء الاصطناعي، هندسة البرامجيات، برمجة المواقع 2، معمارية الحاسوب </w:t>
-      </w:r>
-      <w:r>
-        <w:rPr>
-          <w:rFonts w:asciiTheme="majorBidi" w:hAnsiTheme="majorBidi" w:cstheme="majorBidi" w:hint="cs"/>
-          <w:sz w:val="24"/>
-          <w:szCs w:val="24"/>
-          <w:rtl/>
-        </w:rPr>
-        <w:t xml:space="preserve"> ).</w:t>
-      </w:r>
-    </w:p>
-    <w:p>
-      <w:pPr>
-        <w:pStyle w:val="ListParagraph"/>
-        <w:numPr>
-          <w:ilvl w:val="1"/>
-          <w:numId w:val="29"/>
-        </w:numPr>
-        <w:spacing w:line="240" w:lineRule="auto"/>
-        <w:rPr>
-          <w:rFonts w:asciiTheme="majorBidi" w:hAnsiTheme="majorBidi" w:cstheme="majorBidi"/>
-          <w:sz w:val="24"/>
-          <w:szCs w:val="24"/>
-          <w:lang w:bidi="ar-IQ"/>
-        </w:rPr>
-      </w:pPr>
-      <w:r>
-        <w:rPr>
-          <w:rFonts w:asciiTheme="majorBidi" w:hAnsiTheme="majorBidi" w:cstheme="majorBidi" w:hint="cs"/>
-          <w:sz w:val="24"/>
-          <w:szCs w:val="24"/>
-          <w:rtl/>
-        </w:rPr>
-        <w:t>العام الدراسي</w:t>
-      </w:r>
-      <w:r>
-        <w:rPr>
-          <w:rFonts w:asciiTheme="majorBidi" w:hAnsiTheme="majorBidi" w:cstheme="majorBidi"/>
-          <w:sz w:val="24"/>
-          <w:szCs w:val="24"/>
-          <w:rtl/>
-        </w:rPr>
-        <w:t>:</w:t>
-      </w:r>
-      <w:r>
-        <w:rPr>
-          <w:rFonts w:asciiTheme="majorBidi" w:hAnsiTheme="majorBidi" w:cstheme="majorBidi" w:hint="cs"/>
-          <w:sz w:val="24"/>
-          <w:szCs w:val="24"/>
-          <w:rtl/>
-        </w:rPr>
-        <w:t xml:space="preserve"> </w:t>
-      </w:r>
-      <w:r>
-        <w:rPr>
-          <w:rFonts w:asciiTheme="majorBidi" w:hAnsiTheme="majorBidi" w:cstheme="majorBidi"/>
-          <w:sz w:val="24"/>
-          <w:szCs w:val="24"/>
-        </w:rPr>
-        <w:t xml:space="preserve">‎٢٠٢٤ - ٢٠٢٥‎</w:t>
-      </w:r>
-      <w:r>
-        <w:rPr>
-          <w:rFonts w:asciiTheme="majorBidi" w:hAnsiTheme="majorBidi" w:cstheme="majorBidi"/>
-          <w:sz w:val="24"/>
-          <w:szCs w:val="24"/>
-          <w:rtl/>
-        </w:rPr>
-        <w:t xml:space="preserve"> </w:t>
-      </w:r>
-      <w:r>
-        <w:rPr>
-          <w:rFonts w:asciiTheme="majorBidi" w:hAnsiTheme="majorBidi" w:cstheme="majorBidi"/>
-          <w:sz w:val="24"/>
-          <w:szCs w:val="24"/>
-        </w:rPr>
-        <w:t xml:space="preserve"> </w:t>
-      </w:r>
-      <w:r>
-        <w:rPr>
-          <w:rFonts w:asciiTheme="majorBidi" w:hAnsiTheme="majorBidi" w:cstheme="majorBidi" w:hint="cs"/>
-          <w:sz w:val="24"/>
-          <w:szCs w:val="24"/>
-          <w:rtl/>
-        </w:rPr>
-        <w:t xml:space="preserve">/  المرحلة </w:t>
-      </w:r>
-      <w:r>
-        <w:rPr>
-          <w:rFonts w:asciiTheme="majorBidi" w:hAnsiTheme="majorBidi" w:cstheme="majorBidi"/>
-          <w:sz w:val="24"/>
-          <w:szCs w:val="24"/>
-        </w:rPr>
-        <w:t xml:space="preserve">الرابعة</w:t>
-      </w:r>
-      <w:r>
-        <w:rPr>
-          <w:rFonts w:asciiTheme="majorBidi" w:hAnsiTheme="majorBidi" w:cstheme="majorBidi"/>
-          <w:sz w:val="24"/>
-          <w:szCs w:val="24"/>
-        </w:rPr>
-        <w:t xml:space="preserve"> </w:t>
-      </w:r>
-      <w:r>
-        <w:rPr>
-          <w:rFonts w:asciiTheme="majorBidi" w:hAnsiTheme="majorBidi" w:cstheme="majorBidi" w:hint="cs"/>
-          <w:sz w:val="24"/>
-          <w:szCs w:val="24"/>
-          <w:rtl/>
-        </w:rPr>
-        <w:t xml:space="preserve">  ( </w:t>
-      </w:r>
-      <w:r>
-        <w:rPr>
-          <w:rFonts w:asciiTheme="majorBidi" w:hAnsiTheme="majorBidi" w:cstheme="majorBidi"/>
-          <w:sz w:val="24"/>
-          <w:szCs w:val="24"/>
-        </w:rPr>
-        <w:t xml:space="preserve">الذكاء الحاسوبي، تطبيقات النقال، المحاكاة بالحاسوب </w:t>
+        <w:t xml:space="preserve">تطبيقات الحاسوب </w:t>
       </w:r>
       <w:r>
         <w:rPr>
